--- a/baocao.docx
+++ b/baocao.docx
@@ -350,7 +350,315 @@
           <w:b/>
           <w:bCs/>
         </w:rPr>
-        <w:t>BMR</w:t>
+        <w:t xml:space="preserve">BMR = (10 × W) + (6.25 × H) − (5 × A) + 5 </w:t>
+      </w:r>
+    </w:p>
+    <w:p>
+      <w:r>
+        <w:t>For female users, the equation is:</w:t>
+      </w:r>
+    </w:p>
+    <w:p>
+      <w:pPr>
+        <w:ind w:left="1440" w:firstLine="720"/>
+        <w:rPr>
+          <w:b/>
+          <w:bCs/>
+        </w:rPr>
+      </w:pPr>
+      <w:r>
+        <w:rPr>
+          <w:b/>
+          <w:bCs/>
+        </w:rPr>
+        <w:t xml:space="preserve">BMR= (10 × W) + (6.25 × H) − (5 × A) − 161 </w:t>
+      </w:r>
+    </w:p>
+    <w:p>
+      <w:r>
+        <w:t>where:</w:t>
+      </w:r>
+    </w:p>
+    <w:p>
+      <w:pPr>
+        <w:numPr>
+          <w:ilvl w:val="0"/>
+          <w:numId w:val="4"/>
+        </w:numPr>
+      </w:pPr>
+      <w:r>
+        <w:t xml:space="preserve">W is body weight in kilograms; </w:t>
+      </w:r>
+    </w:p>
+    <w:p>
+      <w:pPr>
+        <w:numPr>
+          <w:ilvl w:val="0"/>
+          <w:numId w:val="4"/>
+        </w:numPr>
+      </w:pPr>
+      <w:r>
+        <w:t xml:space="preserve">H is height in centimetres; </w:t>
+      </w:r>
+    </w:p>
+    <w:p>
+      <w:pPr>
+        <w:numPr>
+          <w:ilvl w:val="0"/>
+          <w:numId w:val="4"/>
+        </w:numPr>
+      </w:pPr>
+      <w:r>
+        <w:t xml:space="preserve">A is age in years. </w:t>
+      </w:r>
+    </w:p>
+    <w:p>
+      <w:r>
+        <w:t>The equation was selected because it requires information that can be entered easily through a mobile application and does not require specialized medical equipment. Nevertheless, it produces an estimate rather than an exact measurement of an individual’s metabolic rate.</w:t>
+      </w:r>
+    </w:p>
+    <w:p>
+      <w:pPr>
+        <w:pStyle w:val="Heading3"/>
+      </w:pPr>
+      <w:r>
+        <w:t>2.2.2. Total daily energy expenditure</w:t>
+      </w:r>
+    </w:p>
+    <w:p>
+      <w:r>
+        <w:t>Total Daily Energy Expenditure, abbreviated as TDEE, represents the estimated total amount of energy used by a person during one day. In OptiFit, TDEE is calculated by multiplying the estimated BMR by an activity-level coefficient:</w:t>
+      </w:r>
+    </w:p>
+    <w:p>
+      <w:pPr>
+        <w:ind w:left="1440" w:firstLine="720"/>
+        <w:rPr>
+          <w:b/>
+          <w:bCs/>
+        </w:rPr>
+      </w:pPr>
+      <w:r>
+        <w:rPr>
+          <w:b/>
+          <w:bCs/>
+        </w:rPr>
+        <w:t xml:space="preserve">TDEE = BMR × ActivityFactor </w:t>
+      </w:r>
+    </w:p>
+    <w:p>
+      <w:r>
+        <w:t>The application allows users to select an activity level represented by a numerical coefficient. A higher coefficient produces a higher estimated daily energy requirement.</w:t>
+      </w:r>
+    </w:p>
+    <w:p>
+      <w:r>
+        <w:t>The current implementation calculates the target calorie value as:</w:t>
+      </w:r>
+    </w:p>
+    <w:p>
+      <w:pPr>
+        <w:ind w:left="1440" w:firstLine="720"/>
+        <w:rPr>
+          <w:b/>
+          <w:bCs/>
+        </w:rPr>
+      </w:pPr>
+      <w:r>
+        <w:rPr>
+          <w:b/>
+          <w:bCs/>
+        </w:rPr>
+        <w:t xml:space="preserve">TargetCalories = TDEE – 500 </w:t>
+      </w:r>
+    </w:p>
+    <w:p>
+      <w:r>
+        <w:t>The fixed reduction of 500 kcal is an application design parameter used to generate a calorie-deficit meal plan. It should not be interpreted as a universal medical or nutritional prescription. Individual energy requirements may vary, and future versions of the system could allow users to select different goals and deficit levels.</w:t>
+      </w:r>
+    </w:p>
+    <w:p>
+      <w:pPr>
+        <w:pStyle w:val="Heading3"/>
+      </w:pPr>
+      <w:r>
+        <w:lastRenderedPageBreak/>
+        <w:t>2.2.3. Protein target and macronutrient evaluation</w:t>
+      </w:r>
+    </w:p>
+    <w:p>
+      <w:r>
+        <w:t>Protein is included as an important optimization target because resistance-training users may require adequate dietary protein to support recovery and maintain lean tissue. In the implemented system, the daily protein target is calculated as:</w:t>
+      </w:r>
+    </w:p>
+    <w:p>
+      <w:pPr>
+        <w:ind w:left="1440" w:firstLine="720"/>
+        <w:rPr>
+          <w:b/>
+          <w:bCs/>
+        </w:rPr>
+      </w:pPr>
+      <w:r>
+        <w:rPr>
+          <w:b/>
+          <w:bCs/>
+        </w:rPr>
+        <w:t>ProteinTarget = BodyWeight × 1.8</w:t>
+      </w:r>
+    </w:p>
+    <w:p>
+      <w:r>
+        <w:t>where body weight is measured in kilograms and the resulting target is measured in grams.</w:t>
+      </w:r>
+    </w:p>
+    <w:p>
+      <w:r>
+        <w:t>The value of 1.8 grams per kilogram is treated as a configurable design parameter rather than an absolute requirement for every user. Its purpose in OptiFit is to ensure that the meal recommendation algorithm does not optimize calories while ignoring protein adequacy.</w:t>
+      </w:r>
+    </w:p>
+    <w:p>
+      <w:r>
+        <w:t>The system also calculates total carbohydrates and fats in the generated meal plan. One gram of protein or carbohydrate represents approximately four kilocalories, while one gram of fat represents approximately nine kilocalories. However, OptiFit does not require a fixed carbohydrate-to-fat ratio. Instead, these macronutrients are evaluated as part of the meal-scoring process so that the generated result remains reasonably balanced.</w:t>
+      </w:r>
+    </w:p>
+    <w:p>
+      <w:pPr>
+        <w:pStyle w:val="Heading2"/>
+      </w:pPr>
+      <w:r>
+        <w:t>2.3. BRANCH AND BOUND OPTIMIZATION</w:t>
+      </w:r>
+    </w:p>
+    <w:p>
+      <w:pPr>
+        <w:pStyle w:val="Heading3"/>
+      </w:pPr>
+      <w:r>
+        <w:t>2.3.1. General principle</w:t>
+      </w:r>
+    </w:p>
+    <w:p>
+      <w:r>
+        <w:t xml:space="preserve">Branch and Bound is a systematic optimization method originally developed for discrete programming problems. The method divides a large solution space into smaller branches, estimates the best result that could be produced by each branch, and eliminates branches that cannot improve the best solution currently found. The original method by Land and Doig is considered one of the foundations of modern Branch and Bound optimization. </w:t>
+      </w:r>
+    </w:p>
+    <w:p>
+      <w:r>
+        <w:t>A Branch and Bound process normally contains four important concepts:</w:t>
+      </w:r>
+    </w:p>
+    <w:p>
+      <w:pPr>
+        <w:numPr>
+          <w:ilvl w:val="0"/>
+          <w:numId w:val="5"/>
+        </w:numPr>
+      </w:pPr>
+      <w:r>
+        <w:rPr>
+          <w:b/>
+          <w:bCs/>
+        </w:rPr>
+        <w:t>Branching:</w:t>
+      </w:r>
+      <w:r>
+        <w:t xml:space="preserve"> dividing the original problem into smaller subproblems; </w:t>
+      </w:r>
+    </w:p>
+    <w:p>
+      <w:pPr>
+        <w:numPr>
+          <w:ilvl w:val="0"/>
+          <w:numId w:val="5"/>
+        </w:numPr>
+      </w:pPr>
+      <w:r>
+        <w:rPr>
+          <w:b/>
+          <w:bCs/>
+        </w:rPr>
+        <w:t>Bounding:</w:t>
+      </w:r>
+      <w:r>
+        <w:t xml:space="preserve"> estimating the best possible result that can still be obtained from a branch; </w:t>
+      </w:r>
+    </w:p>
+    <w:p>
+      <w:pPr>
+        <w:numPr>
+          <w:ilvl w:val="0"/>
+          <w:numId w:val="5"/>
+        </w:numPr>
+      </w:pPr>
+      <w:r>
+        <w:rPr>
+          <w:b/>
+          <w:bCs/>
+        </w:rPr>
+        <w:t>Incumbent solution:</w:t>
+      </w:r>
+      <w:r>
+        <w:t xml:space="preserve"> the best complete solution found at the current time; </w:t>
+      </w:r>
+    </w:p>
+    <w:p>
+      <w:pPr>
+        <w:numPr>
+          <w:ilvl w:val="0"/>
+          <w:numId w:val="5"/>
+        </w:numPr>
+      </w:pPr>
+      <w:r>
+        <w:rPr>
+          <w:b/>
+          <w:bCs/>
+        </w:rPr>
+        <w:t>Pruning:</w:t>
+      </w:r>
+      <w:r>
+        <w:t xml:space="preserve"> stopping the exploration of a branch when it cannot outperform the incumbent solution. </w:t>
+      </w:r>
+    </w:p>
+    <w:p>
+      <w:r>
+        <w:lastRenderedPageBreak/>
+        <w:t>Compared with exhaustive search, Branch and Bound can reduce the number of combinations that must be fully evaluated. Its effectiveness depends on the quality of the bound and the order in which candidate solutions are explored.</w:t>
+      </w:r>
+    </w:p>
+    <w:p>
+      <w:pPr>
+        <w:pStyle w:val="Heading3"/>
+      </w:pPr>
+      <w:r>
+        <w:t>2.3.2. Application to meal recommendation</w:t>
+      </w:r>
+    </w:p>
+    <w:p>
+      <w:r>
+        <w:t>Meal recommendation is a combinatorial problem because a meal can contain different foods, food groups, and portion sizes. As the number of available foods increases, the number of possible combinations grows rapidly. Testing every possible combination would therefore be inefficient.</w:t>
+      </w:r>
+    </w:p>
+    <w:p/>
+    <w:p>
+      <w:r>
+        <w:t>OptiFit applies Branch and Bound separately to breakfast, lunch, and dinner. Each meal has required food groups and an optional fat group. Breakfast is generated from starch, dairy or egg, and fruit groups. Lunch and dinner are generated from starch, meat, and vegetable groups. The daily calorie and protein targets are divided according to the following meal ratios:</w:t>
+      </w:r>
+    </w:p>
+    <w:p>
+      <w:pPr>
+        <w:ind w:left="2880"/>
+        <w:rPr>
+          <w:b/>
+          <w:bCs/>
+        </w:rPr>
+      </w:pPr>
+      <w:r>
+        <w:rPr>
+          <w:b/>
+          <w:bCs/>
+        </w:rPr>
+        <w:t>Breakfast</w:t>
       </w:r>
       <w:r>
         <w:rPr>
@@ -378,7 +686,23 @@
           <w:b/>
           <w:bCs/>
         </w:rPr>
-        <w:t>(10</w:t>
+        <w:t>30%</w:t>
+      </w:r>
+    </w:p>
+    <w:p>
+      <w:pPr>
+        <w:ind w:left="2880"/>
+        <w:rPr>
+          <w:b/>
+          <w:bCs/>
+        </w:rPr>
+      </w:pPr>
+      <w:r>
+        <w:rPr>
+          <w:b/>
+          <w:bCs/>
+        </w:rPr>
+        <w:t>Lunch</w:t>
       </w:r>
       <w:r>
         <w:rPr>
@@ -392,7 +716,7 @@
           <w:b/>
           <w:bCs/>
         </w:rPr>
-        <w:t>×</w:t>
+        <w:t>=</w:t>
       </w:r>
       <w:r>
         <w:rPr>
@@ -406,7 +730,23 @@
           <w:b/>
           <w:bCs/>
         </w:rPr>
-        <w:t>W)</w:t>
+        <w:t>35%</w:t>
+      </w:r>
+    </w:p>
+    <w:p>
+      <w:pPr>
+        <w:ind w:left="2880"/>
+        <w:rPr>
+          <w:b/>
+          <w:bCs/>
+        </w:rPr>
+      </w:pPr>
+      <w:r>
+        <w:rPr>
+          <w:b/>
+          <w:bCs/>
+        </w:rPr>
+        <w:t>Dinner</w:t>
       </w:r>
       <w:r>
         <w:rPr>
@@ -420,7 +760,7 @@
           <w:b/>
           <w:bCs/>
         </w:rPr>
-        <w:t>+</w:t>
+        <w:t>=</w:t>
       </w:r>
       <w:r>
         <w:rPr>
@@ -434,889 +774,10 @@
           <w:b/>
           <w:bCs/>
         </w:rPr>
-        <w:t>(6.25</w:t>
-      </w:r>
-      <w:r>
-        <w:rPr>
-          <w:b/>
-          <w:bCs/>
-        </w:rPr>
-        <w:t xml:space="preserve"> </w:t>
-      </w:r>
-      <w:r>
-        <w:rPr>
-          <w:b/>
-          <w:bCs/>
-        </w:rPr>
-        <w:t>×</w:t>
-      </w:r>
-      <w:r>
-        <w:rPr>
-          <w:b/>
-          <w:bCs/>
-        </w:rPr>
-        <w:t xml:space="preserve"> </w:t>
-      </w:r>
-      <w:r>
-        <w:rPr>
-          <w:b/>
-          <w:bCs/>
-        </w:rPr>
-        <w:t>H)</w:t>
-      </w:r>
-      <w:r>
-        <w:rPr>
-          <w:b/>
-          <w:bCs/>
-        </w:rPr>
-        <w:t xml:space="preserve"> </w:t>
-      </w:r>
-      <w:r>
-        <w:rPr>
-          <w:b/>
-          <w:bCs/>
-        </w:rPr>
-        <w:t>−</w:t>
-      </w:r>
-      <w:r>
-        <w:rPr>
-          <w:b/>
-          <w:bCs/>
-        </w:rPr>
-        <w:t xml:space="preserve"> </w:t>
-      </w:r>
-      <w:r>
-        <w:rPr>
-          <w:b/>
-          <w:bCs/>
-        </w:rPr>
-        <w:t>(5</w:t>
-      </w:r>
-      <w:r>
-        <w:rPr>
-          <w:b/>
-          <w:bCs/>
-        </w:rPr>
-        <w:t xml:space="preserve"> </w:t>
-      </w:r>
-      <w:r>
-        <w:rPr>
-          <w:b/>
-          <w:bCs/>
-        </w:rPr>
-        <w:t>×</w:t>
-      </w:r>
-      <w:r>
-        <w:rPr>
-          <w:b/>
-          <w:bCs/>
-        </w:rPr>
-        <w:t xml:space="preserve"> </w:t>
-      </w:r>
-      <w:r>
-        <w:rPr>
-          <w:b/>
-          <w:bCs/>
-        </w:rPr>
-        <w:t>A)</w:t>
-      </w:r>
-      <w:r>
-        <w:rPr>
-          <w:b/>
-          <w:bCs/>
-        </w:rPr>
-        <w:t xml:space="preserve"> </w:t>
-      </w:r>
-      <w:r>
-        <w:rPr>
-          <w:b/>
-          <w:bCs/>
-        </w:rPr>
-        <w:t>+</w:t>
-      </w:r>
-      <w:r>
-        <w:rPr>
-          <w:b/>
-          <w:bCs/>
-        </w:rPr>
-        <w:t xml:space="preserve"> </w:t>
-      </w:r>
-      <w:r>
-        <w:rPr>
-          <w:b/>
-          <w:bCs/>
-        </w:rPr>
-        <w:t xml:space="preserve">5 </w:t>
-      </w:r>
-    </w:p>
-    <w:p>
-      <w:r>
-        <w:t>For female users, the equation is:</w:t>
-      </w:r>
-    </w:p>
-    <w:p>
-      <w:pPr>
-        <w:ind w:left="1440" w:firstLine="720"/>
-        <w:rPr>
-          <w:b/>
-          <w:bCs/>
-        </w:rPr>
-      </w:pPr>
-      <w:r>
-        <w:rPr>
-          <w:b/>
-          <w:bCs/>
-        </w:rPr>
-        <w:t>BMR=</w:t>
-      </w:r>
-      <w:r>
-        <w:rPr>
-          <w:b/>
-          <w:bCs/>
-        </w:rPr>
-        <w:t xml:space="preserve"> </w:t>
-      </w:r>
-      <w:r>
-        <w:rPr>
-          <w:b/>
-          <w:bCs/>
-        </w:rPr>
-        <w:t>(10</w:t>
-      </w:r>
-      <w:r>
-        <w:rPr>
-          <w:b/>
-          <w:bCs/>
-        </w:rPr>
-        <w:t xml:space="preserve"> </w:t>
-      </w:r>
-      <w:r>
-        <w:rPr>
-          <w:b/>
-          <w:bCs/>
-        </w:rPr>
-        <w:t>×</w:t>
-      </w:r>
-      <w:r>
-        <w:rPr>
-          <w:b/>
-          <w:bCs/>
-        </w:rPr>
-        <w:t xml:space="preserve"> </w:t>
-      </w:r>
-      <w:r>
-        <w:rPr>
-          <w:b/>
-          <w:bCs/>
-        </w:rPr>
-        <w:t>W)</w:t>
-      </w:r>
-      <w:r>
-        <w:rPr>
-          <w:b/>
-          <w:bCs/>
-        </w:rPr>
-        <w:t xml:space="preserve"> </w:t>
-      </w:r>
-      <w:r>
-        <w:rPr>
-          <w:b/>
-          <w:bCs/>
-        </w:rPr>
-        <w:t>+</w:t>
-      </w:r>
-      <w:r>
-        <w:rPr>
-          <w:b/>
-          <w:bCs/>
-        </w:rPr>
-        <w:t xml:space="preserve"> </w:t>
-      </w:r>
-      <w:r>
-        <w:rPr>
-          <w:b/>
-          <w:bCs/>
-        </w:rPr>
-        <w:t>(6.25</w:t>
-      </w:r>
-      <w:r>
-        <w:rPr>
-          <w:b/>
-          <w:bCs/>
-        </w:rPr>
-        <w:t xml:space="preserve"> </w:t>
-      </w:r>
-      <w:r>
-        <w:rPr>
-          <w:b/>
-          <w:bCs/>
-        </w:rPr>
-        <w:t>×</w:t>
-      </w:r>
-      <w:r>
-        <w:rPr>
-          <w:b/>
-          <w:bCs/>
-        </w:rPr>
-        <w:t xml:space="preserve"> </w:t>
-      </w:r>
-      <w:r>
-        <w:rPr>
-          <w:b/>
-          <w:bCs/>
-        </w:rPr>
-        <w:t>H)</w:t>
-      </w:r>
-      <w:r>
-        <w:rPr>
-          <w:b/>
-          <w:bCs/>
-        </w:rPr>
-        <w:t xml:space="preserve"> </w:t>
-      </w:r>
-      <w:r>
-        <w:rPr>
-          <w:b/>
-          <w:bCs/>
-        </w:rPr>
-        <w:t>−</w:t>
-      </w:r>
-      <w:r>
-        <w:rPr>
-          <w:b/>
-          <w:bCs/>
-        </w:rPr>
-        <w:t xml:space="preserve"> </w:t>
-      </w:r>
-      <w:r>
-        <w:rPr>
-          <w:b/>
-          <w:bCs/>
-        </w:rPr>
-        <w:t>(5</w:t>
-      </w:r>
-      <w:r>
-        <w:rPr>
-          <w:b/>
-          <w:bCs/>
-        </w:rPr>
-        <w:t xml:space="preserve"> </w:t>
-      </w:r>
-      <w:r>
-        <w:rPr>
-          <w:b/>
-          <w:bCs/>
-        </w:rPr>
-        <w:t>×</w:t>
-      </w:r>
-      <w:r>
-        <w:rPr>
-          <w:b/>
-          <w:bCs/>
-        </w:rPr>
-        <w:t xml:space="preserve"> </w:t>
-      </w:r>
-      <w:r>
-        <w:rPr>
-          <w:b/>
-          <w:bCs/>
-        </w:rPr>
-        <w:t>A)</w:t>
-      </w:r>
-      <w:r>
-        <w:rPr>
-          <w:b/>
-          <w:bCs/>
-        </w:rPr>
-        <w:t xml:space="preserve"> </w:t>
-      </w:r>
-      <w:r>
-        <w:rPr>
-          <w:b/>
-          <w:bCs/>
-        </w:rPr>
-        <w:t>−</w:t>
-      </w:r>
-      <w:r>
-        <w:rPr>
-          <w:b/>
-          <w:bCs/>
-        </w:rPr>
-        <w:t xml:space="preserve"> </w:t>
-      </w:r>
-      <w:r>
-        <w:rPr>
-          <w:b/>
-          <w:bCs/>
-        </w:rPr>
-        <w:t xml:space="preserve">161 </w:t>
-      </w:r>
-    </w:p>
-    <w:p>
-      <w:r>
-        <w:t>where:</w:t>
-      </w:r>
-    </w:p>
-    <w:p>
-      <w:pPr>
-        <w:numPr>
-          <w:ilvl w:val="0"/>
-          <w:numId w:val="4"/>
-        </w:numPr>
-      </w:pPr>
-      <w:r>
-        <w:t xml:space="preserve">W is body weight in kilograms; </w:t>
-      </w:r>
-    </w:p>
-    <w:p>
-      <w:pPr>
-        <w:numPr>
-          <w:ilvl w:val="0"/>
-          <w:numId w:val="4"/>
-        </w:numPr>
-      </w:pPr>
-      <w:r>
-        <w:t xml:space="preserve">H is height in centimetres; </w:t>
-      </w:r>
-    </w:p>
-    <w:p>
-      <w:pPr>
-        <w:numPr>
-          <w:ilvl w:val="0"/>
-          <w:numId w:val="4"/>
-        </w:numPr>
-      </w:pPr>
-      <w:r>
-        <w:t xml:space="preserve">A is age in years. </w:t>
-      </w:r>
-    </w:p>
-    <w:p>
-      <w:r>
-        <w:t>The equation was selected because it requires information that can be entered easily through a mobile application and does not require specialized medical equipment. Nevertheless, it produces an estimate rather than an exact measurement of an individual’s metabolic rate.</w:t>
-      </w:r>
-    </w:p>
-    <w:p>
-      <w:pPr>
-        <w:pStyle w:val="Heading3"/>
-      </w:pPr>
-      <w:r>
-        <w:t>2.2.2. Total daily energy expenditure</w:t>
-      </w:r>
-    </w:p>
-    <w:p>
-      <w:r>
-        <w:t>Total Daily Energy Expenditure, abbreviated as TDEE, represents the estimated total amount of energy used by a person during one day. In OptiFit, TDEE is calculated by multiplying the estimated BMR by an activity-level coefficient:</w:t>
-      </w:r>
-    </w:p>
-    <w:p>
-      <w:pPr>
-        <w:ind w:left="1440" w:firstLine="720"/>
-        <w:rPr>
-          <w:b/>
-          <w:bCs/>
-        </w:rPr>
-      </w:pPr>
-      <w:r>
-        <w:rPr>
-          <w:b/>
-          <w:bCs/>
-        </w:rPr>
-        <w:t>TDEE</w:t>
-      </w:r>
-      <w:r>
-        <w:rPr>
-          <w:b/>
-          <w:bCs/>
-        </w:rPr>
-        <w:t xml:space="preserve"> </w:t>
-      </w:r>
-      <w:r>
-        <w:rPr>
-          <w:b/>
-          <w:bCs/>
-        </w:rPr>
-        <w:t>=</w:t>
-      </w:r>
-      <w:r>
-        <w:rPr>
-          <w:b/>
-          <w:bCs/>
-        </w:rPr>
-        <w:t xml:space="preserve"> </w:t>
-      </w:r>
-      <w:r>
-        <w:rPr>
-          <w:b/>
-          <w:bCs/>
-        </w:rPr>
-        <w:t>BMR</w:t>
-      </w:r>
-      <w:r>
-        <w:rPr>
-          <w:b/>
-          <w:bCs/>
-        </w:rPr>
-        <w:t xml:space="preserve"> </w:t>
-      </w:r>
-      <w:r>
-        <w:rPr>
-          <w:b/>
-          <w:bCs/>
-        </w:rPr>
-        <w:t>×</w:t>
-      </w:r>
-      <w:r>
-        <w:rPr>
-          <w:b/>
-          <w:bCs/>
-        </w:rPr>
-        <w:t xml:space="preserve"> </w:t>
-      </w:r>
-      <w:r>
-        <w:rPr>
-          <w:b/>
-          <w:bCs/>
-        </w:rPr>
-        <w:t xml:space="preserve">ActivityFactor </w:t>
-      </w:r>
-    </w:p>
-    <w:p>
-      <w:r>
-        <w:t>The application allows users to select an activity level represented by a numerical coefficient. A higher coefficient produces a higher estimated daily energy requirement.</w:t>
-      </w:r>
-    </w:p>
-    <w:p>
-      <w:r>
-        <w:t>The current implementation calculates the target calorie value as:</w:t>
-      </w:r>
-    </w:p>
-    <w:p>
-      <w:pPr>
-        <w:ind w:left="1440" w:firstLine="720"/>
-        <w:rPr>
-          <w:b/>
-          <w:bCs/>
-        </w:rPr>
-      </w:pPr>
-      <w:r>
-        <w:rPr>
-          <w:b/>
-          <w:bCs/>
-        </w:rPr>
-        <w:t>TargetCalories</w:t>
-      </w:r>
-      <w:r>
-        <w:rPr>
-          <w:b/>
-          <w:bCs/>
-        </w:rPr>
-        <w:t xml:space="preserve"> </w:t>
-      </w:r>
-      <w:r>
-        <w:rPr>
-          <w:b/>
-          <w:bCs/>
-        </w:rPr>
-        <w:t>=</w:t>
-      </w:r>
-      <w:r>
-        <w:rPr>
-          <w:b/>
-          <w:bCs/>
-        </w:rPr>
-        <w:t xml:space="preserve"> </w:t>
-      </w:r>
-      <w:r>
-        <w:rPr>
-          <w:b/>
-          <w:bCs/>
-        </w:rPr>
-        <w:t>TDEE</w:t>
-      </w:r>
-      <w:r>
-        <w:rPr>
-          <w:b/>
-          <w:bCs/>
-        </w:rPr>
-        <w:t xml:space="preserve"> – </w:t>
-      </w:r>
-      <w:r>
-        <w:rPr>
-          <w:b/>
-          <w:bCs/>
-        </w:rPr>
-        <w:t>500</w:t>
-      </w:r>
-      <w:r>
-        <w:rPr>
-          <w:b/>
-          <w:bCs/>
-        </w:rPr>
-        <w:t xml:space="preserve"> </w:t>
-      </w:r>
-    </w:p>
-    <w:p>
-      <w:r>
-        <w:t>The fixed reduction of 500 kcal is an application design parameter used to generate a calorie-deficit meal plan. It should not be interpreted as a universal medical or nutritional prescription. Individual energy requirements may vary, and future versions of the system could allow users to select different goals and deficit levels.</w:t>
-      </w:r>
-    </w:p>
-    <w:p>
-      <w:pPr>
-        <w:pStyle w:val="Heading3"/>
-      </w:pPr>
-      <w:r>
-        <w:lastRenderedPageBreak/>
-        <w:t>2.2.3. Protein target and macronutrient evaluation</w:t>
-      </w:r>
-    </w:p>
-    <w:p>
-      <w:r>
-        <w:t>Protein is included as an important optimization target because resistance-training users may require adequate dietary protein to support recovery and maintain lean tissue. In the implemented system, the daily protein target is calculated as:</w:t>
-      </w:r>
-    </w:p>
-    <w:p>
-      <w:pPr>
-        <w:ind w:left="1440" w:firstLine="720"/>
-        <w:rPr>
-          <w:b/>
-          <w:bCs/>
-        </w:rPr>
-      </w:pPr>
-      <w:r>
-        <w:rPr>
-          <w:b/>
-          <w:bCs/>
-        </w:rPr>
-        <w:t>ProteinTarget</w:t>
-      </w:r>
-      <w:r>
-        <w:rPr>
-          <w:b/>
-          <w:bCs/>
-        </w:rPr>
-        <w:t xml:space="preserve"> </w:t>
-      </w:r>
-      <w:r>
-        <w:rPr>
-          <w:b/>
-          <w:bCs/>
-        </w:rPr>
-        <w:t>=</w:t>
-      </w:r>
-      <w:r>
-        <w:rPr>
-          <w:b/>
-          <w:bCs/>
-        </w:rPr>
-        <w:t xml:space="preserve"> </w:t>
-      </w:r>
-      <w:r>
-        <w:rPr>
-          <w:b/>
-          <w:bCs/>
-        </w:rPr>
-        <w:t>BodyWeight</w:t>
-      </w:r>
-      <w:r>
-        <w:rPr>
-          <w:b/>
-          <w:bCs/>
-        </w:rPr>
-        <w:t xml:space="preserve"> </w:t>
-      </w:r>
-      <w:r>
-        <w:rPr>
-          <w:b/>
-          <w:bCs/>
-        </w:rPr>
-        <w:t>×</w:t>
-      </w:r>
-      <w:r>
-        <w:rPr>
-          <w:b/>
-          <w:bCs/>
-        </w:rPr>
-        <w:t xml:space="preserve"> </w:t>
-      </w:r>
-      <w:r>
-        <w:rPr>
-          <w:b/>
-          <w:bCs/>
-        </w:rPr>
-        <w:t>1.8</w:t>
-      </w:r>
-    </w:p>
-    <w:p>
-      <w:r>
-        <w:t>where body weight is measured in kilograms and the resulting target is measured in grams.</w:t>
-      </w:r>
-    </w:p>
-    <w:p>
-      <w:r>
-        <w:t>The value of 1.8 grams per kilogram is treated as a configurable design parameter rather than an absolute requirement for every user. Its purpose in OptiFit is to ensure that the meal recommendation algorithm does not optimize calories while ignoring protein adequacy.</w:t>
-      </w:r>
-    </w:p>
-    <w:p>
-      <w:r>
-        <w:t>The system also calculates total carbohydrates and fats in the generated meal plan. One gram of protein or carbohydrate represents approximately four kilocalories, while one gram of fat represents approximately nine kilocalories. However, OptiFit does not require a fixed carbohydrate-to-fat ratio. Instead, these macronutrients are evaluated as part of the meal-scoring process so that the generated result remains reasonably balanced.</w:t>
-      </w:r>
-    </w:p>
-    <w:p>
-      <w:pPr>
-        <w:pStyle w:val="Heading2"/>
-      </w:pPr>
-      <w:r>
-        <w:t>2.3. BRANCH AND BOUND OPTIMIZATION</w:t>
-      </w:r>
-    </w:p>
-    <w:p>
-      <w:pPr>
-        <w:pStyle w:val="Heading3"/>
-      </w:pPr>
-      <w:r>
-        <w:t>2.3.1. General principle</w:t>
-      </w:r>
-    </w:p>
-    <w:p>
-      <w:r>
-        <w:t xml:space="preserve">Branch and Bound is a systematic optimization method originally developed for discrete programming problems. The method divides a large solution space into smaller branches, estimates the best result that could be produced by each branch, and eliminates branches that cannot improve the best solution currently found. The original method by Land and Doig is considered one of the foundations of modern Branch and Bound optimization. </w:t>
-      </w:r>
-    </w:p>
-    <w:p>
-      <w:r>
-        <w:t>A Branch and Bound process normally contains four important concepts:</w:t>
-      </w:r>
-    </w:p>
-    <w:p>
-      <w:pPr>
-        <w:numPr>
-          <w:ilvl w:val="0"/>
-          <w:numId w:val="5"/>
-        </w:numPr>
-      </w:pPr>
-      <w:r>
-        <w:rPr>
-          <w:b/>
-          <w:bCs/>
-        </w:rPr>
-        <w:t>Branching:</w:t>
-      </w:r>
-      <w:r>
-        <w:t xml:space="preserve"> dividing the original problem into smaller subproblems; </w:t>
-      </w:r>
-    </w:p>
-    <w:p>
-      <w:pPr>
-        <w:numPr>
-          <w:ilvl w:val="0"/>
-          <w:numId w:val="5"/>
-        </w:numPr>
-      </w:pPr>
-      <w:r>
-        <w:rPr>
-          <w:b/>
-          <w:bCs/>
-        </w:rPr>
-        <w:t>Bounding:</w:t>
-      </w:r>
-      <w:r>
-        <w:t xml:space="preserve"> estimating the best possible result that can still be obtained from a branch; </w:t>
-      </w:r>
-    </w:p>
-    <w:p>
-      <w:pPr>
-        <w:numPr>
-          <w:ilvl w:val="0"/>
-          <w:numId w:val="5"/>
-        </w:numPr>
-      </w:pPr>
-      <w:r>
-        <w:rPr>
-          <w:b/>
-          <w:bCs/>
-        </w:rPr>
-        <w:t>Incumbent solution:</w:t>
-      </w:r>
-      <w:r>
-        <w:t xml:space="preserve"> the best complete solution found at the current time; </w:t>
-      </w:r>
-    </w:p>
-    <w:p>
-      <w:pPr>
-        <w:numPr>
-          <w:ilvl w:val="0"/>
-          <w:numId w:val="5"/>
-        </w:numPr>
-      </w:pPr>
-      <w:r>
-        <w:rPr>
-          <w:b/>
-          <w:bCs/>
-        </w:rPr>
-        <w:t>Pruning:</w:t>
-      </w:r>
-      <w:r>
-        <w:t xml:space="preserve"> stopping the exploration of a branch when it cannot outperform the incumbent solution. </w:t>
-      </w:r>
-    </w:p>
-    <w:p>
-      <w:r>
-        <w:lastRenderedPageBreak/>
-        <w:t>Compared with exhaustive search, Branch and Bound can reduce the number of combinations that must be fully evaluated. Its effectiveness depends on the quality of the bound and the order in which candidate solutions are explored.</w:t>
-      </w:r>
-    </w:p>
-    <w:p>
-      <w:pPr>
-        <w:pStyle w:val="Heading3"/>
-      </w:pPr>
-      <w:r>
-        <w:t>2.3.2. Application to meal recommendation</w:t>
-      </w:r>
-    </w:p>
-    <w:p>
-      <w:r>
-        <w:t>Meal recommendation is a combinatorial problem because a meal can contain different foods, food groups, and portion sizes. As the number of available foods increases, the number of possible combinations grows rapidly. Testing every possible combination would therefore be inefficient.</w:t>
-      </w:r>
-    </w:p>
-    <w:p/>
-    <w:p>
-      <w:r>
-        <w:t>OptiFit applies Branch and Bound separately to breakfast, lunch, and dinner. Each meal has required food groups and an optional fat group. Breakfast is generated from starch, dairy or egg, and fruit groups. Lunch and dinner are generated from starch, meat, and vegetable groups. The daily calorie and protein targets are divided according to the following meal ratios:</w:t>
-      </w:r>
-    </w:p>
-    <w:p>
-      <w:pPr>
-        <w:ind w:left="2880"/>
-        <w:rPr>
-          <w:b/>
-          <w:bCs/>
-        </w:rPr>
-      </w:pPr>
-      <w:r>
-        <w:rPr>
-          <w:b/>
-          <w:bCs/>
-        </w:rPr>
-        <w:t>Breakfast</w:t>
-      </w:r>
-      <w:r>
-        <w:rPr>
-          <w:b/>
-          <w:bCs/>
-        </w:rPr>
-        <w:t xml:space="preserve"> </w:t>
-      </w:r>
-      <w:r>
-        <w:rPr>
-          <w:b/>
-          <w:bCs/>
-        </w:rPr>
-        <w:t>=</w:t>
-      </w:r>
-      <w:r>
-        <w:rPr>
-          <w:b/>
-          <w:bCs/>
-        </w:rPr>
-        <w:t xml:space="preserve"> </w:t>
-      </w:r>
-      <w:r>
-        <w:rPr>
-          <w:b/>
-          <w:bCs/>
-        </w:rPr>
-        <w:t>30%</w:t>
-      </w:r>
-    </w:p>
-    <w:p>
-      <w:pPr>
-        <w:ind w:left="2880"/>
-        <w:rPr>
-          <w:b/>
-          <w:bCs/>
-        </w:rPr>
-      </w:pPr>
-      <w:r>
-        <w:rPr>
-          <w:b/>
-          <w:bCs/>
-        </w:rPr>
-        <w:t>Lunch</w:t>
-      </w:r>
-      <w:r>
-        <w:rPr>
-          <w:b/>
-          <w:bCs/>
-        </w:rPr>
-        <w:t xml:space="preserve"> </w:t>
-      </w:r>
-      <w:r>
-        <w:rPr>
-          <w:b/>
-          <w:bCs/>
-        </w:rPr>
-        <w:t>=</w:t>
-      </w:r>
-      <w:r>
-        <w:rPr>
-          <w:b/>
-          <w:bCs/>
-        </w:rPr>
-        <w:t xml:space="preserve"> </w:t>
-      </w:r>
-      <w:r>
-        <w:rPr>
-          <w:b/>
-          <w:bCs/>
-        </w:rPr>
         <w:t>35%</w:t>
       </w:r>
     </w:p>
     <w:p>
-      <w:pPr>
-        <w:ind w:left="2880"/>
-        <w:rPr>
-          <w:b/>
-          <w:bCs/>
-        </w:rPr>
-      </w:pPr>
-      <w:r>
-        <w:rPr>
-          <w:b/>
-          <w:bCs/>
-        </w:rPr>
-        <w:t>Dinner</w:t>
-      </w:r>
-      <w:r>
-        <w:rPr>
-          <w:b/>
-          <w:bCs/>
-        </w:rPr>
-        <w:t xml:space="preserve"> </w:t>
-      </w:r>
-      <w:r>
-        <w:rPr>
-          <w:b/>
-          <w:bCs/>
-        </w:rPr>
-        <w:t>=</w:t>
-      </w:r>
-      <w:r>
-        <w:rPr>
-          <w:b/>
-          <w:bCs/>
-        </w:rPr>
-        <w:t xml:space="preserve"> </w:t>
-      </w:r>
-      <w:r>
-        <w:rPr>
-          <w:b/>
-          <w:bCs/>
-        </w:rPr>
-        <w:t>35%</w:t>
-      </w:r>
-    </w:p>
-    <w:p>
       <w:r>
         <w:t>For each food group, the system prepares several candidate foods and allowed portion sizes. The search then creates branches by selecting a food and portion for the current group. Each partial combination stores its accumulated calories, protein, carbohydrates, and fat.</w:t>
       </w:r>
@@ -1328,13 +789,7 @@
     </w:p>
     <w:p>
       <w:r>
-        <w:t>The objective score gives greater priority to protein shortage than to small calorie differences. The score also contains penalties for excessive protein, an unsuitable</w:t>
-      </w:r>
-      <w:r>
-        <w:t xml:space="preserve"> </w:t>
-      </w:r>
-      <w:r>
-        <w:t>macronutrient balance, and repeated food choices. A lower score represents a better meal candidate.</w:t>
+        <w:t>The objective score gives greater priority to protein shortage than to small calorie differences. The score also contains penalties for excessive protein, an unsuitable macronutrient balance, and repeated food choices. A lower score represents a better meal candidate.</w:t>
       </w:r>
     </w:p>
     <w:p>
@@ -2865,9 +2320,1320 @@
         <w:t>The application is implemented using Flutter and Dart for the mobile client, Python and FastAPI for the backend, pandas for data preprocessing, and SQLite for local storage. Kaggle provides the original dataset sources, while Android Studio, Visual Studio Code, and diagrams.net support development, testing, and documentation. These technologies were selected because they are compatible with the project’s client-server architecture, lightweight data requirements, and need for explainable recommendation logic.</w:t>
       </w:r>
     </w:p>
+    <w:p>
+      <w:pPr>
+        <w:pStyle w:val="Heading1"/>
+      </w:pPr>
+      <w:r>
+        <w:t>CHAPTER 3: APPLICATION RESULTS</w:t>
+      </w:r>
+    </w:p>
+    <w:p>
+      <w:r>
+        <w:t>This chapter presents the implemented results of the OptiFit Recommender System. It describes the software requirements, application architecture, data design, detailed system design, implemented recommendation algorithms, and testing results. The chapter is based on the completed application rather than the initial project proposal. Therefore, the descriptions in this chapter reflect the current Flutter mobile application, FastAPI backend, CSV datasets, and local SQLite database.</w:t>
+      </w:r>
+    </w:p>
+    <w:p>
+      <w:pPr>
+        <w:pStyle w:val="Heading2"/>
+      </w:pPr>
+      <w:r>
+        <w:t>3.1. SOFTWARE REQUIREMENT SPECIFICATION</w:t>
+      </w:r>
+    </w:p>
+    <w:p>
+      <w:r>
+        <w:t>The Software Requirement Specification defines the scope, functions, operating environment, constraints, and expected behaviour of the OptiFit Recommender System. It provides a common reference for understanding what the application is designed to perform and establishes the basis for software design and testing.</w:t>
+      </w:r>
+    </w:p>
+    <w:p>
+      <w:r>
+        <w:t>The requirements were derived from the implemented functions of the application. These functions include user-profile management, nutrition calculation, meal recommendation, workout recommendation, Progressive Overload recommendation, local history management, and application-theme customization.</w:t>
+      </w:r>
+    </w:p>
+    <w:p>
+      <w:pPr>
+        <w:pStyle w:val="Heading3"/>
+      </w:pPr>
+      <w:r>
+        <w:t>3.1.1. Overall description</w:t>
+      </w:r>
+    </w:p>
+    <w:p>
+      <w:pPr>
+        <w:pStyle w:val="Heading4"/>
+      </w:pPr>
+      <w:r>
+        <w:t>3.1.1.1. Product perspective</w:t>
+      </w:r>
+    </w:p>
+    <w:p>
+      <w:r>
+        <w:t>OptiFit is a personalized diet and workout recommendation application developed primarily for Android mobile devices. The current version is designed for one local user on one device. It does not include account registration, authentication, multi-user management, or cloud synchronization.</w:t>
+      </w:r>
+    </w:p>
+    <w:p>
+      <w:r>
+        <w:t xml:space="preserve">The system follows a client–server architecture. The Flutter mobile application acts as the client and provides the user interface for entering personal information, requesting recommendations, viewing results, managing stored history, and changing the application theme. The FastAPI backend receives recommendation requests, loads the required </w:t>
+      </w:r>
+      <w:r>
+        <w:lastRenderedPageBreak/>
+        <w:t>datasets, executes the algorithms, and returns results to the mobile application through RESTful API communication using JSON.</w:t>
+      </w:r>
+    </w:p>
+    <w:p>
+      <w:r>
+        <w:t>The backend contains the main processing components, including the calorie calculator, Branch and Bound meal recommender, workout recommendation module, and rule-based Progressive Overload module. It also reads the food and exercise records from two CSV datasets.</w:t>
+      </w:r>
+    </w:p>
+    <w:p>
+      <w:r>
+        <w:t xml:space="preserve">SQLite is used as the local database on the mobile device. It stores the current user profile, saved meal plans, saved workout plans, and Progressive Overload logs. SQLite is not located on the FastAPI server. The backend performs the calculations, while the Flutter application receives the results and manages local persistence. </w:t>
+      </w:r>
+    </w:p>
+    <w:p>
+      <w:r>
+        <w:t>The main system structure can be summarized as follows:</w:t>
+      </w:r>
+    </w:p>
+    <w:p>
+      <w:r>
+        <w:t>Flutter Mobile Application</w:t>
+      </w:r>
+    </w:p>
+    <w:p>
+      <w:r>
+        <w:rPr>
+          <w:rFonts w:hint="eastAsia"/>
+        </w:rPr>
+        <w:t xml:space="preserve">        </w:t>
+      </w:r>
+      <w:r>
+        <w:rPr>
+          <w:rFonts w:hint="eastAsia"/>
+        </w:rPr>
+        <w:t>│</w:t>
+      </w:r>
+    </w:p>
+    <w:p>
+      <w:r>
+        <w:rPr>
+          <w:rFonts w:hint="eastAsia"/>
+        </w:rPr>
+        <w:t xml:space="preserve">        </w:t>
+      </w:r>
+      <w:r>
+        <w:rPr>
+          <w:rFonts w:hint="eastAsia"/>
+        </w:rPr>
+        <w:t>│</w:t>
+      </w:r>
+      <w:r>
+        <w:rPr>
+          <w:rFonts w:hint="eastAsia"/>
+        </w:rPr>
+        <w:t xml:space="preserve"> REST API using JSON</w:t>
+      </w:r>
+    </w:p>
+    <w:p>
+      <w:r>
+        <w:rPr>
+          <w:rFonts w:hint="eastAsia"/>
+        </w:rPr>
+        <w:t xml:space="preserve">        </w:t>
+      </w:r>
+      <w:r>
+        <w:rPr>
+          <w:rFonts w:hint="eastAsia"/>
+        </w:rPr>
+        <w:t>▼</w:t>
+      </w:r>
+    </w:p>
+    <w:p>
+      <w:r>
+        <w:t>FastAPI Backend</w:t>
+      </w:r>
+    </w:p>
+    <w:p>
+      <w:r>
+        <w:rPr>
+          <w:rFonts w:hint="eastAsia"/>
+        </w:rPr>
+        <w:t xml:space="preserve">        </w:t>
+      </w:r>
+      <w:r>
+        <w:rPr>
+          <w:rFonts w:hint="eastAsia"/>
+        </w:rPr>
+        <w:t>├──</w:t>
+      </w:r>
+      <w:r>
+        <w:rPr>
+          <w:rFonts w:hint="eastAsia"/>
+        </w:rPr>
+        <w:t xml:space="preserve"> Calorie Calculation</w:t>
+      </w:r>
+    </w:p>
+    <w:p>
+      <w:r>
+        <w:rPr>
+          <w:rFonts w:hint="eastAsia"/>
+        </w:rPr>
+        <w:t xml:space="preserve">        </w:t>
+      </w:r>
+      <w:r>
+        <w:rPr>
+          <w:rFonts w:hint="eastAsia"/>
+        </w:rPr>
+        <w:t>├──</w:t>
+      </w:r>
+      <w:r>
+        <w:rPr>
+          <w:rFonts w:hint="eastAsia"/>
+        </w:rPr>
+        <w:t xml:space="preserve"> Branch and Bound Meal Recommendation</w:t>
+      </w:r>
+    </w:p>
+    <w:p>
+      <w:r>
+        <w:rPr>
+          <w:rFonts w:hint="eastAsia"/>
+        </w:rPr>
+        <w:t xml:space="preserve">        </w:t>
+      </w:r>
+      <w:r>
+        <w:rPr>
+          <w:rFonts w:hint="eastAsia"/>
+        </w:rPr>
+        <w:t>├──</w:t>
+      </w:r>
+      <w:r>
+        <w:rPr>
+          <w:rFonts w:hint="eastAsia"/>
+        </w:rPr>
+        <w:t xml:space="preserve"> Workout Recommendation</w:t>
+      </w:r>
+    </w:p>
+    <w:p>
+      <w:r>
+        <w:rPr>
+          <w:rFonts w:hint="eastAsia"/>
+        </w:rPr>
+        <w:t xml:space="preserve">        </w:t>
+      </w:r>
+      <w:r>
+        <w:rPr>
+          <w:rFonts w:hint="eastAsia"/>
+        </w:rPr>
+        <w:t>├──</w:t>
+      </w:r>
+      <w:r>
+        <w:rPr>
+          <w:rFonts w:hint="eastAsia"/>
+        </w:rPr>
+        <w:t xml:space="preserve"> Progressive Overload Rules</w:t>
+      </w:r>
+    </w:p>
+    <w:p>
+      <w:r>
+        <w:rPr>
+          <w:rFonts w:hint="eastAsia"/>
+        </w:rPr>
+        <w:t xml:space="preserve">        </w:t>
+      </w:r>
+      <w:r>
+        <w:rPr>
+          <w:rFonts w:hint="eastAsia"/>
+        </w:rPr>
+        <w:t>├──</w:t>
+      </w:r>
+      <w:r>
+        <w:rPr>
+          <w:rFonts w:hint="eastAsia"/>
+        </w:rPr>
+        <w:t xml:space="preserve"> Food CSV Dataset</w:t>
+      </w:r>
+    </w:p>
+    <w:p>
+      <w:r>
+        <w:rPr>
+          <w:rFonts w:hint="eastAsia"/>
+        </w:rPr>
+        <w:t xml:space="preserve">        </w:t>
+      </w:r>
+      <w:r>
+        <w:rPr>
+          <w:rFonts w:hint="eastAsia"/>
+        </w:rPr>
+        <w:t>└──</w:t>
+      </w:r>
+      <w:r>
+        <w:rPr>
+          <w:rFonts w:hint="eastAsia"/>
+        </w:rPr>
+        <w:t xml:space="preserve"> Exercise CSV Dataset</w:t>
+      </w:r>
+    </w:p>
     <w:p/>
+    <w:p>
+      <w:r>
+        <w:t>Flutter Mobile Application</w:t>
+      </w:r>
+    </w:p>
+    <w:p>
+      <w:r>
+        <w:rPr>
+          <w:rFonts w:hint="eastAsia"/>
+        </w:rPr>
+        <w:t xml:space="preserve">        </w:t>
+      </w:r>
+      <w:r>
+        <w:rPr>
+          <w:rFonts w:hint="eastAsia"/>
+        </w:rPr>
+        <w:t>│</w:t>
+      </w:r>
+    </w:p>
+    <w:p>
+      <w:r>
+        <w:rPr>
+          <w:rFonts w:hint="eastAsia"/>
+        </w:rPr>
+        <w:lastRenderedPageBreak/>
+        <w:t xml:space="preserve">        </w:t>
+      </w:r>
+      <w:r>
+        <w:rPr>
+          <w:rFonts w:hint="eastAsia"/>
+        </w:rPr>
+        <w:t>▼</w:t>
+      </w:r>
+    </w:p>
+    <w:p>
+      <w:r>
+        <w:t>Local SQLite Database</w:t>
+      </w:r>
+    </w:p>
+    <w:p>
+      <w:r>
+        <w:rPr>
+          <w:rFonts w:hint="eastAsia"/>
+        </w:rPr>
+        <w:t xml:space="preserve">        </w:t>
+      </w:r>
+      <w:r>
+        <w:rPr>
+          <w:rFonts w:hint="eastAsia"/>
+        </w:rPr>
+        <w:t>├──</w:t>
+      </w:r>
+      <w:r>
+        <w:rPr>
+          <w:rFonts w:hint="eastAsia"/>
+        </w:rPr>
+        <w:t xml:space="preserve"> user_profile</w:t>
+      </w:r>
+    </w:p>
+    <w:p>
+      <w:r>
+        <w:rPr>
+          <w:rFonts w:hint="eastAsia"/>
+        </w:rPr>
+        <w:t xml:space="preserve">        </w:t>
+      </w:r>
+      <w:r>
+        <w:rPr>
+          <w:rFonts w:hint="eastAsia"/>
+        </w:rPr>
+        <w:t>├──</w:t>
+      </w:r>
+      <w:r>
+        <w:rPr>
+          <w:rFonts w:hint="eastAsia"/>
+        </w:rPr>
+        <w:t xml:space="preserve"> meal_plan_history</w:t>
+      </w:r>
+    </w:p>
+    <w:p>
+      <w:r>
+        <w:rPr>
+          <w:rFonts w:hint="eastAsia"/>
+        </w:rPr>
+        <w:t xml:space="preserve">        </w:t>
+      </w:r>
+      <w:r>
+        <w:rPr>
+          <w:rFonts w:hint="eastAsia"/>
+        </w:rPr>
+        <w:t>├──</w:t>
+      </w:r>
+      <w:r>
+        <w:rPr>
+          <w:rFonts w:hint="eastAsia"/>
+        </w:rPr>
+        <w:t xml:space="preserve"> workout_plan_history</w:t>
+      </w:r>
+    </w:p>
+    <w:p>
+      <w:r>
+        <w:rPr>
+          <w:rFonts w:hint="eastAsia"/>
+        </w:rPr>
+        <w:t xml:space="preserve">        </w:t>
+      </w:r>
+      <w:r>
+        <w:rPr>
+          <w:rFonts w:hint="eastAsia"/>
+        </w:rPr>
+        <w:t>└──</w:t>
+      </w:r>
+      <w:r>
+        <w:rPr>
+          <w:rFonts w:hint="eastAsia"/>
+        </w:rPr>
+        <w:t xml:space="preserve"> workout_logs</w:t>
+      </w:r>
+    </w:p>
+    <w:p>
+      <w:r>
+        <w:t>Recommendation functions require the Flutter application to reach the FastAPI backend. However, previously saved profile and history data are stored locally and can be read directly by the mobile application.</w:t>
+      </w:r>
+    </w:p>
+    <w:p>
+      <w:pPr>
+        <w:pStyle w:val="Heading4"/>
+      </w:pPr>
+      <w:r>
+        <w:t>3.1.1.2. Product functions</w:t>
+      </w:r>
+    </w:p>
+    <w:p>
+      <w:r>
+        <w:t>The OptiFit Recommender System provides the following principal functions.</w:t>
+      </w:r>
+    </w:p>
+    <w:p>
+      <w:r>
+        <w:rPr>
+          <w:b/>
+          <w:bCs/>
+        </w:rPr>
+        <w:t>User-profile management</w:t>
+      </w:r>
+    </w:p>
+    <w:p>
+      <w:r>
+        <w:t>The user can enter personal information including age, gender, height, weight, and activity level. The application validates the entered information and stores the current profile in the local SQLite database. Because the current system is designed for a single local user, the profile uses one fixed record rather than multiple account records.</w:t>
+      </w:r>
+    </w:p>
+    <w:p>
+      <w:r>
+        <w:rPr>
+          <w:b/>
+          <w:bCs/>
+        </w:rPr>
+        <w:t>Nutrition calculation</w:t>
+      </w:r>
+    </w:p>
+    <w:p>
+      <w:r>
+        <w:t>The system calculates the user’s Basal Metabolic Rate, Total Daily Energy Expenditure, target calorie intake, and protein target. These values are used as nutritional targets for meal-plan generation.</w:t>
+      </w:r>
+    </w:p>
+    <w:p>
+      <w:r>
+        <w:rPr>
+          <w:b/>
+          <w:bCs/>
+        </w:rPr>
+        <w:t>Meal recommendation</w:t>
+      </w:r>
+    </w:p>
+    <w:p>
+      <w:r>
+        <w:t>The application sends the validated profile information to the FastAPI backend. The backend loads the food dataset, prepares candidate foods and portions, and applies the Branch and Bound algorithm to generate breakfast, lunch, and dinner recommendations.</w:t>
+      </w:r>
+    </w:p>
+    <w:p>
+      <w:r>
+        <w:t>The result includes:</w:t>
+      </w:r>
+    </w:p>
+    <w:p>
+      <w:pPr>
+        <w:numPr>
+          <w:ilvl w:val="0"/>
+          <w:numId w:val="25"/>
+        </w:numPr>
+      </w:pPr>
+      <w:r>
+        <w:t xml:space="preserve">BMR; </w:t>
+      </w:r>
+    </w:p>
+    <w:p>
+      <w:pPr>
+        <w:numPr>
+          <w:ilvl w:val="0"/>
+          <w:numId w:val="25"/>
+        </w:numPr>
+      </w:pPr>
+      <w:r>
+        <w:t xml:space="preserve">TDEE; </w:t>
+      </w:r>
+    </w:p>
+    <w:p>
+      <w:pPr>
+        <w:numPr>
+          <w:ilvl w:val="0"/>
+          <w:numId w:val="25"/>
+        </w:numPr>
+      </w:pPr>
+      <w:r>
+        <w:lastRenderedPageBreak/>
+        <w:t xml:space="preserve">target calories; </w:t>
+      </w:r>
+    </w:p>
+    <w:p>
+      <w:pPr>
+        <w:numPr>
+          <w:ilvl w:val="0"/>
+          <w:numId w:val="25"/>
+        </w:numPr>
+      </w:pPr>
+      <w:r>
+        <w:t xml:space="preserve">protein target; </w:t>
+      </w:r>
+    </w:p>
+    <w:p>
+      <w:pPr>
+        <w:numPr>
+          <w:ilvl w:val="0"/>
+          <w:numId w:val="25"/>
+        </w:numPr>
+      </w:pPr>
+      <w:r>
+        <w:t xml:space="preserve">recommended foods and portion sizes; </w:t>
+      </w:r>
+    </w:p>
+    <w:p>
+      <w:pPr>
+        <w:numPr>
+          <w:ilvl w:val="0"/>
+          <w:numId w:val="25"/>
+        </w:numPr>
+      </w:pPr>
+      <w:r>
+        <w:t xml:space="preserve">suggested preparation information; </w:t>
+      </w:r>
+    </w:p>
+    <w:p>
+      <w:pPr>
+        <w:numPr>
+          <w:ilvl w:val="0"/>
+          <w:numId w:val="25"/>
+        </w:numPr>
+      </w:pPr>
+      <w:r>
+        <w:t xml:space="preserve">total calories; </w:t>
+      </w:r>
+    </w:p>
+    <w:p>
+      <w:pPr>
+        <w:numPr>
+          <w:ilvl w:val="0"/>
+          <w:numId w:val="25"/>
+        </w:numPr>
+      </w:pPr>
+      <w:r>
+        <w:t xml:space="preserve">total protein; </w:t>
+      </w:r>
+    </w:p>
+    <w:p>
+      <w:pPr>
+        <w:numPr>
+          <w:ilvl w:val="0"/>
+          <w:numId w:val="25"/>
+        </w:numPr>
+      </w:pPr>
+      <w:r>
+        <w:t xml:space="preserve">total carbohydrates; </w:t>
+      </w:r>
+    </w:p>
+    <w:p>
+      <w:pPr>
+        <w:numPr>
+          <w:ilvl w:val="0"/>
+          <w:numId w:val="25"/>
+        </w:numPr>
+      </w:pPr>
+      <w:r>
+        <w:t xml:space="preserve">total fat. </w:t>
+      </w:r>
+    </w:p>
+    <w:p>
+      <w:r>
+        <w:t>The user may save the generated meal plan to the local meal-plan history. Saving the recommendation is optional.</w:t>
+      </w:r>
+    </w:p>
+    <w:p>
+      <w:r>
+        <w:rPr>
+          <w:b/>
+          <w:bCs/>
+        </w:rPr>
+        <w:t>Workout recommendation</w:t>
+      </w:r>
+    </w:p>
+    <w:p>
+      <w:r>
+        <w:t>The user selects a workout split, experience level, and available training time. The backend filters exercises according to the target muscle groups, scores and ranks suitable candidates, and selects exercises within the configured time and exercise-count limits.</w:t>
+      </w:r>
+    </w:p>
+    <w:p>
+      <w:r>
+        <w:t>The result includes:</w:t>
+      </w:r>
+    </w:p>
+    <w:p>
+      <w:pPr>
+        <w:numPr>
+          <w:ilvl w:val="0"/>
+          <w:numId w:val="26"/>
+        </w:numPr>
+      </w:pPr>
+      <w:r>
+        <w:t xml:space="preserve">recommended exercises; </w:t>
+      </w:r>
+    </w:p>
+    <w:p>
+      <w:pPr>
+        <w:numPr>
+          <w:ilvl w:val="0"/>
+          <w:numId w:val="26"/>
+        </w:numPr>
+      </w:pPr>
+      <w:r>
+        <w:t xml:space="preserve">target muscle groups; </w:t>
+      </w:r>
+    </w:p>
+    <w:p>
+      <w:pPr>
+        <w:numPr>
+          <w:ilvl w:val="0"/>
+          <w:numId w:val="26"/>
+        </w:numPr>
+      </w:pPr>
+      <w:r>
+        <w:t xml:space="preserve">required equipment; </w:t>
+      </w:r>
+    </w:p>
+    <w:p>
+      <w:pPr>
+        <w:numPr>
+          <w:ilvl w:val="0"/>
+          <w:numId w:val="26"/>
+        </w:numPr>
+      </w:pPr>
+      <w:r>
+        <w:t xml:space="preserve">estimated session time; </w:t>
+      </w:r>
+    </w:p>
+    <w:p>
+      <w:pPr>
+        <w:numPr>
+          <w:ilvl w:val="0"/>
+          <w:numId w:val="26"/>
+        </w:numPr>
+      </w:pPr>
+      <w:r>
+        <w:t xml:space="preserve">remaining time; </w:t>
+      </w:r>
+    </w:p>
+    <w:p>
+      <w:pPr>
+        <w:numPr>
+          <w:ilvl w:val="0"/>
+          <w:numId w:val="26"/>
+        </w:numPr>
+      </w:pPr>
+      <w:r>
+        <w:t xml:space="preserve">number of selected exercises; </w:t>
+      </w:r>
+    </w:p>
+    <w:p>
+      <w:pPr>
+        <w:numPr>
+          <w:ilvl w:val="0"/>
+          <w:numId w:val="26"/>
+        </w:numPr>
+      </w:pPr>
+      <w:r>
+        <w:t xml:space="preserve">maximum exercise limit. </w:t>
+      </w:r>
+    </w:p>
+    <w:p>
+      <w:r>
+        <w:t>The user may optionally save the recommended workout plan to the local workout-plan history.</w:t>
+      </w:r>
+    </w:p>
+    <w:p>
+      <w:r>
+        <w:rPr>
+          <w:b/>
+          <w:bCs/>
+        </w:rPr>
+        <w:t>Progressive Overload recommendation</w:t>
+      </w:r>
+    </w:p>
+    <w:p>
+      <w:r>
+        <w:t>From a generated workout result, the user can select an exercise and record:</w:t>
+      </w:r>
+    </w:p>
+    <w:p>
+      <w:pPr>
+        <w:numPr>
+          <w:ilvl w:val="0"/>
+          <w:numId w:val="27"/>
+        </w:numPr>
+      </w:pPr>
+      <w:r>
+        <w:t xml:space="preserve">exercise name; </w:t>
+      </w:r>
+    </w:p>
+    <w:p>
+      <w:pPr>
+        <w:numPr>
+          <w:ilvl w:val="0"/>
+          <w:numId w:val="27"/>
+        </w:numPr>
+      </w:pPr>
+      <w:r>
+        <w:lastRenderedPageBreak/>
+        <w:t xml:space="preserve">current weight; </w:t>
+      </w:r>
+    </w:p>
+    <w:p>
+      <w:pPr>
+        <w:numPr>
+          <w:ilvl w:val="0"/>
+          <w:numId w:val="27"/>
+        </w:numPr>
+      </w:pPr>
+      <w:r>
+        <w:t xml:space="preserve">repetitions completed in three sets; </w:t>
+      </w:r>
+    </w:p>
+    <w:p>
+      <w:pPr>
+        <w:numPr>
+          <w:ilvl w:val="0"/>
+          <w:numId w:val="27"/>
+        </w:numPr>
+      </w:pPr>
+      <w:r>
+        <w:t xml:space="preserve">perceived difficulty. </w:t>
+      </w:r>
+    </w:p>
+    <w:p>
+      <w:r>
+        <w:t>The system evaluates the performance using predefined rules and recommends the next session’s weight, repetition target, and progression action. A successful result is automatically stored in the Progressive Overload log.</w:t>
+      </w:r>
+    </w:p>
+    <w:p>
+      <w:r>
+        <w:rPr>
+          <w:b/>
+          <w:bCs/>
+        </w:rPr>
+        <w:t>History management</w:t>
+      </w:r>
+    </w:p>
+    <w:p>
+      <w:r>
+        <w:t>The application provides separate history sections for:</w:t>
+      </w:r>
+    </w:p>
+    <w:p>
+      <w:pPr>
+        <w:numPr>
+          <w:ilvl w:val="0"/>
+          <w:numId w:val="28"/>
+        </w:numPr>
+      </w:pPr>
+      <w:r>
+        <w:t xml:space="preserve">saved meal plans; </w:t>
+      </w:r>
+    </w:p>
+    <w:p>
+      <w:pPr>
+        <w:numPr>
+          <w:ilvl w:val="0"/>
+          <w:numId w:val="28"/>
+        </w:numPr>
+      </w:pPr>
+      <w:r>
+        <w:t xml:space="preserve">saved workout plans; </w:t>
+      </w:r>
+    </w:p>
+    <w:p>
+      <w:pPr>
+        <w:numPr>
+          <w:ilvl w:val="0"/>
+          <w:numId w:val="28"/>
+        </w:numPr>
+      </w:pPr>
+      <w:r>
+        <w:t xml:space="preserve">Progressive Overload logs. </w:t>
+      </w:r>
+    </w:p>
+    <w:p>
+      <w:r>
+        <w:t>The user can view the details of a record, delete an individual record, or clear all history records. Clearing history removes meal-plan, workout-plan, and workout-log records but preserves the current user profile.</w:t>
+      </w:r>
+    </w:p>
+    <w:p>
+      <w:r>
+        <w:rPr>
+          <w:b/>
+          <w:bCs/>
+        </w:rPr>
+        <w:t>Appearance settings</w:t>
+      </w:r>
+    </w:p>
+    <w:p>
+      <w:r>
+        <w:t>The user can select an available application theme. The selected theme is stored locally and applied to the application interface.</w:t>
+      </w:r>
+    </w:p>
+    <w:p>
+      <w:r>
+        <w:t xml:space="preserve">These implemented functions correspond to the completed project scope, including both the three core recommendation functions and the supporting profile, history, and settings functions. </w:t>
+      </w:r>
+    </w:p>
+    <w:p>
+      <w:pPr>
+        <w:pStyle w:val="Heading4"/>
+      </w:pPr>
+      <w:r>
+        <w:t>3.1.1.3. User characteristics</w:t>
+      </w:r>
+    </w:p>
+    <w:p>
+      <w:r>
+        <w:t>The intended user is an individual who wants assistance with meal planning, workout selection, and training progression. The user is expected to have basic knowledge of common fitness terms, including body weight, height, repetitions, sets, exercise difficulty, and workout splits.</w:t>
+      </w:r>
+    </w:p>
+    <w:p>
+      <w:r>
+        <w:t>The user does not need programming knowledge or experience with optimization algorithms. All algorithmic processing is performed internally by the system. The user interacts with the system through forms, selection controls, buttons, recommendation cards, and history lists.</w:t>
+      </w:r>
+    </w:p>
+    <w:p>
+      <w:r>
+        <w:t>The user should be able to:</w:t>
+      </w:r>
+    </w:p>
+    <w:p>
+      <w:pPr>
+        <w:numPr>
+          <w:ilvl w:val="0"/>
+          <w:numId w:val="29"/>
+        </w:numPr>
+      </w:pPr>
+      <w:r>
+        <w:lastRenderedPageBreak/>
+        <w:t xml:space="preserve">operate an Android mobile application; </w:t>
+      </w:r>
+    </w:p>
+    <w:p>
+      <w:pPr>
+        <w:numPr>
+          <w:ilvl w:val="0"/>
+          <w:numId w:val="29"/>
+        </w:numPr>
+      </w:pPr>
+      <w:r>
+        <w:t xml:space="preserve">enter numerical personal information; </w:t>
+      </w:r>
+    </w:p>
+    <w:p>
+      <w:pPr>
+        <w:numPr>
+          <w:ilvl w:val="0"/>
+          <w:numId w:val="29"/>
+        </w:numPr>
+      </w:pPr>
+      <w:r>
+        <w:t xml:space="preserve">select an appropriate activity level; </w:t>
+      </w:r>
+    </w:p>
+    <w:p>
+      <w:pPr>
+        <w:numPr>
+          <w:ilvl w:val="0"/>
+          <w:numId w:val="29"/>
+        </w:numPr>
+      </w:pPr>
+      <w:r>
+        <w:t xml:space="preserve">select a workout split and experience level; </w:t>
+      </w:r>
+    </w:p>
+    <w:p>
+      <w:pPr>
+        <w:numPr>
+          <w:ilvl w:val="0"/>
+          <w:numId w:val="29"/>
+        </w:numPr>
+      </w:pPr>
+      <w:r>
+        <w:t xml:space="preserve">estimate available workout time; </w:t>
+      </w:r>
+    </w:p>
+    <w:p>
+      <w:pPr>
+        <w:numPr>
+          <w:ilvl w:val="0"/>
+          <w:numId w:val="29"/>
+        </w:numPr>
+      </w:pPr>
+      <w:r>
+        <w:t xml:space="preserve">record exercise weight and repetitions; </w:t>
+      </w:r>
+    </w:p>
+    <w:p>
+      <w:pPr>
+        <w:numPr>
+          <w:ilvl w:val="0"/>
+          <w:numId w:val="29"/>
+        </w:numPr>
+      </w:pPr>
+      <w:r>
+        <w:t xml:space="preserve">provide a subjective difficulty assessment. </w:t>
+      </w:r>
+    </w:p>
+    <w:p>
+      <w:r>
+        <w:t>The current version assumes that one person uses the application on one device. It does not distinguish between different user accounts.</w:t>
+      </w:r>
+    </w:p>
+    <w:p>
+      <w:pPr>
+        <w:pStyle w:val="Heading4"/>
+      </w:pPr>
+      <w:r>
+        <w:t>3.1.1.4. Operating environment</w:t>
+      </w:r>
+    </w:p>
+    <w:p>
+      <w:r>
+        <w:t>The mobile client is developed using Flutter and Dart and is intended to run on an Android device or Android emulator. The application was developed and tested using Android Studio.</w:t>
+      </w:r>
+    </w:p>
+    <w:p>
+      <w:r>
+        <w:t>The backend is implemented using Python and FastAPI. It can run on a computer or server that is reachable from the mobile application. During development, the backend is executed using Uvicorn and was implemented through Visual Studio Code.</w:t>
+      </w:r>
+    </w:p>
+    <w:p>
+      <w:r>
+        <w:t>The operating environment includes:</w:t>
+      </w:r>
+    </w:p>
+    <w:p>
+      <w:pPr>
+        <w:numPr>
+          <w:ilvl w:val="0"/>
+          <w:numId w:val="30"/>
+        </w:numPr>
+      </w:pPr>
+      <w:r>
+        <w:t xml:space="preserve">an Android device or Android emulator; </w:t>
+      </w:r>
+    </w:p>
+    <w:p>
+      <w:pPr>
+        <w:numPr>
+          <w:ilvl w:val="0"/>
+          <w:numId w:val="30"/>
+        </w:numPr>
+      </w:pPr>
+      <w:r>
+        <w:t xml:space="preserve">Flutter runtime support; </w:t>
+      </w:r>
+    </w:p>
+    <w:p>
+      <w:pPr>
+        <w:numPr>
+          <w:ilvl w:val="0"/>
+          <w:numId w:val="30"/>
+        </w:numPr>
+      </w:pPr>
+      <w:r>
+        <w:t xml:space="preserve">network access to the FastAPI backend for recommendation requests; </w:t>
+      </w:r>
+    </w:p>
+    <w:p>
+      <w:pPr>
+        <w:numPr>
+          <w:ilvl w:val="0"/>
+          <w:numId w:val="30"/>
+        </w:numPr>
+      </w:pPr>
+      <w:r>
+        <w:t xml:space="preserve">a Python environment containing the required backend libraries; </w:t>
+      </w:r>
+    </w:p>
+    <w:p>
+      <w:pPr>
+        <w:numPr>
+          <w:ilvl w:val="0"/>
+          <w:numId w:val="30"/>
+        </w:numPr>
+      </w:pPr>
+      <w:r>
+        <w:t xml:space="preserve">food and exercise CSV files accessible to the backend; </w:t>
+      </w:r>
+    </w:p>
+    <w:p>
+      <w:pPr>
+        <w:numPr>
+          <w:ilvl w:val="0"/>
+          <w:numId w:val="30"/>
+        </w:numPr>
+      </w:pPr>
+      <w:r>
+        <w:t xml:space="preserve">local device storage for the SQLite database; </w:t>
+      </w:r>
+    </w:p>
+    <w:p>
+      <w:pPr>
+        <w:numPr>
+          <w:ilvl w:val="0"/>
+          <w:numId w:val="30"/>
+        </w:numPr>
+      </w:pPr>
+      <w:r>
+        <w:t xml:space="preserve">sufficient memory and processing capacity to execute the mobile interface and backend algorithms. </w:t>
+      </w:r>
+    </w:p>
+    <w:p>
+      <w:r>
+        <w:t>When the application runs on an Android emulator and the backend runs on the development computer, the mobile client must use an address that allows the emulator to reach the host computer rather than using the emulator’s own localhost address.</w:t>
+      </w:r>
+    </w:p>
+    <w:p>
+      <w:pPr>
+        <w:pStyle w:val="Heading4"/>
+      </w:pPr>
+      <w:r>
+        <w:lastRenderedPageBreak/>
+        <w:t>3.1.1.5. Design and implementation constraints</w:t>
+      </w:r>
+    </w:p>
+    <w:p>
+      <w:r>
+        <w:t>The current version of OptiFit is subject to the following constraints.</w:t>
+      </w:r>
+    </w:p>
+    <w:p>
+      <w:r>
+        <w:rPr>
+          <w:b/>
+          <w:bCs/>
+        </w:rPr>
+        <w:t>Single-user constraint</w:t>
+      </w:r>
+    </w:p>
+    <w:p>
+      <w:r>
+        <w:t>The system stores only one current user profile. It does not support registration, authentication, multiple accounts, or shared profiles.</w:t>
+      </w:r>
+    </w:p>
+    <w:p>
+      <w:r>
+        <w:rPr>
+          <w:b/>
+          <w:bCs/>
+        </w:rPr>
+        <w:t>Backend dependency</w:t>
+      </w:r>
+    </w:p>
+    <w:p>
+      <w:r>
+        <w:t>Meal recommendation, workout recommendation, and Progressive Overload recommendation depend on the availability of the FastAPI backend. The system cannot generate a new recommendation when the backend is unreachable.</w:t>
+      </w:r>
+    </w:p>
+    <w:p>
+      <w:r>
+        <w:rPr>
+          <w:b/>
+          <w:bCs/>
+        </w:rPr>
+        <w:t>Local-storage constraint</w:t>
+      </w:r>
+    </w:p>
+    <w:p>
+      <w:r>
+        <w:t>History records are stored only in the SQLite database on the current device. They are not synchronized with a cloud database and are not automatically transferred to another device.</w:t>
+      </w:r>
+    </w:p>
+    <w:p>
+      <w:r>
+        <w:rPr>
+          <w:b/>
+          <w:bCs/>
+        </w:rPr>
+        <w:t>Dataset dependency</w:t>
+      </w:r>
+    </w:p>
+    <w:p>
+      <w:r>
+        <w:t>The recommendation results depend on the records and metadata contained in the food and exercise CSV datasets. Foods or exercises that do not exist in the datasets cannot be selected by the current algorithms.</w:t>
+      </w:r>
+    </w:p>
+    <w:p>
+      <w:r>
+        <w:rPr>
+          <w:b/>
+          <w:bCs/>
+        </w:rPr>
+        <w:t>Meal-search constraints</w:t>
+      </w:r>
+    </w:p>
+    <w:p>
+      <w:r>
+        <w:t>The Branch and Bound algorithm uses candidate limits, allowed portions, calorie limits, a scoring function, pruning conditions, and a search-time limit. These constraints are required to make the optimization practical but may prevent the algorithm from examining every theoretical food combination.</w:t>
+      </w:r>
+    </w:p>
+    <w:p>
+      <w:r>
+        <w:rPr>
+          <w:b/>
+          <w:bCs/>
+        </w:rPr>
+        <w:t>Workout constraints</w:t>
+      </w:r>
+    </w:p>
+    <w:p>
+      <w:r>
+        <w:t>The workout algorithm limits the maximum number of exercises according to experience level:</w:t>
+      </w:r>
+    </w:p>
+    <w:p>
+      <w:pPr>
+        <w:numPr>
+          <w:ilvl w:val="0"/>
+          <w:numId w:val="31"/>
+        </w:numPr>
+      </w:pPr>
+      <w:r>
+        <w:t xml:space="preserve">Beginner: five exercises; </w:t>
+      </w:r>
+    </w:p>
+    <w:p>
+      <w:pPr>
+        <w:numPr>
+          <w:ilvl w:val="0"/>
+          <w:numId w:val="31"/>
+        </w:numPr>
+      </w:pPr>
+      <w:r>
+        <w:t xml:space="preserve">Intermediate: seven exercises; </w:t>
+      </w:r>
+    </w:p>
+    <w:p>
+      <w:pPr>
+        <w:numPr>
+          <w:ilvl w:val="0"/>
+          <w:numId w:val="31"/>
+        </w:numPr>
+      </w:pPr>
+      <w:r>
+        <w:t xml:space="preserve">Pro: nine exercises. </w:t>
+      </w:r>
+    </w:p>
+    <w:p>
+      <w:r>
+        <w:lastRenderedPageBreak/>
+        <w:t>These values are upper limits used to control session complexity and duration. The system may recommend fewer exercises when the available time is insufficient or when no additional suitable exercises remain.</w:t>
+      </w:r>
+    </w:p>
+    <w:p>
+      <w:r>
+        <w:rPr>
+          <w:b/>
+          <w:bCs/>
+        </w:rPr>
+        <w:t>Progressive Overload constraints</w:t>
+      </w:r>
+    </w:p>
+    <w:p>
+      <w:r>
+        <w:t>The Progressive Overload function currently evaluates exactly three sets and applies a target range of eight to twelve repetitions. Weight adjustments use a fixed increment or decrement of 2.5 kg.</w:t>
+      </w:r>
+    </w:p>
+    <w:p>
+      <w:r>
+        <w:rPr>
+          <w:b/>
+          <w:bCs/>
+        </w:rPr>
+        <w:t>Input constraint</w:t>
+      </w:r>
+    </w:p>
+    <w:p>
+      <w:r>
+        <w:t>The quality of a recommendation depends on the accuracy of the information provided by the user. Invalid, missing, or unrealistic input must be rejected before a recommendation request is processed.</w:t>
+      </w:r>
+    </w:p>
+    <w:p>
+      <w:pPr>
+        <w:pStyle w:val="Heading4"/>
+      </w:pPr>
+      <w:r>
+        <w:t>3.1.1.6. Assumptions and dependencies</w:t>
+      </w:r>
+    </w:p>
+    <w:p>
+      <w:r>
+        <w:t>The system is developed under the following assumptions:</w:t>
+      </w:r>
+    </w:p>
+    <w:p>
+      <w:pPr>
+        <w:numPr>
+          <w:ilvl w:val="0"/>
+          <w:numId w:val="32"/>
+        </w:numPr>
+      </w:pPr>
+      <w:r>
+        <w:t xml:space="preserve">the user enters accurate personal and exercise-performance information; </w:t>
+      </w:r>
+    </w:p>
+    <w:p>
+      <w:pPr>
+        <w:numPr>
+          <w:ilvl w:val="0"/>
+          <w:numId w:val="32"/>
+        </w:numPr>
+      </w:pPr>
+      <w:r>
+        <w:t xml:space="preserve">the selected activity level reasonably represents the user’s normal activity; </w:t>
+      </w:r>
+    </w:p>
+    <w:p>
+      <w:pPr>
+        <w:numPr>
+          <w:ilvl w:val="0"/>
+          <w:numId w:val="32"/>
+        </w:numPr>
+      </w:pPr>
+      <w:r>
+        <w:t xml:space="preserve">the food and exercise dataset records have been correctly cleaned and standardized; </w:t>
+      </w:r>
+    </w:p>
+    <w:p>
+      <w:pPr>
+        <w:numPr>
+          <w:ilvl w:val="0"/>
+          <w:numId w:val="32"/>
+        </w:numPr>
+      </w:pPr>
+      <w:r>
+        <w:t xml:space="preserve">the FastAPI backend is running and accessible when a recommendation is requested; </w:t>
+      </w:r>
+    </w:p>
+    <w:p>
+      <w:pPr>
+        <w:numPr>
+          <w:ilvl w:val="0"/>
+          <w:numId w:val="32"/>
+        </w:numPr>
+      </w:pPr>
+      <w:r>
+        <w:t xml:space="preserve">the mobile device has sufficient local storage for profile and history records; </w:t>
+      </w:r>
+    </w:p>
+    <w:p>
+      <w:pPr>
+        <w:numPr>
+          <w:ilvl w:val="0"/>
+          <w:numId w:val="32"/>
+        </w:numPr>
+      </w:pPr>
+      <w:r>
+        <w:t xml:space="preserve">the user understands that the generated plans are software recommendations rather than individualized medical diagnoses; </w:t>
+      </w:r>
+    </w:p>
+    <w:p>
+      <w:pPr>
+        <w:numPr>
+          <w:ilvl w:val="0"/>
+          <w:numId w:val="32"/>
+        </w:numPr>
+      </w:pPr>
+      <w:r>
+        <w:t xml:space="preserve">the available food records, equipment options, and exercise metadata are sufficient for the requested recommendation; </w:t>
+      </w:r>
+    </w:p>
+    <w:p>
+      <w:pPr>
+        <w:numPr>
+          <w:ilvl w:val="0"/>
+          <w:numId w:val="32"/>
+        </w:numPr>
+      </w:pPr>
+      <w:r>
+        <w:t xml:space="preserve">the user manually decides whether a generated meal plan or workout plan should be saved. </w:t>
+      </w:r>
+    </w:p>
+    <w:p>
+      <w:r>
+        <w:t>The application depends on Flutter and Dart packages for interface development, networking, theme preference storage, path handling, and SQLite access. The backend depends on Python libraries for API communication, request validation, CSV processing, and algorithm execution.</w:t>
+      </w:r>
+    </w:p>
+    <w:p>
+      <w:pPr>
+        <w:pStyle w:val="Heading3"/>
+      </w:pPr>
+      <w:r>
+        <w:lastRenderedPageBreak/>
+        <w:t xml:space="preserve">3.1.2. </w:t>
+      </w:r>
+      <w:r>
+        <w:t>Specific Requirements</w:t>
+      </w:r>
+    </w:p>
+    <w:p>
+      <w:r>
+        <w:t>This subsection defines the detailed functional, input, output, validation, storage, communication, and error-handling requirements of the OptiFit Recommender System. Each requirement is assigned a unique identifier to support system design, implementation, and testing.</w:t>
+      </w:r>
+    </w:p>
+    <w:p>
+      <w:r>
+        <w:t>The term “shall” is used to indicate a mandatory system requirement.</w:t>
+      </w:r>
+    </w:p>
+    <w:p>
+      <w:pPr>
+        <w:pStyle w:val="Heading4"/>
+      </w:pPr>
+      <w:r>
+        <w:t>3.1.2.1. Profile and recommendation requirements</w:t>
+      </w:r>
+    </w:p>
     <w:p/>
-    <w:p/>
+    <w:p>
+      <w:pPr>
+        <w:sectPr>
+          <w:pgSz w:w="12240" w:h="15840"/>
+          <w:pgMar w:top="1440" w:right="1440" w:bottom="1440" w:left="1440" w:header="720" w:footer="720" w:gutter="0"/>
+          <w:cols w:space="720"/>
+          <w:docGrid w:linePitch="360"/>
+        </w:sectPr>
+      </w:pPr>
+    </w:p>
     <w:p/>
     <w:sectPr>
       <w:pgSz w:w="12240" w:h="15840"/>
@@ -2995,6 +3761,155 @@
     </w:lvl>
   </w:abstractNum>
   <w:abstractNum w:abstractNumId="1" w15:restartNumberingAfterBreak="0">
+    <w:nsid w:val="07894667"/>
+    <w:multiLevelType w:val="multilevel"/>
+    <w:tmpl w:val="392C9A0C"/>
+    <w:lvl w:ilvl="0">
+      <w:start w:val="1"/>
+      <w:numFmt w:val="bullet"/>
+      <w:lvlText w:val=""/>
+      <w:lvlJc w:val="left"/>
+      <w:pPr>
+        <w:tabs>
+          <w:tab w:val="num" w:pos="720"/>
+        </w:tabs>
+        <w:ind w:left="720" w:hanging="360"/>
+      </w:pPr>
+      <w:rPr>
+        <w:rFonts w:ascii="Symbol" w:hAnsi="Symbol" w:hint="default"/>
+        <w:sz w:val="20"/>
+      </w:rPr>
+    </w:lvl>
+    <w:lvl w:ilvl="1" w:tentative="1">
+      <w:start w:val="1"/>
+      <w:numFmt w:val="bullet"/>
+      <w:lvlText w:val="o"/>
+      <w:lvlJc w:val="left"/>
+      <w:pPr>
+        <w:tabs>
+          <w:tab w:val="num" w:pos="1440"/>
+        </w:tabs>
+        <w:ind w:left="1440" w:hanging="360"/>
+      </w:pPr>
+      <w:rPr>
+        <w:rFonts w:ascii="Courier New" w:hAnsi="Courier New" w:hint="default"/>
+        <w:sz w:val="20"/>
+      </w:rPr>
+    </w:lvl>
+    <w:lvl w:ilvl="2" w:tentative="1">
+      <w:start w:val="1"/>
+      <w:numFmt w:val="bullet"/>
+      <w:lvlText w:val=""/>
+      <w:lvlJc w:val="left"/>
+      <w:pPr>
+        <w:tabs>
+          <w:tab w:val="num" w:pos="2160"/>
+        </w:tabs>
+        <w:ind w:left="2160" w:hanging="360"/>
+      </w:pPr>
+      <w:rPr>
+        <w:rFonts w:ascii="Wingdings" w:hAnsi="Wingdings" w:hint="default"/>
+        <w:sz w:val="20"/>
+      </w:rPr>
+    </w:lvl>
+    <w:lvl w:ilvl="3" w:tentative="1">
+      <w:start w:val="1"/>
+      <w:numFmt w:val="bullet"/>
+      <w:lvlText w:val=""/>
+      <w:lvlJc w:val="left"/>
+      <w:pPr>
+        <w:tabs>
+          <w:tab w:val="num" w:pos="2880"/>
+        </w:tabs>
+        <w:ind w:left="2880" w:hanging="360"/>
+      </w:pPr>
+      <w:rPr>
+        <w:rFonts w:ascii="Wingdings" w:hAnsi="Wingdings" w:hint="default"/>
+        <w:sz w:val="20"/>
+      </w:rPr>
+    </w:lvl>
+    <w:lvl w:ilvl="4" w:tentative="1">
+      <w:start w:val="1"/>
+      <w:numFmt w:val="bullet"/>
+      <w:lvlText w:val=""/>
+      <w:lvlJc w:val="left"/>
+      <w:pPr>
+        <w:tabs>
+          <w:tab w:val="num" w:pos="3600"/>
+        </w:tabs>
+        <w:ind w:left="3600" w:hanging="360"/>
+      </w:pPr>
+      <w:rPr>
+        <w:rFonts w:ascii="Wingdings" w:hAnsi="Wingdings" w:hint="default"/>
+        <w:sz w:val="20"/>
+      </w:rPr>
+    </w:lvl>
+    <w:lvl w:ilvl="5" w:tentative="1">
+      <w:start w:val="1"/>
+      <w:numFmt w:val="bullet"/>
+      <w:lvlText w:val=""/>
+      <w:lvlJc w:val="left"/>
+      <w:pPr>
+        <w:tabs>
+          <w:tab w:val="num" w:pos="4320"/>
+        </w:tabs>
+        <w:ind w:left="4320" w:hanging="360"/>
+      </w:pPr>
+      <w:rPr>
+        <w:rFonts w:ascii="Wingdings" w:hAnsi="Wingdings" w:hint="default"/>
+        <w:sz w:val="20"/>
+      </w:rPr>
+    </w:lvl>
+    <w:lvl w:ilvl="6" w:tentative="1">
+      <w:start w:val="1"/>
+      <w:numFmt w:val="bullet"/>
+      <w:lvlText w:val=""/>
+      <w:lvlJc w:val="left"/>
+      <w:pPr>
+        <w:tabs>
+          <w:tab w:val="num" w:pos="5040"/>
+        </w:tabs>
+        <w:ind w:left="5040" w:hanging="360"/>
+      </w:pPr>
+      <w:rPr>
+        <w:rFonts w:ascii="Wingdings" w:hAnsi="Wingdings" w:hint="default"/>
+        <w:sz w:val="20"/>
+      </w:rPr>
+    </w:lvl>
+    <w:lvl w:ilvl="7" w:tentative="1">
+      <w:start w:val="1"/>
+      <w:numFmt w:val="bullet"/>
+      <w:lvlText w:val=""/>
+      <w:lvlJc w:val="left"/>
+      <w:pPr>
+        <w:tabs>
+          <w:tab w:val="num" w:pos="5760"/>
+        </w:tabs>
+        <w:ind w:left="5760" w:hanging="360"/>
+      </w:pPr>
+      <w:rPr>
+        <w:rFonts w:ascii="Wingdings" w:hAnsi="Wingdings" w:hint="default"/>
+        <w:sz w:val="20"/>
+      </w:rPr>
+    </w:lvl>
+    <w:lvl w:ilvl="8" w:tentative="1">
+      <w:start w:val="1"/>
+      <w:numFmt w:val="bullet"/>
+      <w:lvlText w:val=""/>
+      <w:lvlJc w:val="left"/>
+      <w:pPr>
+        <w:tabs>
+          <w:tab w:val="num" w:pos="6480"/>
+        </w:tabs>
+        <w:ind w:left="6480" w:hanging="360"/>
+      </w:pPr>
+      <w:rPr>
+        <w:rFonts w:ascii="Wingdings" w:hAnsi="Wingdings" w:hint="default"/>
+        <w:sz w:val="20"/>
+      </w:rPr>
+    </w:lvl>
+  </w:abstractNum>
+  <w:abstractNum w:abstractNumId="2" w15:restartNumberingAfterBreak="0">
     <w:nsid w:val="08107419"/>
     <w:multiLevelType w:val="multilevel"/>
     <w:tmpl w:val="731A2D80"/>
@@ -3143,7 +4058,7 @@
       </w:rPr>
     </w:lvl>
   </w:abstractNum>
-  <w:abstractNum w:abstractNumId="2" w15:restartNumberingAfterBreak="0">
+  <w:abstractNum w:abstractNumId="3" w15:restartNumberingAfterBreak="0">
     <w:nsid w:val="095C481C"/>
     <w:multiLevelType w:val="multilevel"/>
     <w:tmpl w:val="286C3914"/>
@@ -3292,7 +4207,7 @@
       </w:rPr>
     </w:lvl>
   </w:abstractNum>
-  <w:abstractNum w:abstractNumId="3" w15:restartNumberingAfterBreak="0">
+  <w:abstractNum w:abstractNumId="4" w15:restartNumberingAfterBreak="0">
     <w:nsid w:val="17762CEE"/>
     <w:multiLevelType w:val="multilevel"/>
     <w:tmpl w:val="BB461BD2"/>
@@ -3441,7 +4356,7 @@
       </w:rPr>
     </w:lvl>
   </w:abstractNum>
-  <w:abstractNum w:abstractNumId="4" w15:restartNumberingAfterBreak="0">
+  <w:abstractNum w:abstractNumId="5" w15:restartNumberingAfterBreak="0">
     <w:nsid w:val="1A6E203C"/>
     <w:multiLevelType w:val="multilevel"/>
     <w:tmpl w:val="C8B2FCF4"/>
@@ -3590,7 +4505,156 @@
       </w:rPr>
     </w:lvl>
   </w:abstractNum>
-  <w:abstractNum w:abstractNumId="5" w15:restartNumberingAfterBreak="0">
+  <w:abstractNum w:abstractNumId="6" w15:restartNumberingAfterBreak="0">
+    <w:nsid w:val="1C0B0A4F"/>
+    <w:multiLevelType w:val="multilevel"/>
+    <w:tmpl w:val="781419A4"/>
+    <w:lvl w:ilvl="0">
+      <w:start w:val="1"/>
+      <w:numFmt w:val="bullet"/>
+      <w:lvlText w:val=""/>
+      <w:lvlJc w:val="left"/>
+      <w:pPr>
+        <w:tabs>
+          <w:tab w:val="num" w:pos="720"/>
+        </w:tabs>
+        <w:ind w:left="720" w:hanging="360"/>
+      </w:pPr>
+      <w:rPr>
+        <w:rFonts w:ascii="Symbol" w:hAnsi="Symbol" w:hint="default"/>
+        <w:sz w:val="20"/>
+      </w:rPr>
+    </w:lvl>
+    <w:lvl w:ilvl="1" w:tentative="1">
+      <w:start w:val="1"/>
+      <w:numFmt w:val="bullet"/>
+      <w:lvlText w:val="o"/>
+      <w:lvlJc w:val="left"/>
+      <w:pPr>
+        <w:tabs>
+          <w:tab w:val="num" w:pos="1440"/>
+        </w:tabs>
+        <w:ind w:left="1440" w:hanging="360"/>
+      </w:pPr>
+      <w:rPr>
+        <w:rFonts w:ascii="Courier New" w:hAnsi="Courier New" w:hint="default"/>
+        <w:sz w:val="20"/>
+      </w:rPr>
+    </w:lvl>
+    <w:lvl w:ilvl="2" w:tentative="1">
+      <w:start w:val="1"/>
+      <w:numFmt w:val="bullet"/>
+      <w:lvlText w:val=""/>
+      <w:lvlJc w:val="left"/>
+      <w:pPr>
+        <w:tabs>
+          <w:tab w:val="num" w:pos="2160"/>
+        </w:tabs>
+        <w:ind w:left="2160" w:hanging="360"/>
+      </w:pPr>
+      <w:rPr>
+        <w:rFonts w:ascii="Wingdings" w:hAnsi="Wingdings" w:hint="default"/>
+        <w:sz w:val="20"/>
+      </w:rPr>
+    </w:lvl>
+    <w:lvl w:ilvl="3" w:tentative="1">
+      <w:start w:val="1"/>
+      <w:numFmt w:val="bullet"/>
+      <w:lvlText w:val=""/>
+      <w:lvlJc w:val="left"/>
+      <w:pPr>
+        <w:tabs>
+          <w:tab w:val="num" w:pos="2880"/>
+        </w:tabs>
+        <w:ind w:left="2880" w:hanging="360"/>
+      </w:pPr>
+      <w:rPr>
+        <w:rFonts w:ascii="Wingdings" w:hAnsi="Wingdings" w:hint="default"/>
+        <w:sz w:val="20"/>
+      </w:rPr>
+    </w:lvl>
+    <w:lvl w:ilvl="4" w:tentative="1">
+      <w:start w:val="1"/>
+      <w:numFmt w:val="bullet"/>
+      <w:lvlText w:val=""/>
+      <w:lvlJc w:val="left"/>
+      <w:pPr>
+        <w:tabs>
+          <w:tab w:val="num" w:pos="3600"/>
+        </w:tabs>
+        <w:ind w:left="3600" w:hanging="360"/>
+      </w:pPr>
+      <w:rPr>
+        <w:rFonts w:ascii="Wingdings" w:hAnsi="Wingdings" w:hint="default"/>
+        <w:sz w:val="20"/>
+      </w:rPr>
+    </w:lvl>
+    <w:lvl w:ilvl="5" w:tentative="1">
+      <w:start w:val="1"/>
+      <w:numFmt w:val="bullet"/>
+      <w:lvlText w:val=""/>
+      <w:lvlJc w:val="left"/>
+      <w:pPr>
+        <w:tabs>
+          <w:tab w:val="num" w:pos="4320"/>
+        </w:tabs>
+        <w:ind w:left="4320" w:hanging="360"/>
+      </w:pPr>
+      <w:rPr>
+        <w:rFonts w:ascii="Wingdings" w:hAnsi="Wingdings" w:hint="default"/>
+        <w:sz w:val="20"/>
+      </w:rPr>
+    </w:lvl>
+    <w:lvl w:ilvl="6" w:tentative="1">
+      <w:start w:val="1"/>
+      <w:numFmt w:val="bullet"/>
+      <w:lvlText w:val=""/>
+      <w:lvlJc w:val="left"/>
+      <w:pPr>
+        <w:tabs>
+          <w:tab w:val="num" w:pos="5040"/>
+        </w:tabs>
+        <w:ind w:left="5040" w:hanging="360"/>
+      </w:pPr>
+      <w:rPr>
+        <w:rFonts w:ascii="Wingdings" w:hAnsi="Wingdings" w:hint="default"/>
+        <w:sz w:val="20"/>
+      </w:rPr>
+    </w:lvl>
+    <w:lvl w:ilvl="7" w:tentative="1">
+      <w:start w:val="1"/>
+      <w:numFmt w:val="bullet"/>
+      <w:lvlText w:val=""/>
+      <w:lvlJc w:val="left"/>
+      <w:pPr>
+        <w:tabs>
+          <w:tab w:val="num" w:pos="5760"/>
+        </w:tabs>
+        <w:ind w:left="5760" w:hanging="360"/>
+      </w:pPr>
+      <w:rPr>
+        <w:rFonts w:ascii="Wingdings" w:hAnsi="Wingdings" w:hint="default"/>
+        <w:sz w:val="20"/>
+      </w:rPr>
+    </w:lvl>
+    <w:lvl w:ilvl="8" w:tentative="1">
+      <w:start w:val="1"/>
+      <w:numFmt w:val="bullet"/>
+      <w:lvlText w:val=""/>
+      <w:lvlJc w:val="left"/>
+      <w:pPr>
+        <w:tabs>
+          <w:tab w:val="num" w:pos="6480"/>
+        </w:tabs>
+        <w:ind w:left="6480" w:hanging="360"/>
+      </w:pPr>
+      <w:rPr>
+        <w:rFonts w:ascii="Wingdings" w:hAnsi="Wingdings" w:hint="default"/>
+        <w:sz w:val="20"/>
+      </w:rPr>
+    </w:lvl>
+  </w:abstractNum>
+  <w:abstractNum w:abstractNumId="7" w15:restartNumberingAfterBreak="0">
     <w:nsid w:val="206A4D51"/>
     <w:multiLevelType w:val="multilevel"/>
     <w:tmpl w:val="D29A0564"/>
@@ -3703,7 +4767,7 @@
       </w:pPr>
     </w:lvl>
   </w:abstractNum>
-  <w:abstractNum w:abstractNumId="6" w15:restartNumberingAfterBreak="0">
+  <w:abstractNum w:abstractNumId="8" w15:restartNumberingAfterBreak="0">
     <w:nsid w:val="2AA64D61"/>
     <w:multiLevelType w:val="multilevel"/>
     <w:tmpl w:val="8A1823F0"/>
@@ -3852,7 +4916,7 @@
       </w:rPr>
     </w:lvl>
   </w:abstractNum>
-  <w:abstractNum w:abstractNumId="7" w15:restartNumberingAfterBreak="0">
+  <w:abstractNum w:abstractNumId="9" w15:restartNumberingAfterBreak="0">
     <w:nsid w:val="2D2647C0"/>
     <w:multiLevelType w:val="multilevel"/>
     <w:tmpl w:val="A1EA0F46"/>
@@ -4001,7 +5065,7 @@
       </w:rPr>
     </w:lvl>
   </w:abstractNum>
-  <w:abstractNum w:abstractNumId="8" w15:restartNumberingAfterBreak="0">
+  <w:abstractNum w:abstractNumId="10" w15:restartNumberingAfterBreak="0">
     <w:nsid w:val="33AD2A34"/>
     <w:multiLevelType w:val="multilevel"/>
     <w:tmpl w:val="7152C898"/>
@@ -4150,7 +5214,7 @@
       </w:rPr>
     </w:lvl>
   </w:abstractNum>
-  <w:abstractNum w:abstractNumId="9" w15:restartNumberingAfterBreak="0">
+  <w:abstractNum w:abstractNumId="11" w15:restartNumberingAfterBreak="0">
     <w:nsid w:val="3B805C19"/>
     <w:multiLevelType w:val="multilevel"/>
     <w:tmpl w:val="F7C4D154"/>
@@ -4299,7 +5363,7 @@
       </w:rPr>
     </w:lvl>
   </w:abstractNum>
-  <w:abstractNum w:abstractNumId="10" w15:restartNumberingAfterBreak="0">
+  <w:abstractNum w:abstractNumId="12" w15:restartNumberingAfterBreak="0">
     <w:nsid w:val="3D360CC8"/>
     <w:multiLevelType w:val="multilevel"/>
     <w:tmpl w:val="F09899A8"/>
@@ -4448,7 +5512,305 @@
       </w:rPr>
     </w:lvl>
   </w:abstractNum>
-  <w:abstractNum w:abstractNumId="11" w15:restartNumberingAfterBreak="0">
+  <w:abstractNum w:abstractNumId="13" w15:restartNumberingAfterBreak="0">
+    <w:nsid w:val="415472D0"/>
+    <w:multiLevelType w:val="multilevel"/>
+    <w:tmpl w:val="E042CFF8"/>
+    <w:lvl w:ilvl="0">
+      <w:start w:val="1"/>
+      <w:numFmt w:val="bullet"/>
+      <w:lvlText w:val=""/>
+      <w:lvlJc w:val="left"/>
+      <w:pPr>
+        <w:tabs>
+          <w:tab w:val="num" w:pos="720"/>
+        </w:tabs>
+        <w:ind w:left="720" w:hanging="360"/>
+      </w:pPr>
+      <w:rPr>
+        <w:rFonts w:ascii="Symbol" w:hAnsi="Symbol" w:hint="default"/>
+        <w:sz w:val="20"/>
+      </w:rPr>
+    </w:lvl>
+    <w:lvl w:ilvl="1" w:tentative="1">
+      <w:start w:val="1"/>
+      <w:numFmt w:val="bullet"/>
+      <w:lvlText w:val="o"/>
+      <w:lvlJc w:val="left"/>
+      <w:pPr>
+        <w:tabs>
+          <w:tab w:val="num" w:pos="1440"/>
+        </w:tabs>
+        <w:ind w:left="1440" w:hanging="360"/>
+      </w:pPr>
+      <w:rPr>
+        <w:rFonts w:ascii="Courier New" w:hAnsi="Courier New" w:hint="default"/>
+        <w:sz w:val="20"/>
+      </w:rPr>
+    </w:lvl>
+    <w:lvl w:ilvl="2" w:tentative="1">
+      <w:start w:val="1"/>
+      <w:numFmt w:val="bullet"/>
+      <w:lvlText w:val=""/>
+      <w:lvlJc w:val="left"/>
+      <w:pPr>
+        <w:tabs>
+          <w:tab w:val="num" w:pos="2160"/>
+        </w:tabs>
+        <w:ind w:left="2160" w:hanging="360"/>
+      </w:pPr>
+      <w:rPr>
+        <w:rFonts w:ascii="Wingdings" w:hAnsi="Wingdings" w:hint="default"/>
+        <w:sz w:val="20"/>
+      </w:rPr>
+    </w:lvl>
+    <w:lvl w:ilvl="3" w:tentative="1">
+      <w:start w:val="1"/>
+      <w:numFmt w:val="bullet"/>
+      <w:lvlText w:val=""/>
+      <w:lvlJc w:val="left"/>
+      <w:pPr>
+        <w:tabs>
+          <w:tab w:val="num" w:pos="2880"/>
+        </w:tabs>
+        <w:ind w:left="2880" w:hanging="360"/>
+      </w:pPr>
+      <w:rPr>
+        <w:rFonts w:ascii="Wingdings" w:hAnsi="Wingdings" w:hint="default"/>
+        <w:sz w:val="20"/>
+      </w:rPr>
+    </w:lvl>
+    <w:lvl w:ilvl="4" w:tentative="1">
+      <w:start w:val="1"/>
+      <w:numFmt w:val="bullet"/>
+      <w:lvlText w:val=""/>
+      <w:lvlJc w:val="left"/>
+      <w:pPr>
+        <w:tabs>
+          <w:tab w:val="num" w:pos="3600"/>
+        </w:tabs>
+        <w:ind w:left="3600" w:hanging="360"/>
+      </w:pPr>
+      <w:rPr>
+        <w:rFonts w:ascii="Wingdings" w:hAnsi="Wingdings" w:hint="default"/>
+        <w:sz w:val="20"/>
+      </w:rPr>
+    </w:lvl>
+    <w:lvl w:ilvl="5" w:tentative="1">
+      <w:start w:val="1"/>
+      <w:numFmt w:val="bullet"/>
+      <w:lvlText w:val=""/>
+      <w:lvlJc w:val="left"/>
+      <w:pPr>
+        <w:tabs>
+          <w:tab w:val="num" w:pos="4320"/>
+        </w:tabs>
+        <w:ind w:left="4320" w:hanging="360"/>
+      </w:pPr>
+      <w:rPr>
+        <w:rFonts w:ascii="Wingdings" w:hAnsi="Wingdings" w:hint="default"/>
+        <w:sz w:val="20"/>
+      </w:rPr>
+    </w:lvl>
+    <w:lvl w:ilvl="6" w:tentative="1">
+      <w:start w:val="1"/>
+      <w:numFmt w:val="bullet"/>
+      <w:lvlText w:val=""/>
+      <w:lvlJc w:val="left"/>
+      <w:pPr>
+        <w:tabs>
+          <w:tab w:val="num" w:pos="5040"/>
+        </w:tabs>
+        <w:ind w:left="5040" w:hanging="360"/>
+      </w:pPr>
+      <w:rPr>
+        <w:rFonts w:ascii="Wingdings" w:hAnsi="Wingdings" w:hint="default"/>
+        <w:sz w:val="20"/>
+      </w:rPr>
+    </w:lvl>
+    <w:lvl w:ilvl="7" w:tentative="1">
+      <w:start w:val="1"/>
+      <w:numFmt w:val="bullet"/>
+      <w:lvlText w:val=""/>
+      <w:lvlJc w:val="left"/>
+      <w:pPr>
+        <w:tabs>
+          <w:tab w:val="num" w:pos="5760"/>
+        </w:tabs>
+        <w:ind w:left="5760" w:hanging="360"/>
+      </w:pPr>
+      <w:rPr>
+        <w:rFonts w:ascii="Wingdings" w:hAnsi="Wingdings" w:hint="default"/>
+        <w:sz w:val="20"/>
+      </w:rPr>
+    </w:lvl>
+    <w:lvl w:ilvl="8" w:tentative="1">
+      <w:start w:val="1"/>
+      <w:numFmt w:val="bullet"/>
+      <w:lvlText w:val=""/>
+      <w:lvlJc w:val="left"/>
+      <w:pPr>
+        <w:tabs>
+          <w:tab w:val="num" w:pos="6480"/>
+        </w:tabs>
+        <w:ind w:left="6480" w:hanging="360"/>
+      </w:pPr>
+      <w:rPr>
+        <w:rFonts w:ascii="Wingdings" w:hAnsi="Wingdings" w:hint="default"/>
+        <w:sz w:val="20"/>
+      </w:rPr>
+    </w:lvl>
+  </w:abstractNum>
+  <w:abstractNum w:abstractNumId="14" w15:restartNumberingAfterBreak="0">
+    <w:nsid w:val="41C27DE1"/>
+    <w:multiLevelType w:val="multilevel"/>
+    <w:tmpl w:val="03DA2068"/>
+    <w:lvl w:ilvl="0">
+      <w:start w:val="1"/>
+      <w:numFmt w:val="bullet"/>
+      <w:lvlText w:val=""/>
+      <w:lvlJc w:val="left"/>
+      <w:pPr>
+        <w:tabs>
+          <w:tab w:val="num" w:pos="720"/>
+        </w:tabs>
+        <w:ind w:left="720" w:hanging="360"/>
+      </w:pPr>
+      <w:rPr>
+        <w:rFonts w:ascii="Symbol" w:hAnsi="Symbol" w:hint="default"/>
+        <w:sz w:val="20"/>
+      </w:rPr>
+    </w:lvl>
+    <w:lvl w:ilvl="1" w:tentative="1">
+      <w:start w:val="1"/>
+      <w:numFmt w:val="bullet"/>
+      <w:lvlText w:val="o"/>
+      <w:lvlJc w:val="left"/>
+      <w:pPr>
+        <w:tabs>
+          <w:tab w:val="num" w:pos="1440"/>
+        </w:tabs>
+        <w:ind w:left="1440" w:hanging="360"/>
+      </w:pPr>
+      <w:rPr>
+        <w:rFonts w:ascii="Courier New" w:hAnsi="Courier New" w:hint="default"/>
+        <w:sz w:val="20"/>
+      </w:rPr>
+    </w:lvl>
+    <w:lvl w:ilvl="2" w:tentative="1">
+      <w:start w:val="1"/>
+      <w:numFmt w:val="bullet"/>
+      <w:lvlText w:val=""/>
+      <w:lvlJc w:val="left"/>
+      <w:pPr>
+        <w:tabs>
+          <w:tab w:val="num" w:pos="2160"/>
+        </w:tabs>
+        <w:ind w:left="2160" w:hanging="360"/>
+      </w:pPr>
+      <w:rPr>
+        <w:rFonts w:ascii="Wingdings" w:hAnsi="Wingdings" w:hint="default"/>
+        <w:sz w:val="20"/>
+      </w:rPr>
+    </w:lvl>
+    <w:lvl w:ilvl="3" w:tentative="1">
+      <w:start w:val="1"/>
+      <w:numFmt w:val="bullet"/>
+      <w:lvlText w:val=""/>
+      <w:lvlJc w:val="left"/>
+      <w:pPr>
+        <w:tabs>
+          <w:tab w:val="num" w:pos="2880"/>
+        </w:tabs>
+        <w:ind w:left="2880" w:hanging="360"/>
+      </w:pPr>
+      <w:rPr>
+        <w:rFonts w:ascii="Wingdings" w:hAnsi="Wingdings" w:hint="default"/>
+        <w:sz w:val="20"/>
+      </w:rPr>
+    </w:lvl>
+    <w:lvl w:ilvl="4" w:tentative="1">
+      <w:start w:val="1"/>
+      <w:numFmt w:val="bullet"/>
+      <w:lvlText w:val=""/>
+      <w:lvlJc w:val="left"/>
+      <w:pPr>
+        <w:tabs>
+          <w:tab w:val="num" w:pos="3600"/>
+        </w:tabs>
+        <w:ind w:left="3600" w:hanging="360"/>
+      </w:pPr>
+      <w:rPr>
+        <w:rFonts w:ascii="Wingdings" w:hAnsi="Wingdings" w:hint="default"/>
+        <w:sz w:val="20"/>
+      </w:rPr>
+    </w:lvl>
+    <w:lvl w:ilvl="5" w:tentative="1">
+      <w:start w:val="1"/>
+      <w:numFmt w:val="bullet"/>
+      <w:lvlText w:val=""/>
+      <w:lvlJc w:val="left"/>
+      <w:pPr>
+        <w:tabs>
+          <w:tab w:val="num" w:pos="4320"/>
+        </w:tabs>
+        <w:ind w:left="4320" w:hanging="360"/>
+      </w:pPr>
+      <w:rPr>
+        <w:rFonts w:ascii="Wingdings" w:hAnsi="Wingdings" w:hint="default"/>
+        <w:sz w:val="20"/>
+      </w:rPr>
+    </w:lvl>
+    <w:lvl w:ilvl="6" w:tentative="1">
+      <w:start w:val="1"/>
+      <w:numFmt w:val="bullet"/>
+      <w:lvlText w:val=""/>
+      <w:lvlJc w:val="left"/>
+      <w:pPr>
+        <w:tabs>
+          <w:tab w:val="num" w:pos="5040"/>
+        </w:tabs>
+        <w:ind w:left="5040" w:hanging="360"/>
+      </w:pPr>
+      <w:rPr>
+        <w:rFonts w:ascii="Wingdings" w:hAnsi="Wingdings" w:hint="default"/>
+        <w:sz w:val="20"/>
+      </w:rPr>
+    </w:lvl>
+    <w:lvl w:ilvl="7" w:tentative="1">
+      <w:start w:val="1"/>
+      <w:numFmt w:val="bullet"/>
+      <w:lvlText w:val=""/>
+      <w:lvlJc w:val="left"/>
+      <w:pPr>
+        <w:tabs>
+          <w:tab w:val="num" w:pos="5760"/>
+        </w:tabs>
+        <w:ind w:left="5760" w:hanging="360"/>
+      </w:pPr>
+      <w:rPr>
+        <w:rFonts w:ascii="Wingdings" w:hAnsi="Wingdings" w:hint="default"/>
+        <w:sz w:val="20"/>
+      </w:rPr>
+    </w:lvl>
+    <w:lvl w:ilvl="8" w:tentative="1">
+      <w:start w:val="1"/>
+      <w:numFmt w:val="bullet"/>
+      <w:lvlText w:val=""/>
+      <w:lvlJc w:val="left"/>
+      <w:pPr>
+        <w:tabs>
+          <w:tab w:val="num" w:pos="6480"/>
+        </w:tabs>
+        <w:ind w:left="6480" w:hanging="360"/>
+      </w:pPr>
+      <w:rPr>
+        <w:rFonts w:ascii="Wingdings" w:hAnsi="Wingdings" w:hint="default"/>
+        <w:sz w:val="20"/>
+      </w:rPr>
+    </w:lvl>
+  </w:abstractNum>
+  <w:abstractNum w:abstractNumId="15" w15:restartNumberingAfterBreak="0">
     <w:nsid w:val="4252133B"/>
     <w:multiLevelType w:val="multilevel"/>
     <w:tmpl w:val="D11EE5EC"/>
@@ -4597,7 +5959,7 @@
       </w:rPr>
     </w:lvl>
   </w:abstractNum>
-  <w:abstractNum w:abstractNumId="12" w15:restartNumberingAfterBreak="0">
+  <w:abstractNum w:abstractNumId="16" w15:restartNumberingAfterBreak="0">
     <w:nsid w:val="441B7E29"/>
     <w:multiLevelType w:val="multilevel"/>
     <w:tmpl w:val="63F2AF54"/>
@@ -4746,7 +6108,7 @@
       </w:rPr>
     </w:lvl>
   </w:abstractNum>
-  <w:abstractNum w:abstractNumId="13" w15:restartNumberingAfterBreak="0">
+  <w:abstractNum w:abstractNumId="17" w15:restartNumberingAfterBreak="0">
     <w:nsid w:val="45417F46"/>
     <w:multiLevelType w:val="multilevel"/>
     <w:tmpl w:val="C620461A"/>
@@ -4859,7 +6221,156 @@
       </w:rPr>
     </w:lvl>
   </w:abstractNum>
-  <w:abstractNum w:abstractNumId="14" w15:restartNumberingAfterBreak="0">
+  <w:abstractNum w:abstractNumId="18" w15:restartNumberingAfterBreak="0">
+    <w:nsid w:val="45687C4C"/>
+    <w:multiLevelType w:val="multilevel"/>
+    <w:tmpl w:val="68E21698"/>
+    <w:lvl w:ilvl="0">
+      <w:start w:val="1"/>
+      <w:numFmt w:val="bullet"/>
+      <w:lvlText w:val=""/>
+      <w:lvlJc w:val="left"/>
+      <w:pPr>
+        <w:tabs>
+          <w:tab w:val="num" w:pos="720"/>
+        </w:tabs>
+        <w:ind w:left="720" w:hanging="360"/>
+      </w:pPr>
+      <w:rPr>
+        <w:rFonts w:ascii="Symbol" w:hAnsi="Symbol" w:hint="default"/>
+        <w:sz w:val="20"/>
+      </w:rPr>
+    </w:lvl>
+    <w:lvl w:ilvl="1" w:tentative="1">
+      <w:start w:val="1"/>
+      <w:numFmt w:val="bullet"/>
+      <w:lvlText w:val="o"/>
+      <w:lvlJc w:val="left"/>
+      <w:pPr>
+        <w:tabs>
+          <w:tab w:val="num" w:pos="1440"/>
+        </w:tabs>
+        <w:ind w:left="1440" w:hanging="360"/>
+      </w:pPr>
+      <w:rPr>
+        <w:rFonts w:ascii="Courier New" w:hAnsi="Courier New" w:hint="default"/>
+        <w:sz w:val="20"/>
+      </w:rPr>
+    </w:lvl>
+    <w:lvl w:ilvl="2" w:tentative="1">
+      <w:start w:val="1"/>
+      <w:numFmt w:val="bullet"/>
+      <w:lvlText w:val=""/>
+      <w:lvlJc w:val="left"/>
+      <w:pPr>
+        <w:tabs>
+          <w:tab w:val="num" w:pos="2160"/>
+        </w:tabs>
+        <w:ind w:left="2160" w:hanging="360"/>
+      </w:pPr>
+      <w:rPr>
+        <w:rFonts w:ascii="Wingdings" w:hAnsi="Wingdings" w:hint="default"/>
+        <w:sz w:val="20"/>
+      </w:rPr>
+    </w:lvl>
+    <w:lvl w:ilvl="3" w:tentative="1">
+      <w:start w:val="1"/>
+      <w:numFmt w:val="bullet"/>
+      <w:lvlText w:val=""/>
+      <w:lvlJc w:val="left"/>
+      <w:pPr>
+        <w:tabs>
+          <w:tab w:val="num" w:pos="2880"/>
+        </w:tabs>
+        <w:ind w:left="2880" w:hanging="360"/>
+      </w:pPr>
+      <w:rPr>
+        <w:rFonts w:ascii="Wingdings" w:hAnsi="Wingdings" w:hint="default"/>
+        <w:sz w:val="20"/>
+      </w:rPr>
+    </w:lvl>
+    <w:lvl w:ilvl="4" w:tentative="1">
+      <w:start w:val="1"/>
+      <w:numFmt w:val="bullet"/>
+      <w:lvlText w:val=""/>
+      <w:lvlJc w:val="left"/>
+      <w:pPr>
+        <w:tabs>
+          <w:tab w:val="num" w:pos="3600"/>
+        </w:tabs>
+        <w:ind w:left="3600" w:hanging="360"/>
+      </w:pPr>
+      <w:rPr>
+        <w:rFonts w:ascii="Wingdings" w:hAnsi="Wingdings" w:hint="default"/>
+        <w:sz w:val="20"/>
+      </w:rPr>
+    </w:lvl>
+    <w:lvl w:ilvl="5" w:tentative="1">
+      <w:start w:val="1"/>
+      <w:numFmt w:val="bullet"/>
+      <w:lvlText w:val=""/>
+      <w:lvlJc w:val="left"/>
+      <w:pPr>
+        <w:tabs>
+          <w:tab w:val="num" w:pos="4320"/>
+        </w:tabs>
+        <w:ind w:left="4320" w:hanging="360"/>
+      </w:pPr>
+      <w:rPr>
+        <w:rFonts w:ascii="Wingdings" w:hAnsi="Wingdings" w:hint="default"/>
+        <w:sz w:val="20"/>
+      </w:rPr>
+    </w:lvl>
+    <w:lvl w:ilvl="6" w:tentative="1">
+      <w:start w:val="1"/>
+      <w:numFmt w:val="bullet"/>
+      <w:lvlText w:val=""/>
+      <w:lvlJc w:val="left"/>
+      <w:pPr>
+        <w:tabs>
+          <w:tab w:val="num" w:pos="5040"/>
+        </w:tabs>
+        <w:ind w:left="5040" w:hanging="360"/>
+      </w:pPr>
+      <w:rPr>
+        <w:rFonts w:ascii="Wingdings" w:hAnsi="Wingdings" w:hint="default"/>
+        <w:sz w:val="20"/>
+      </w:rPr>
+    </w:lvl>
+    <w:lvl w:ilvl="7" w:tentative="1">
+      <w:start w:val="1"/>
+      <w:numFmt w:val="bullet"/>
+      <w:lvlText w:val=""/>
+      <w:lvlJc w:val="left"/>
+      <w:pPr>
+        <w:tabs>
+          <w:tab w:val="num" w:pos="5760"/>
+        </w:tabs>
+        <w:ind w:left="5760" w:hanging="360"/>
+      </w:pPr>
+      <w:rPr>
+        <w:rFonts w:ascii="Wingdings" w:hAnsi="Wingdings" w:hint="default"/>
+        <w:sz w:val="20"/>
+      </w:rPr>
+    </w:lvl>
+    <w:lvl w:ilvl="8" w:tentative="1">
+      <w:start w:val="1"/>
+      <w:numFmt w:val="bullet"/>
+      <w:lvlText w:val=""/>
+      <w:lvlJc w:val="left"/>
+      <w:pPr>
+        <w:tabs>
+          <w:tab w:val="num" w:pos="6480"/>
+        </w:tabs>
+        <w:ind w:left="6480" w:hanging="360"/>
+      </w:pPr>
+      <w:rPr>
+        <w:rFonts w:ascii="Wingdings" w:hAnsi="Wingdings" w:hint="default"/>
+        <w:sz w:val="20"/>
+      </w:rPr>
+    </w:lvl>
+  </w:abstractNum>
+  <w:abstractNum w:abstractNumId="19" w15:restartNumberingAfterBreak="0">
     <w:nsid w:val="48650AB2"/>
     <w:multiLevelType w:val="multilevel"/>
     <w:tmpl w:val="235CD522"/>
@@ -4972,7 +6483,7 @@
       </w:pPr>
     </w:lvl>
   </w:abstractNum>
-  <w:abstractNum w:abstractNumId="15" w15:restartNumberingAfterBreak="0">
+  <w:abstractNum w:abstractNumId="20" w15:restartNumberingAfterBreak="0">
     <w:nsid w:val="4A056927"/>
     <w:multiLevelType w:val="multilevel"/>
     <w:tmpl w:val="87D8EF2C"/>
@@ -5121,7 +6632,7 @@
       </w:rPr>
     </w:lvl>
   </w:abstractNum>
-  <w:abstractNum w:abstractNumId="16" w15:restartNumberingAfterBreak="0">
+  <w:abstractNum w:abstractNumId="21" w15:restartNumberingAfterBreak="0">
     <w:nsid w:val="4F1B7846"/>
     <w:multiLevelType w:val="multilevel"/>
     <w:tmpl w:val="C688ED54"/>
@@ -5270,7 +6781,7 @@
       </w:rPr>
     </w:lvl>
   </w:abstractNum>
-  <w:abstractNum w:abstractNumId="17" w15:restartNumberingAfterBreak="0">
+  <w:abstractNum w:abstractNumId="22" w15:restartNumberingAfterBreak="0">
     <w:nsid w:val="5A995F6E"/>
     <w:multiLevelType w:val="multilevel"/>
     <w:tmpl w:val="8CEE1B74"/>
@@ -5419,7 +6930,156 @@
       </w:rPr>
     </w:lvl>
   </w:abstractNum>
-  <w:abstractNum w:abstractNumId="18" w15:restartNumberingAfterBreak="0">
+  <w:abstractNum w:abstractNumId="23" w15:restartNumberingAfterBreak="0">
+    <w:nsid w:val="5ABE66BF"/>
+    <w:multiLevelType w:val="multilevel"/>
+    <w:tmpl w:val="F88E0D08"/>
+    <w:lvl w:ilvl="0">
+      <w:start w:val="1"/>
+      <w:numFmt w:val="bullet"/>
+      <w:lvlText w:val=""/>
+      <w:lvlJc w:val="left"/>
+      <w:pPr>
+        <w:tabs>
+          <w:tab w:val="num" w:pos="720"/>
+        </w:tabs>
+        <w:ind w:left="720" w:hanging="360"/>
+      </w:pPr>
+      <w:rPr>
+        <w:rFonts w:ascii="Symbol" w:hAnsi="Symbol" w:hint="default"/>
+        <w:sz w:val="20"/>
+      </w:rPr>
+    </w:lvl>
+    <w:lvl w:ilvl="1" w:tentative="1">
+      <w:start w:val="1"/>
+      <w:numFmt w:val="bullet"/>
+      <w:lvlText w:val="o"/>
+      <w:lvlJc w:val="left"/>
+      <w:pPr>
+        <w:tabs>
+          <w:tab w:val="num" w:pos="1440"/>
+        </w:tabs>
+        <w:ind w:left="1440" w:hanging="360"/>
+      </w:pPr>
+      <w:rPr>
+        <w:rFonts w:ascii="Courier New" w:hAnsi="Courier New" w:hint="default"/>
+        <w:sz w:val="20"/>
+      </w:rPr>
+    </w:lvl>
+    <w:lvl w:ilvl="2" w:tentative="1">
+      <w:start w:val="1"/>
+      <w:numFmt w:val="bullet"/>
+      <w:lvlText w:val=""/>
+      <w:lvlJc w:val="left"/>
+      <w:pPr>
+        <w:tabs>
+          <w:tab w:val="num" w:pos="2160"/>
+        </w:tabs>
+        <w:ind w:left="2160" w:hanging="360"/>
+      </w:pPr>
+      <w:rPr>
+        <w:rFonts w:ascii="Wingdings" w:hAnsi="Wingdings" w:hint="default"/>
+        <w:sz w:val="20"/>
+      </w:rPr>
+    </w:lvl>
+    <w:lvl w:ilvl="3" w:tentative="1">
+      <w:start w:val="1"/>
+      <w:numFmt w:val="bullet"/>
+      <w:lvlText w:val=""/>
+      <w:lvlJc w:val="left"/>
+      <w:pPr>
+        <w:tabs>
+          <w:tab w:val="num" w:pos="2880"/>
+        </w:tabs>
+        <w:ind w:left="2880" w:hanging="360"/>
+      </w:pPr>
+      <w:rPr>
+        <w:rFonts w:ascii="Wingdings" w:hAnsi="Wingdings" w:hint="default"/>
+        <w:sz w:val="20"/>
+      </w:rPr>
+    </w:lvl>
+    <w:lvl w:ilvl="4" w:tentative="1">
+      <w:start w:val="1"/>
+      <w:numFmt w:val="bullet"/>
+      <w:lvlText w:val=""/>
+      <w:lvlJc w:val="left"/>
+      <w:pPr>
+        <w:tabs>
+          <w:tab w:val="num" w:pos="3600"/>
+        </w:tabs>
+        <w:ind w:left="3600" w:hanging="360"/>
+      </w:pPr>
+      <w:rPr>
+        <w:rFonts w:ascii="Wingdings" w:hAnsi="Wingdings" w:hint="default"/>
+        <w:sz w:val="20"/>
+      </w:rPr>
+    </w:lvl>
+    <w:lvl w:ilvl="5" w:tentative="1">
+      <w:start w:val="1"/>
+      <w:numFmt w:val="bullet"/>
+      <w:lvlText w:val=""/>
+      <w:lvlJc w:val="left"/>
+      <w:pPr>
+        <w:tabs>
+          <w:tab w:val="num" w:pos="4320"/>
+        </w:tabs>
+        <w:ind w:left="4320" w:hanging="360"/>
+      </w:pPr>
+      <w:rPr>
+        <w:rFonts w:ascii="Wingdings" w:hAnsi="Wingdings" w:hint="default"/>
+        <w:sz w:val="20"/>
+      </w:rPr>
+    </w:lvl>
+    <w:lvl w:ilvl="6" w:tentative="1">
+      <w:start w:val="1"/>
+      <w:numFmt w:val="bullet"/>
+      <w:lvlText w:val=""/>
+      <w:lvlJc w:val="left"/>
+      <w:pPr>
+        <w:tabs>
+          <w:tab w:val="num" w:pos="5040"/>
+        </w:tabs>
+        <w:ind w:left="5040" w:hanging="360"/>
+      </w:pPr>
+      <w:rPr>
+        <w:rFonts w:ascii="Wingdings" w:hAnsi="Wingdings" w:hint="default"/>
+        <w:sz w:val="20"/>
+      </w:rPr>
+    </w:lvl>
+    <w:lvl w:ilvl="7" w:tentative="1">
+      <w:start w:val="1"/>
+      <w:numFmt w:val="bullet"/>
+      <w:lvlText w:val=""/>
+      <w:lvlJc w:val="left"/>
+      <w:pPr>
+        <w:tabs>
+          <w:tab w:val="num" w:pos="5760"/>
+        </w:tabs>
+        <w:ind w:left="5760" w:hanging="360"/>
+      </w:pPr>
+      <w:rPr>
+        <w:rFonts w:ascii="Wingdings" w:hAnsi="Wingdings" w:hint="default"/>
+        <w:sz w:val="20"/>
+      </w:rPr>
+    </w:lvl>
+    <w:lvl w:ilvl="8" w:tentative="1">
+      <w:start w:val="1"/>
+      <w:numFmt w:val="bullet"/>
+      <w:lvlText w:val=""/>
+      <w:lvlJc w:val="left"/>
+      <w:pPr>
+        <w:tabs>
+          <w:tab w:val="num" w:pos="6480"/>
+        </w:tabs>
+        <w:ind w:left="6480" w:hanging="360"/>
+      </w:pPr>
+      <w:rPr>
+        <w:rFonts w:ascii="Wingdings" w:hAnsi="Wingdings" w:hint="default"/>
+        <w:sz w:val="20"/>
+      </w:rPr>
+    </w:lvl>
+  </w:abstractNum>
+  <w:abstractNum w:abstractNumId="24" w15:restartNumberingAfterBreak="0">
     <w:nsid w:val="5D6B0D61"/>
     <w:multiLevelType w:val="multilevel"/>
     <w:tmpl w:val="F4B8C400"/>
@@ -5568,7 +7228,7 @@
       </w:rPr>
     </w:lvl>
   </w:abstractNum>
-  <w:abstractNum w:abstractNumId="19" w15:restartNumberingAfterBreak="0">
+  <w:abstractNum w:abstractNumId="25" w15:restartNumberingAfterBreak="0">
     <w:nsid w:val="5FA16FA8"/>
     <w:multiLevelType w:val="multilevel"/>
     <w:tmpl w:val="930E27F6"/>
@@ -5717,7 +7377,7 @@
       </w:rPr>
     </w:lvl>
   </w:abstractNum>
-  <w:abstractNum w:abstractNumId="20" w15:restartNumberingAfterBreak="0">
+  <w:abstractNum w:abstractNumId="26" w15:restartNumberingAfterBreak="0">
     <w:nsid w:val="63A206D0"/>
     <w:multiLevelType w:val="multilevel"/>
     <w:tmpl w:val="2FC06756"/>
@@ -5866,7 +7526,7 @@
       </w:rPr>
     </w:lvl>
   </w:abstractNum>
-  <w:abstractNum w:abstractNumId="21" w15:restartNumberingAfterBreak="0">
+  <w:abstractNum w:abstractNumId="27" w15:restartNumberingAfterBreak="0">
     <w:nsid w:val="650B11AA"/>
     <w:multiLevelType w:val="multilevel"/>
     <w:tmpl w:val="9F4A428E"/>
@@ -6015,7 +7675,156 @@
       </w:rPr>
     </w:lvl>
   </w:abstractNum>
-  <w:abstractNum w:abstractNumId="22" w15:restartNumberingAfterBreak="0">
+  <w:abstractNum w:abstractNumId="28" w15:restartNumberingAfterBreak="0">
+    <w:nsid w:val="68FC4A52"/>
+    <w:multiLevelType w:val="multilevel"/>
+    <w:tmpl w:val="009A5782"/>
+    <w:lvl w:ilvl="0">
+      <w:start w:val="1"/>
+      <w:numFmt w:val="bullet"/>
+      <w:lvlText w:val=""/>
+      <w:lvlJc w:val="left"/>
+      <w:pPr>
+        <w:tabs>
+          <w:tab w:val="num" w:pos="720"/>
+        </w:tabs>
+        <w:ind w:left="720" w:hanging="360"/>
+      </w:pPr>
+      <w:rPr>
+        <w:rFonts w:ascii="Symbol" w:hAnsi="Symbol" w:hint="default"/>
+        <w:sz w:val="20"/>
+      </w:rPr>
+    </w:lvl>
+    <w:lvl w:ilvl="1" w:tentative="1">
+      <w:start w:val="1"/>
+      <w:numFmt w:val="bullet"/>
+      <w:lvlText w:val="o"/>
+      <w:lvlJc w:val="left"/>
+      <w:pPr>
+        <w:tabs>
+          <w:tab w:val="num" w:pos="1440"/>
+        </w:tabs>
+        <w:ind w:left="1440" w:hanging="360"/>
+      </w:pPr>
+      <w:rPr>
+        <w:rFonts w:ascii="Courier New" w:hAnsi="Courier New" w:hint="default"/>
+        <w:sz w:val="20"/>
+      </w:rPr>
+    </w:lvl>
+    <w:lvl w:ilvl="2" w:tentative="1">
+      <w:start w:val="1"/>
+      <w:numFmt w:val="bullet"/>
+      <w:lvlText w:val=""/>
+      <w:lvlJc w:val="left"/>
+      <w:pPr>
+        <w:tabs>
+          <w:tab w:val="num" w:pos="2160"/>
+        </w:tabs>
+        <w:ind w:left="2160" w:hanging="360"/>
+      </w:pPr>
+      <w:rPr>
+        <w:rFonts w:ascii="Wingdings" w:hAnsi="Wingdings" w:hint="default"/>
+        <w:sz w:val="20"/>
+      </w:rPr>
+    </w:lvl>
+    <w:lvl w:ilvl="3" w:tentative="1">
+      <w:start w:val="1"/>
+      <w:numFmt w:val="bullet"/>
+      <w:lvlText w:val=""/>
+      <w:lvlJc w:val="left"/>
+      <w:pPr>
+        <w:tabs>
+          <w:tab w:val="num" w:pos="2880"/>
+        </w:tabs>
+        <w:ind w:left="2880" w:hanging="360"/>
+      </w:pPr>
+      <w:rPr>
+        <w:rFonts w:ascii="Wingdings" w:hAnsi="Wingdings" w:hint="default"/>
+        <w:sz w:val="20"/>
+      </w:rPr>
+    </w:lvl>
+    <w:lvl w:ilvl="4" w:tentative="1">
+      <w:start w:val="1"/>
+      <w:numFmt w:val="bullet"/>
+      <w:lvlText w:val=""/>
+      <w:lvlJc w:val="left"/>
+      <w:pPr>
+        <w:tabs>
+          <w:tab w:val="num" w:pos="3600"/>
+        </w:tabs>
+        <w:ind w:left="3600" w:hanging="360"/>
+      </w:pPr>
+      <w:rPr>
+        <w:rFonts w:ascii="Wingdings" w:hAnsi="Wingdings" w:hint="default"/>
+        <w:sz w:val="20"/>
+      </w:rPr>
+    </w:lvl>
+    <w:lvl w:ilvl="5" w:tentative="1">
+      <w:start w:val="1"/>
+      <w:numFmt w:val="bullet"/>
+      <w:lvlText w:val=""/>
+      <w:lvlJc w:val="left"/>
+      <w:pPr>
+        <w:tabs>
+          <w:tab w:val="num" w:pos="4320"/>
+        </w:tabs>
+        <w:ind w:left="4320" w:hanging="360"/>
+      </w:pPr>
+      <w:rPr>
+        <w:rFonts w:ascii="Wingdings" w:hAnsi="Wingdings" w:hint="default"/>
+        <w:sz w:val="20"/>
+      </w:rPr>
+    </w:lvl>
+    <w:lvl w:ilvl="6" w:tentative="1">
+      <w:start w:val="1"/>
+      <w:numFmt w:val="bullet"/>
+      <w:lvlText w:val=""/>
+      <w:lvlJc w:val="left"/>
+      <w:pPr>
+        <w:tabs>
+          <w:tab w:val="num" w:pos="5040"/>
+        </w:tabs>
+        <w:ind w:left="5040" w:hanging="360"/>
+      </w:pPr>
+      <w:rPr>
+        <w:rFonts w:ascii="Wingdings" w:hAnsi="Wingdings" w:hint="default"/>
+        <w:sz w:val="20"/>
+      </w:rPr>
+    </w:lvl>
+    <w:lvl w:ilvl="7" w:tentative="1">
+      <w:start w:val="1"/>
+      <w:numFmt w:val="bullet"/>
+      <w:lvlText w:val=""/>
+      <w:lvlJc w:val="left"/>
+      <w:pPr>
+        <w:tabs>
+          <w:tab w:val="num" w:pos="5760"/>
+        </w:tabs>
+        <w:ind w:left="5760" w:hanging="360"/>
+      </w:pPr>
+      <w:rPr>
+        <w:rFonts w:ascii="Wingdings" w:hAnsi="Wingdings" w:hint="default"/>
+        <w:sz w:val="20"/>
+      </w:rPr>
+    </w:lvl>
+    <w:lvl w:ilvl="8" w:tentative="1">
+      <w:start w:val="1"/>
+      <w:numFmt w:val="bullet"/>
+      <w:lvlText w:val=""/>
+      <w:lvlJc w:val="left"/>
+      <w:pPr>
+        <w:tabs>
+          <w:tab w:val="num" w:pos="6480"/>
+        </w:tabs>
+        <w:ind w:left="6480" w:hanging="360"/>
+      </w:pPr>
+      <w:rPr>
+        <w:rFonts w:ascii="Wingdings" w:hAnsi="Wingdings" w:hint="default"/>
+        <w:sz w:val="20"/>
+      </w:rPr>
+    </w:lvl>
+  </w:abstractNum>
+  <w:abstractNum w:abstractNumId="29" w15:restartNumberingAfterBreak="0">
     <w:nsid w:val="733D44E9"/>
     <w:multiLevelType w:val="multilevel"/>
     <w:tmpl w:val="AA644502"/>
@@ -6164,7 +7973,7 @@
       </w:rPr>
     </w:lvl>
   </w:abstractNum>
-  <w:abstractNum w:abstractNumId="23" w15:restartNumberingAfterBreak="0">
+  <w:abstractNum w:abstractNumId="30" w15:restartNumberingAfterBreak="0">
     <w:nsid w:val="74292749"/>
     <w:multiLevelType w:val="multilevel"/>
     <w:tmpl w:val="86EC7978"/>
@@ -6313,77 +8122,250 @@
       </w:rPr>
     </w:lvl>
   </w:abstractNum>
+  <w:abstractNum w:abstractNumId="31" w15:restartNumberingAfterBreak="0">
+    <w:nsid w:val="760872FE"/>
+    <w:multiLevelType w:val="multilevel"/>
+    <w:tmpl w:val="BBA2A5A6"/>
+    <w:lvl w:ilvl="0">
+      <w:start w:val="1"/>
+      <w:numFmt w:val="bullet"/>
+      <w:lvlText w:val=""/>
+      <w:lvlJc w:val="left"/>
+      <w:pPr>
+        <w:tabs>
+          <w:tab w:val="num" w:pos="720"/>
+        </w:tabs>
+        <w:ind w:left="720" w:hanging="360"/>
+      </w:pPr>
+      <w:rPr>
+        <w:rFonts w:ascii="Symbol" w:hAnsi="Symbol" w:hint="default"/>
+        <w:sz w:val="20"/>
+      </w:rPr>
+    </w:lvl>
+    <w:lvl w:ilvl="1" w:tentative="1">
+      <w:start w:val="1"/>
+      <w:numFmt w:val="bullet"/>
+      <w:lvlText w:val="o"/>
+      <w:lvlJc w:val="left"/>
+      <w:pPr>
+        <w:tabs>
+          <w:tab w:val="num" w:pos="1440"/>
+        </w:tabs>
+        <w:ind w:left="1440" w:hanging="360"/>
+      </w:pPr>
+      <w:rPr>
+        <w:rFonts w:ascii="Courier New" w:hAnsi="Courier New" w:hint="default"/>
+        <w:sz w:val="20"/>
+      </w:rPr>
+    </w:lvl>
+    <w:lvl w:ilvl="2" w:tentative="1">
+      <w:start w:val="1"/>
+      <w:numFmt w:val="bullet"/>
+      <w:lvlText w:val=""/>
+      <w:lvlJc w:val="left"/>
+      <w:pPr>
+        <w:tabs>
+          <w:tab w:val="num" w:pos="2160"/>
+        </w:tabs>
+        <w:ind w:left="2160" w:hanging="360"/>
+      </w:pPr>
+      <w:rPr>
+        <w:rFonts w:ascii="Wingdings" w:hAnsi="Wingdings" w:hint="default"/>
+        <w:sz w:val="20"/>
+      </w:rPr>
+    </w:lvl>
+    <w:lvl w:ilvl="3" w:tentative="1">
+      <w:start w:val="1"/>
+      <w:numFmt w:val="bullet"/>
+      <w:lvlText w:val=""/>
+      <w:lvlJc w:val="left"/>
+      <w:pPr>
+        <w:tabs>
+          <w:tab w:val="num" w:pos="2880"/>
+        </w:tabs>
+        <w:ind w:left="2880" w:hanging="360"/>
+      </w:pPr>
+      <w:rPr>
+        <w:rFonts w:ascii="Wingdings" w:hAnsi="Wingdings" w:hint="default"/>
+        <w:sz w:val="20"/>
+      </w:rPr>
+    </w:lvl>
+    <w:lvl w:ilvl="4" w:tentative="1">
+      <w:start w:val="1"/>
+      <w:numFmt w:val="bullet"/>
+      <w:lvlText w:val=""/>
+      <w:lvlJc w:val="left"/>
+      <w:pPr>
+        <w:tabs>
+          <w:tab w:val="num" w:pos="3600"/>
+        </w:tabs>
+        <w:ind w:left="3600" w:hanging="360"/>
+      </w:pPr>
+      <w:rPr>
+        <w:rFonts w:ascii="Wingdings" w:hAnsi="Wingdings" w:hint="default"/>
+        <w:sz w:val="20"/>
+      </w:rPr>
+    </w:lvl>
+    <w:lvl w:ilvl="5" w:tentative="1">
+      <w:start w:val="1"/>
+      <w:numFmt w:val="bullet"/>
+      <w:lvlText w:val=""/>
+      <w:lvlJc w:val="left"/>
+      <w:pPr>
+        <w:tabs>
+          <w:tab w:val="num" w:pos="4320"/>
+        </w:tabs>
+        <w:ind w:left="4320" w:hanging="360"/>
+      </w:pPr>
+      <w:rPr>
+        <w:rFonts w:ascii="Wingdings" w:hAnsi="Wingdings" w:hint="default"/>
+        <w:sz w:val="20"/>
+      </w:rPr>
+    </w:lvl>
+    <w:lvl w:ilvl="6" w:tentative="1">
+      <w:start w:val="1"/>
+      <w:numFmt w:val="bullet"/>
+      <w:lvlText w:val=""/>
+      <w:lvlJc w:val="left"/>
+      <w:pPr>
+        <w:tabs>
+          <w:tab w:val="num" w:pos="5040"/>
+        </w:tabs>
+        <w:ind w:left="5040" w:hanging="360"/>
+      </w:pPr>
+      <w:rPr>
+        <w:rFonts w:ascii="Wingdings" w:hAnsi="Wingdings" w:hint="default"/>
+        <w:sz w:val="20"/>
+      </w:rPr>
+    </w:lvl>
+    <w:lvl w:ilvl="7" w:tentative="1">
+      <w:start w:val="1"/>
+      <w:numFmt w:val="bullet"/>
+      <w:lvlText w:val=""/>
+      <w:lvlJc w:val="left"/>
+      <w:pPr>
+        <w:tabs>
+          <w:tab w:val="num" w:pos="5760"/>
+        </w:tabs>
+        <w:ind w:left="5760" w:hanging="360"/>
+      </w:pPr>
+      <w:rPr>
+        <w:rFonts w:ascii="Wingdings" w:hAnsi="Wingdings" w:hint="default"/>
+        <w:sz w:val="20"/>
+      </w:rPr>
+    </w:lvl>
+    <w:lvl w:ilvl="8" w:tentative="1">
+      <w:start w:val="1"/>
+      <w:numFmt w:val="bullet"/>
+      <w:lvlText w:val=""/>
+      <w:lvlJc w:val="left"/>
+      <w:pPr>
+        <w:tabs>
+          <w:tab w:val="num" w:pos="6480"/>
+        </w:tabs>
+        <w:ind w:left="6480" w:hanging="360"/>
+      </w:pPr>
+      <w:rPr>
+        <w:rFonts w:ascii="Wingdings" w:hAnsi="Wingdings" w:hint="default"/>
+        <w:sz w:val="20"/>
+      </w:rPr>
+    </w:lvl>
+  </w:abstractNum>
   <w:num w:numId="1" w16cid:durableId="219563745">
-    <w:abstractNumId w:val="14"/>
+    <w:abstractNumId w:val="19"/>
   </w:num>
   <w:num w:numId="2" w16cid:durableId="1337079017">
-    <w:abstractNumId w:val="13"/>
+    <w:abstractNumId w:val="17"/>
   </w:num>
   <w:num w:numId="3" w16cid:durableId="185096591">
-    <w:abstractNumId w:val="5"/>
+    <w:abstractNumId w:val="7"/>
   </w:num>
   <w:num w:numId="4" w16cid:durableId="438336563">
-    <w:abstractNumId w:val="2"/>
+    <w:abstractNumId w:val="3"/>
   </w:num>
   <w:num w:numId="5" w16cid:durableId="371810371">
-    <w:abstractNumId w:val="8"/>
+    <w:abstractNumId w:val="10"/>
   </w:num>
   <w:num w:numId="6" w16cid:durableId="1647392963">
-    <w:abstractNumId w:val="21"/>
+    <w:abstractNumId w:val="27"/>
   </w:num>
   <w:num w:numId="7" w16cid:durableId="1564021207">
-    <w:abstractNumId w:val="18"/>
+    <w:abstractNumId w:val="24"/>
   </w:num>
   <w:num w:numId="8" w16cid:durableId="986977937">
-    <w:abstractNumId w:val="19"/>
+    <w:abstractNumId w:val="25"/>
   </w:num>
   <w:num w:numId="9" w16cid:durableId="1391802428">
-    <w:abstractNumId w:val="20"/>
+    <w:abstractNumId w:val="26"/>
   </w:num>
   <w:num w:numId="10" w16cid:durableId="567494223">
-    <w:abstractNumId w:val="7"/>
+    <w:abstractNumId w:val="9"/>
   </w:num>
   <w:num w:numId="11" w16cid:durableId="1365718072">
-    <w:abstractNumId w:val="17"/>
+    <w:abstractNumId w:val="22"/>
   </w:num>
   <w:num w:numId="12" w16cid:durableId="2140024725">
     <w:abstractNumId w:val="0"/>
   </w:num>
   <w:num w:numId="13" w16cid:durableId="1872064159">
-    <w:abstractNumId w:val="1"/>
+    <w:abstractNumId w:val="2"/>
   </w:num>
   <w:num w:numId="14" w16cid:durableId="655496635">
+    <w:abstractNumId w:val="21"/>
+  </w:num>
+  <w:num w:numId="15" w16cid:durableId="2096824367">
+    <w:abstractNumId w:val="8"/>
+  </w:num>
+  <w:num w:numId="16" w16cid:durableId="207690253">
+    <w:abstractNumId w:val="15"/>
+  </w:num>
+  <w:num w:numId="17" w16cid:durableId="1433478426">
+    <w:abstractNumId w:val="4"/>
+  </w:num>
+  <w:num w:numId="18" w16cid:durableId="695808638">
+    <w:abstractNumId w:val="30"/>
+  </w:num>
+  <w:num w:numId="19" w16cid:durableId="553154156">
+    <w:abstractNumId w:val="12"/>
+  </w:num>
+  <w:num w:numId="20" w16cid:durableId="2002196304">
+    <w:abstractNumId w:val="20"/>
+  </w:num>
+  <w:num w:numId="21" w16cid:durableId="1569487718">
+    <w:abstractNumId w:val="5"/>
+  </w:num>
+  <w:num w:numId="22" w16cid:durableId="384448002">
+    <w:abstractNumId w:val="11"/>
+  </w:num>
+  <w:num w:numId="23" w16cid:durableId="1537892664">
     <w:abstractNumId w:val="16"/>
   </w:num>
-  <w:num w:numId="15" w16cid:durableId="2096824367">
+  <w:num w:numId="24" w16cid:durableId="1428696338">
+    <w:abstractNumId w:val="29"/>
+  </w:num>
+  <w:num w:numId="25" w16cid:durableId="909851555">
+    <w:abstractNumId w:val="28"/>
+  </w:num>
+  <w:num w:numId="26" w16cid:durableId="191116889">
     <w:abstractNumId w:val="6"/>
   </w:num>
-  <w:num w:numId="16" w16cid:durableId="207690253">
-    <w:abstractNumId w:val="11"/>
+  <w:num w:numId="27" w16cid:durableId="1876388659">
+    <w:abstractNumId w:val="13"/>
   </w:num>
-  <w:num w:numId="17" w16cid:durableId="1433478426">
-    <w:abstractNumId w:val="3"/>
+  <w:num w:numId="28" w16cid:durableId="397676576">
+    <w:abstractNumId w:val="18"/>
   </w:num>
-  <w:num w:numId="18" w16cid:durableId="695808638">
+  <w:num w:numId="29" w16cid:durableId="1606571466">
+    <w:abstractNumId w:val="14"/>
+  </w:num>
+  <w:num w:numId="30" w16cid:durableId="573201849">
+    <w:abstractNumId w:val="31"/>
+  </w:num>
+  <w:num w:numId="31" w16cid:durableId="522941187">
     <w:abstractNumId w:val="23"/>
   </w:num>
-  <w:num w:numId="19" w16cid:durableId="553154156">
-    <w:abstractNumId w:val="10"/>
-  </w:num>
-  <w:num w:numId="20" w16cid:durableId="2002196304">
-    <w:abstractNumId w:val="15"/>
-  </w:num>
-  <w:num w:numId="21" w16cid:durableId="1569487718">
-    <w:abstractNumId w:val="4"/>
-  </w:num>
-  <w:num w:numId="22" w16cid:durableId="384448002">
-    <w:abstractNumId w:val="9"/>
-  </w:num>
-  <w:num w:numId="23" w16cid:durableId="1537892664">
-    <w:abstractNumId w:val="12"/>
-  </w:num>
-  <w:num w:numId="24" w16cid:durableId="1428696338">
-    <w:abstractNumId w:val="22"/>
+  <w:num w:numId="32" w16cid:durableId="655259625">
+    <w:abstractNumId w:val="1"/>
   </w:num>
 </w:numbering>
 </file>
@@ -6993,6 +8975,7 @@
   <w:style w:type="character" w:default="1" w:styleId="DefaultParagraphFont">
     <w:name w:val="Default Paragraph Font"/>
     <w:uiPriority w:val="1"/>
+    <w:semiHidden/>
     <w:unhideWhenUsed/>
   </w:style>
   <w:style w:type="table" w:default="1" w:styleId="TableNormal">
@@ -7327,6 +9310,25 @@
       <w:sz w:val="26"/>
     </w:rPr>
   </w:style>
+  <w:style w:type="table" w:styleId="TableGrid">
+    <w:name w:val="Table Grid"/>
+    <w:basedOn w:val="TableNormal"/>
+    <w:uiPriority w:val="39"/>
+    <w:rsid w:val="00752150"/>
+    <w:pPr>
+      <w:spacing w:after="0" w:line="240" w:lineRule="auto"/>
+    </w:pPr>
+    <w:tblPr>
+      <w:tblBorders>
+        <w:top w:val="single" w:sz="4" w:space="0" w:color="auto"/>
+        <w:left w:val="single" w:sz="4" w:space="0" w:color="auto"/>
+        <w:bottom w:val="single" w:sz="4" w:space="0" w:color="auto"/>
+        <w:right w:val="single" w:sz="4" w:space="0" w:color="auto"/>
+        <w:insideH w:val="single" w:sz="4" w:space="0" w:color="auto"/>
+        <w:insideV w:val="single" w:sz="4" w:space="0" w:color="auto"/>
+      </w:tblBorders>
+    </w:tblPr>
+  </w:style>
 </w:styles>
 </file>
 

--- a/baocao.docx
+++ b/baocao.docx
@@ -1,6 +1,6 @@
 
 <file path=word/document.xml><?xml version="1.0" encoding="utf-8"?>
-<w:document xmlns:wpc="http://schemas.microsoft.com/office/word/2010/wordprocessingCanvas" xmlns:cx="http://schemas.microsoft.com/office/drawing/2014/chartex" xmlns:cx1="http://schemas.microsoft.com/office/drawing/2015/9/8/chartex" xmlns:cx2="http://schemas.microsoft.com/office/drawing/2015/10/21/chartex" xmlns:cx3="http://schemas.microsoft.com/office/drawing/2016/5/9/chartex" xmlns:cx4="http://schemas.microsoft.com/office/drawing/2016/5/10/chartex" xmlns:cx5="http://schemas.microsoft.com/office/drawing/2016/5/11/chartex" xmlns:cx6="http://schemas.microsoft.com/office/drawing/2016/5/12/chartex" xmlns:cx7="http://schemas.microsoft.com/office/drawing/2016/5/13/chartex" xmlns:cx8="http://schemas.microsoft.com/office/drawing/2016/5/14/chartex" xmlns:mc="http://schemas.openxmlformats.org/markup-compatibility/2006" xmlns:aink="http://schemas.microsoft.com/office/drawing/2016/ink" xmlns:am3d="http://schemas.microsoft.com/office/drawing/2017/model3d" xmlns:o="urn:schemas-microsoft-com:office:office" xmlns:oel="http://schemas.microsoft.com/office/2019/extlst" xmlns:r="http://schemas.openxmlformats.org/officeDocument/2006/relationships" xmlns:m="http://schemas.openxmlformats.org/officeDocument/2006/math" xmlns:v="urn:schemas-microsoft-com:vml" xmlns:wp14="http://schemas.microsoft.com/office/word/2010/wordprocessingDrawing" xmlns:wp="http://schemas.openxmlformats.org/drawingml/2006/wordprocessingDrawing" xmlns:w10="urn:schemas-microsoft-com:office:word" xmlns:w="http://schemas.openxmlformats.org/wordprocessingml/2006/main" xmlns:w14="http://schemas.microsoft.com/office/word/2010/wordml" xmlns:w15="http://schemas.microsoft.com/office/word/2012/wordml" xmlns:w16cex="http://schemas.microsoft.com/office/word/2018/wordml/cex" xmlns:w16cid="http://schemas.microsoft.com/office/word/2016/wordml/cid" xmlns:w16="http://schemas.microsoft.com/office/word/2018/wordml" xmlns:w16sdtdh="http://schemas.microsoft.com/office/word/2020/wordml/sdtdatahash" xmlns:w16se="http://schemas.microsoft.com/office/word/2015/wordml/symex" xmlns:wpg="http://schemas.microsoft.com/office/word/2010/wordprocessingGroup" xmlns:wpi="http://schemas.microsoft.com/office/word/2010/wordprocessingInk" xmlns:wne="http://schemas.microsoft.com/office/word/2006/wordml" xmlns:wps="http://schemas.microsoft.com/office/word/2010/wordprocessingShape" mc:Ignorable="w14 w15 w16se w16cid w16 w16cex w16sdtdh wp14">
+<w:document xmlns:wpc="http://schemas.microsoft.com/office/word/2010/wordprocessingCanvas" xmlns:cx="http://schemas.microsoft.com/office/drawing/2014/chartex" xmlns:cx1="http://schemas.microsoft.com/office/drawing/2015/9/8/chartex" xmlns:cx2="http://schemas.microsoft.com/office/drawing/2015/10/21/chartex" xmlns:cx3="http://schemas.microsoft.com/office/drawing/2016/5/9/chartex" xmlns:cx4="http://schemas.microsoft.com/office/drawing/2016/5/10/chartex" xmlns:cx5="http://schemas.microsoft.com/office/drawing/2016/5/11/chartex" xmlns:cx6="http://schemas.microsoft.com/office/drawing/2016/5/12/chartex" xmlns:cx7="http://schemas.microsoft.com/office/drawing/2016/5/13/chartex" xmlns:cx8="http://schemas.microsoft.com/office/drawing/2016/5/14/chartex" xmlns:mc="http://schemas.openxmlformats.org/markup-compatibility/2006" xmlns:aink="http://schemas.microsoft.com/office/drawing/2016/ink" xmlns:am3d="http://schemas.microsoft.com/office/drawing/2017/model3d" xmlns:o="urn:schemas-microsoft-com:office:office" xmlns:r="http://schemas.openxmlformats.org/officeDocument/2006/relationships" xmlns:m="http://schemas.openxmlformats.org/officeDocument/2006/math" xmlns:v="urn:schemas-microsoft-com:vml" xmlns:wp14="http://schemas.microsoft.com/office/word/2010/wordprocessingDrawing" xmlns:wp="http://schemas.openxmlformats.org/drawingml/2006/wordprocessingDrawing" xmlns:w10="urn:schemas-microsoft-com:office:word" xmlns:w="http://schemas.openxmlformats.org/wordprocessingml/2006/main" xmlns:w14="http://schemas.microsoft.com/office/word/2010/wordml" xmlns:w15="http://schemas.microsoft.com/office/word/2012/wordml" xmlns:w16cid="http://schemas.microsoft.com/office/word/2016/wordml/cid" xmlns:w16se="http://schemas.microsoft.com/office/word/2015/wordml/symex" xmlns:wpg="http://schemas.microsoft.com/office/word/2010/wordprocessingGroup" xmlns:wpi="http://schemas.microsoft.com/office/word/2010/wordprocessingInk" xmlns:wne="http://schemas.microsoft.com/office/word/2006/wordml" xmlns:wps="http://schemas.microsoft.com/office/word/2010/wordprocessingShape" mc:Ignorable="w14 w15 w16se w16cid wp14">
   <w:body>
     <w:p>
       <w:pPr>
@@ -11,11 +11,6 @@
       </w:r>
     </w:p>
     <w:p>
-      <w:r>
-        <w:t>OptiFit is a personalized diet and workout recommendation system designed to help users plan nutrition, select appropriate exercises, and apply progressive overload through a single mobile application. The system uses a Flutter client, a FastAPI backend, CSV-based food and exercise datasets, and a local SQLite database for storing user profiles and recommendation histories. For nutrition planning, OptiFit calculates BMR, TDEE, target calories, and protein requirements, then applies a Branch and Bound algorithm to generate three-meal plans that balance calories and macronutrients. Workout recommendations are produced through content-based filtering, rule-based scoring, and time-constrained exercise selection according to workout split, experience level, and available training time. A rule-based progressive overload module evaluates weight, repetitions across three sets, and perceived difficulty to recommend the next session’s weight and repetition target. The completed prototype provides personalized meal plans, workout routines, next-session progression guidance, local history management, and theme customization. By combining optimization, recommendation techniques, and lightweight local storage, OptiFit demonstrates a practical approach to delivering accessible, personalized fitness support on mobile devices.</w:t>
-      </w:r>
-    </w:p>
-    <w:p>
       <w:pPr>
         <w:pStyle w:val="Heading1"/>
       </w:pPr>
@@ -52,7 +47,12 @@
         <w:pStyle w:val="Heading1"/>
       </w:pPr>
       <w:r>
-        <w:t>CHAPTER 1: INTRODUCTION</w:t>
+        <w:t>CHAPTER 1: IN</w:t>
+      </w:r>
+      <w:bookmarkStart w:id="0" w:name="_GoBack"/>
+      <w:bookmarkEnd w:id="0"/>
+      <w:r>
+        <w:t>TRODUCTION</w:t>
       </w:r>
     </w:p>
     <w:p>
@@ -60,10 +60,10 @@
         <w:pStyle w:val="Heading2"/>
       </w:pPr>
       <w:r>
-        <w:t>1.1. PROBLEM STATEMEN</w:t>
-      </w:r>
-      <w:r>
-        <w:tab/>
+        <w:t>1.1. PROBLEM STATEME</w:t>
+      </w:r>
+      <w:r>
+        <w:t>N</w:t>
       </w:r>
       <w:r>
         <w:t>T</w:t>
@@ -71,25 +71,22 @@
     </w:p>
     <w:p>
       <w:r>
-        <w:t xml:space="preserve">Maintaining an appropriate diet and training program is an important part of improving physical fitness. However, many users find it difficult to determine their daily energy requirements, select suitable foods, organize an effective workout session, and decide how to progress in subsequent training sessions. These tasks require the consideration of multiple personal factors, including age, gender, height, weight, activity level, training </w:t>
-      </w:r>
+        <w:t>Maintaining an appropriate diet and training program is an important part of improving physical fitness. However, many users find it difficult to determine their daily energy requirements, select suitable foods, organize an effective workout session, and decide how to progress in subsequent training sessions. These tasks require the consideration of multiple personal factors, including age, gender, height, weight, activity level, training experience, available training time, current resistance, repetition performance, and perceived difficulty.</w:t>
+      </w:r>
+    </w:p>
+    <w:p>
+      <w:r>
+        <w:t>General meal plans and workout programs available on the Internet are often designed for broad groups of users rather than for an individual’s specific characteristics. A fixed meal plan may not correspond to the user’s actual calorie and protein requirements, while a generic workout routine may contain unsuitable exercises, excessive session duration, or an inappropriate level of complexity. In addition, users who do not systematically record their training performance may have difficulty deciding whether they should increase, maintain, or reduce the training load in the next session.</w:t>
+      </w:r>
+    </w:p>
+    <w:p>
+      <w:r>
+        <w:t>Manually creating a personalized meal plan is also a combinatorial problem. A food dataset may contain many possible items, portions, and food groups. Examining every possible combination can require considerable processing time, especially when the selected meals must remain close to calorie and protein targets while maintaining a reasonable balance of carbohydrates and fats. Therefore, a suitable optimization approach is required to search for acceptable food combinations and eliminate alternatives that cannot produce a better result.</w:t>
+      </w:r>
+    </w:p>
+    <w:p>
       <w:r>
         <w:lastRenderedPageBreak/>
-        <w:t>experience, available training time, current resistance, repetition performance, and perceived difficulty.</w:t>
-      </w:r>
-    </w:p>
-    <w:p>
-      <w:r>
-        <w:t>General meal plans and workout programs available on the Internet are often designed for broad groups of users rather than for an individual’s specific characteristics. A fixed meal plan may not correspond to the user’s actual calorie and protein requirements, while a generic workout routine may contain unsuitable exercises, excessive session duration, or an inappropriate level of complexity. In addition, users who do not systematically record their training performance may have difficulty deciding whether they should increase, maintain, or reduce the training load in the next session.</w:t>
-      </w:r>
-    </w:p>
-    <w:p>
-      <w:r>
-        <w:t>Manually creating a personalized meal plan is also a combinatorial problem. A food dataset may contain many possible items, portions, and food groups. Examining every possible combination can require considerable processing time, especially when the selected meals must remain close to calorie and protein targets while maintaining a reasonable balance of carbohydrates and fats. Therefore, a suitable optimization approach is required to search for acceptable food combinations and eliminate alternatives that cannot produce a better result.</w:t>
-      </w:r>
-    </w:p>
-    <w:p>
-      <w:r>
         <w:t>A similar challenge occurs in workout recommendation. Exercises must be selected according to the chosen workout split, target muscle groups, experience level, available time, and exercise-count limit. The system must also avoid duplicated exercises and produce a session that remains practical for the user. After the workout, the recorded weight, repetitions, and difficulty must be evaluated consistently to provide an appropriate recommendation for the next session.</w:t>
       </w:r>
     </w:p>
@@ -121,8 +118,153 @@
     </w:p>
     <w:p>
       <w:r>
+        <w:t>The system is intended to combine established nutritional calculations, optimization techniques, content-based recommendation, and rule-based decision-making in a practical application that can provide clear and usable fitness recommendations.</w:t>
+      </w:r>
+    </w:p>
+    <w:p>
+      <w:pPr>
+        <w:pStyle w:val="Heading3"/>
+      </w:pPr>
+      <w:r>
+        <w:t>1.2.2. Specific objectives</w:t>
+      </w:r>
+    </w:p>
+    <w:p>
+      <w:r>
+        <w:t>The specific objectives of the project are as follows:</w:t>
+      </w:r>
+    </w:p>
+    <w:p>
+      <w:pPr>
+        <w:numPr>
+          <w:ilvl w:val="0"/>
+          <w:numId w:val="3"/>
+        </w:numPr>
+      </w:pPr>
+      <w:r>
+        <w:t xml:space="preserve">To develop a Flutter mobile application that allows users to enter personal information, request recommendations, view results, manage history records, and customize the application theme. </w:t>
+      </w:r>
+    </w:p>
+    <w:p>
+      <w:pPr>
+        <w:numPr>
+          <w:ilvl w:val="0"/>
+          <w:numId w:val="3"/>
+        </w:numPr>
+      </w:pPr>
+      <w:r>
+        <w:t xml:space="preserve">To calculate the user’s Basal Metabolic Rate, Total Daily Energy Expenditure, target calorie intake, and protein target from age, gender, height, weight, and activity level. </w:t>
+      </w:r>
+    </w:p>
+    <w:p>
+      <w:pPr>
+        <w:numPr>
+          <w:ilvl w:val="0"/>
+          <w:numId w:val="3"/>
+        </w:numPr>
+      </w:pPr>
+      <w:r>
+        <w:t xml:space="preserve">To prepare and process a food dataset containing nutritional information required for meal-plan generation. </w:t>
+      </w:r>
+    </w:p>
+    <w:p>
+      <w:pPr>
+        <w:numPr>
+          <w:ilvl w:val="0"/>
+          <w:numId w:val="3"/>
+        </w:numPr>
+      </w:pPr>
+      <w:r>
         <w:lastRenderedPageBreak/>
-        <w:t>The system is intended to combine established nutritional calculations, optimization techniques, content-based recommendation, and rule-based decision-making in a practical application that can provide clear and usable fitness recommendations.</w:t>
+        <w:t xml:space="preserve">To apply the Branch and Bound algorithm to generate personalized breakfast, lunch, and dinner recommendations while considering calorie targets, protein targets, macronutrient balance, food repetition, and allowed portion sizes. </w:t>
+      </w:r>
+    </w:p>
+    <w:p>
+      <w:pPr>
+        <w:numPr>
+          <w:ilvl w:val="0"/>
+          <w:numId w:val="3"/>
+        </w:numPr>
+      </w:pPr>
+      <w:r>
+        <w:t xml:space="preserve">To prepare and process an exercise dataset containing exercise names, target muscle groups, equipment, experience levels, and estimated exercise duration. </w:t>
+      </w:r>
+    </w:p>
+    <w:p>
+      <w:pPr>
+        <w:numPr>
+          <w:ilvl w:val="0"/>
+          <w:numId w:val="3"/>
+        </w:numPr>
+      </w:pPr>
+      <w:r>
+        <w:t xml:space="preserve">To generate personalized workout recommendations using workout split, experience level, and available training time through content-based filtering, rule-based scoring, and time-constrained exercise selection. </w:t>
+      </w:r>
+    </w:p>
+    <w:p>
+      <w:pPr>
+        <w:numPr>
+          <w:ilvl w:val="0"/>
+          <w:numId w:val="3"/>
+        </w:numPr>
+      </w:pPr>
+      <w:r>
+        <w:t xml:space="preserve">To limit the maximum number of selected exercises according to experience level while ensuring that the generated workout remains within the effective training-time allowance. </w:t>
+      </w:r>
+    </w:p>
+    <w:p>
+      <w:pPr>
+        <w:numPr>
+          <w:ilvl w:val="0"/>
+          <w:numId w:val="3"/>
+        </w:numPr>
+      </w:pPr>
+      <w:r>
+        <w:t xml:space="preserve">To implement a rule-based Progressive Overload function that evaluates the current weight, repetitions completed in three sets, and perceived difficulty to recommend the next session’s weight and repetition target. </w:t>
+      </w:r>
+    </w:p>
+    <w:p>
+      <w:pPr>
+        <w:numPr>
+          <w:ilvl w:val="0"/>
+          <w:numId w:val="3"/>
+        </w:numPr>
+      </w:pPr>
+      <w:r>
+        <w:t xml:space="preserve">To develop a FastAPI backend that receives requests from the Flutter application, executes the recommendation algorithms, and returns results using RESTful API communication and JSON data. </w:t>
+      </w:r>
+    </w:p>
+    <w:p>
+      <w:pPr>
+        <w:numPr>
+          <w:ilvl w:val="0"/>
+          <w:numId w:val="3"/>
+        </w:numPr>
+      </w:pPr>
+      <w:r>
+        <w:t xml:space="preserve">To implement a local SQLite database for storing the current user profile, saved meal plans, saved workout plans, and Progressive Overload logs. </w:t>
+      </w:r>
+    </w:p>
+    <w:p>
+      <w:pPr>
+        <w:numPr>
+          <w:ilvl w:val="0"/>
+          <w:numId w:val="3"/>
+        </w:numPr>
+      </w:pPr>
+      <w:r>
+        <w:t xml:space="preserve">To provide functions for viewing record details, deleting individual records, and clearing all saved history while preserving the current user profile. </w:t>
+      </w:r>
+    </w:p>
+    <w:p>
+      <w:pPr>
+        <w:numPr>
+          <w:ilvl w:val="0"/>
+          <w:numId w:val="3"/>
+        </w:numPr>
+      </w:pPr>
+      <w:r>
+        <w:t xml:space="preserve">To test the implemented functions and verify that the application produces valid responses, handles invalid input appropriately, stores data correctly, and supports the intended user workflows. </w:t>
       </w:r>
     </w:p>
     <w:p>
@@ -130,145 +272,19 @@
         <w:pStyle w:val="Heading3"/>
       </w:pPr>
       <w:r>
-        <w:t>1.2.2. Specific objectives</w:t>
-      </w:r>
-    </w:p>
-    <w:p>
-      <w:r>
-        <w:t>The specific objectives of the project are as follows:</w:t>
-      </w:r>
-    </w:p>
-    <w:p>
-      <w:pPr>
-        <w:numPr>
-          <w:ilvl w:val="0"/>
-          <w:numId w:val="3"/>
-        </w:numPr>
-      </w:pPr>
-      <w:r>
-        <w:t xml:space="preserve">To develop a Flutter mobile application that allows users to enter personal information, request recommendations, view results, manage history records, and customize the application theme. </w:t>
-      </w:r>
-    </w:p>
-    <w:p>
-      <w:pPr>
-        <w:numPr>
-          <w:ilvl w:val="0"/>
-          <w:numId w:val="3"/>
-        </w:numPr>
-      </w:pPr>
-      <w:r>
-        <w:t xml:space="preserve">To calculate the user’s Basal Metabolic Rate, Total Daily Energy Expenditure, target calorie intake, and protein target from age, gender, height, weight, and activity level. </w:t>
-      </w:r>
-    </w:p>
-    <w:p>
-      <w:pPr>
-        <w:numPr>
-          <w:ilvl w:val="0"/>
-          <w:numId w:val="3"/>
-        </w:numPr>
-      </w:pPr>
-      <w:r>
-        <w:t xml:space="preserve">To prepare and process a food dataset containing nutritional information required for meal-plan generation. </w:t>
-      </w:r>
-    </w:p>
-    <w:p>
-      <w:pPr>
-        <w:numPr>
-          <w:ilvl w:val="0"/>
-          <w:numId w:val="3"/>
-        </w:numPr>
-      </w:pPr>
-      <w:r>
-        <w:t xml:space="preserve">To apply the Branch and Bound algorithm to generate personalized breakfast, lunch, and dinner recommendations while considering calorie targets, protein targets, macronutrient balance, food repetition, and allowed portion sizes. </w:t>
-      </w:r>
-    </w:p>
-    <w:p>
-      <w:pPr>
-        <w:numPr>
-          <w:ilvl w:val="0"/>
-          <w:numId w:val="3"/>
-        </w:numPr>
-      </w:pPr>
-      <w:r>
-        <w:t xml:space="preserve">To prepare and process an exercise dataset containing exercise names, target muscle groups, equipment, experience levels, and estimated exercise duration. </w:t>
-      </w:r>
-    </w:p>
-    <w:p>
-      <w:pPr>
-        <w:numPr>
-          <w:ilvl w:val="0"/>
-          <w:numId w:val="3"/>
-        </w:numPr>
-      </w:pPr>
-      <w:r>
-        <w:t xml:space="preserve">To generate personalized workout recommendations using workout split, experience level, and available training time through content-based filtering, rule-based scoring, and time-constrained exercise selection. </w:t>
-      </w:r>
-    </w:p>
-    <w:p>
-      <w:pPr>
-        <w:numPr>
-          <w:ilvl w:val="0"/>
-          <w:numId w:val="3"/>
-        </w:numPr>
-      </w:pPr>
-      <w:r>
-        <w:t xml:space="preserve">To limit the maximum number of selected exercises according to experience level while ensuring that the generated workout remains within the effective training-time allowance. </w:t>
-      </w:r>
-    </w:p>
-    <w:p>
-      <w:pPr>
-        <w:numPr>
-          <w:ilvl w:val="0"/>
-          <w:numId w:val="3"/>
-        </w:numPr>
-      </w:pPr>
-      <w:r>
-        <w:t xml:space="preserve">To implement a rule-based Progressive Overload function that evaluates the current weight, repetitions completed in three sets, and perceived difficulty to recommend the next session’s weight and repetition target. </w:t>
-      </w:r>
-    </w:p>
-    <w:p>
-      <w:pPr>
-        <w:numPr>
-          <w:ilvl w:val="0"/>
-          <w:numId w:val="3"/>
-        </w:numPr>
-      </w:pPr>
-      <w:r>
-        <w:t xml:space="preserve">To develop a FastAPI backend that receives requests from the Flutter application, executes the recommendation algorithms, and returns results using RESTful API communication and JSON data. </w:t>
-      </w:r>
-    </w:p>
-    <w:p>
-      <w:pPr>
-        <w:numPr>
-          <w:ilvl w:val="0"/>
-          <w:numId w:val="3"/>
-        </w:numPr>
-      </w:pPr>
-      <w:r>
-        <w:t xml:space="preserve">To implement a local SQLite database for storing the current user profile, saved meal plans, saved workout plans, and Progressive Overload logs. </w:t>
-      </w:r>
-    </w:p>
-    <w:p>
-      <w:pPr>
-        <w:numPr>
-          <w:ilvl w:val="0"/>
-          <w:numId w:val="3"/>
-        </w:numPr>
-      </w:pPr>
-      <w:r>
         <w:lastRenderedPageBreak/>
-        <w:t xml:space="preserve">To provide functions for viewing record details, deleting individual records, and clearing all saved history while preserving the current user profile. </w:t>
-      </w:r>
-    </w:p>
-    <w:p>
-      <w:pPr>
-        <w:numPr>
-          <w:ilvl w:val="0"/>
-          <w:numId w:val="3"/>
-        </w:numPr>
-      </w:pPr>
-      <w:r>
-        <w:t xml:space="preserve">To test the implemented functions and verify that the application produces valid responses, handles invalid input appropriately, stores data correctly, and supports the intended user workflows. </w:t>
+        <w:t>1.3. RESEARCH METHODOLOGY (sử dụng công nghệ j?</w:t>
+      </w:r>
+      <w:r>
+        <w:t xml:space="preserve"> Công thức có sẵn nào? Phục vụ j cho đề tài? Liệt kê các mô hình đã sử dụng*Greedy, BnB* Mô hình nào là tốt nhất cho dự án(BnB) *Viết ngắn gọn*)</w:t>
+      </w:r>
+    </w:p>
+    <w:p>
+      <w:pPr>
+        <w:pStyle w:val="Heading3"/>
+      </w:pPr>
+      <w:r>
+        <w:t>1.4. PLAN *sơ đồ gantt</w:t>
       </w:r>
     </w:p>
     <w:p>
@@ -328,8 +344,11 @@
     </w:p>
     <w:p>
       <w:r>
+        <w:t xml:space="preserve">OptiFit uses the Mifflin–St Jeor predictive equation to estimate the user’s resting energy expenditure. The equation was introduced by Mifflin and colleagues in 1990 using </w:t>
+      </w:r>
+      <w:r>
         <w:lastRenderedPageBreak/>
-        <w:t xml:space="preserve">OptiFit uses the Mifflin–St Jeor predictive equation to estimate the user’s resting energy expenditure. The equation was introduced by Mifflin and colleagues in 1990 using variables including body weight, height, age, and sex. In the application interface and source code, the estimated value is presented as BMR. </w:t>
+        <w:t xml:space="preserve">variables including body weight, height, age, and sex. In the application interface and source code, the estimated value is presented as BMR. </w:t>
       </w:r>
     </w:p>
     <w:p>
@@ -2397,305 +2416,86 @@
       </w:r>
     </w:p>
     <w:p>
-      <w:r>
-        <w:t>Flutter Mobile Application</w:t>
-      </w:r>
-    </w:p>
-    <w:p>
+      <w:pPr>
+        <w:keepNext/>
+      </w:pPr>
       <w:r>
         <w:rPr>
-          <w:rFonts w:hint="eastAsia"/>
+          <w:noProof/>
         </w:rPr>
-        <w:t xml:space="preserve">        </w:t>
-      </w:r>
-      <w:r>
-        <w:rPr>
-          <w:rFonts w:hint="eastAsia"/>
-        </w:rPr>
-        <w:t>│</w:t>
-      </w:r>
-    </w:p>
-    <w:p>
-      <w:r>
-        <w:rPr>
-          <w:rFonts w:hint="eastAsia"/>
-        </w:rPr>
-        <w:t xml:space="preserve">        </w:t>
-      </w:r>
-      <w:r>
-        <w:rPr>
-          <w:rFonts w:hint="eastAsia"/>
-        </w:rPr>
-        <w:t>│</w:t>
-      </w:r>
-      <w:r>
-        <w:rPr>
-          <w:rFonts w:hint="eastAsia"/>
-        </w:rPr>
-        <w:t xml:space="preserve"> REST API using JSON</w:t>
-      </w:r>
-    </w:p>
-    <w:p>
-      <w:r>
-        <w:rPr>
-          <w:rFonts w:hint="eastAsia"/>
-        </w:rPr>
-        <w:t xml:space="preserve">        </w:t>
-      </w:r>
-      <w:r>
-        <w:rPr>
-          <w:rFonts w:hint="eastAsia"/>
-        </w:rPr>
-        <w:t>▼</w:t>
-      </w:r>
-    </w:p>
-    <w:p>
-      <w:r>
-        <w:t>FastAPI Backend</w:t>
-      </w:r>
-    </w:p>
-    <w:p>
-      <w:r>
-        <w:rPr>
-          <w:rFonts w:hint="eastAsia"/>
-        </w:rPr>
-        <w:t xml:space="preserve">        </w:t>
-      </w:r>
-      <w:r>
-        <w:rPr>
-          <w:rFonts w:hint="eastAsia"/>
-        </w:rPr>
-        <w:t>├──</w:t>
-      </w:r>
-      <w:r>
-        <w:rPr>
-          <w:rFonts w:hint="eastAsia"/>
-        </w:rPr>
-        <w:t xml:space="preserve"> Calorie Calculation</w:t>
-      </w:r>
-    </w:p>
-    <w:p>
-      <w:r>
-        <w:rPr>
-          <w:rFonts w:hint="eastAsia"/>
-        </w:rPr>
-        <w:t xml:space="preserve">        </w:t>
-      </w:r>
-      <w:r>
-        <w:rPr>
-          <w:rFonts w:hint="eastAsia"/>
-        </w:rPr>
-        <w:t>├──</w:t>
-      </w:r>
-      <w:r>
-        <w:rPr>
-          <w:rFonts w:hint="eastAsia"/>
-        </w:rPr>
-        <w:t xml:space="preserve"> Branch and Bound Meal Recommendation</w:t>
-      </w:r>
-    </w:p>
-    <w:p>
-      <w:r>
-        <w:rPr>
-          <w:rFonts w:hint="eastAsia"/>
-        </w:rPr>
-        <w:t xml:space="preserve">        </w:t>
-      </w:r>
-      <w:r>
-        <w:rPr>
-          <w:rFonts w:hint="eastAsia"/>
-        </w:rPr>
-        <w:t>├──</w:t>
-      </w:r>
-      <w:r>
-        <w:rPr>
-          <w:rFonts w:hint="eastAsia"/>
-        </w:rPr>
-        <w:t xml:space="preserve"> Workout Recommendation</w:t>
-      </w:r>
-    </w:p>
-    <w:p>
-      <w:r>
-        <w:rPr>
-          <w:rFonts w:hint="eastAsia"/>
-        </w:rPr>
-        <w:t xml:space="preserve">        </w:t>
-      </w:r>
-      <w:r>
-        <w:rPr>
-          <w:rFonts w:hint="eastAsia"/>
-        </w:rPr>
-        <w:t>├──</w:t>
-      </w:r>
-      <w:r>
-        <w:rPr>
-          <w:rFonts w:hint="eastAsia"/>
-        </w:rPr>
-        <w:t xml:space="preserve"> Progressive Overload Rules</w:t>
-      </w:r>
-    </w:p>
-    <w:p>
-      <w:r>
-        <w:rPr>
-          <w:rFonts w:hint="eastAsia"/>
-        </w:rPr>
-        <w:t xml:space="preserve">        </w:t>
-      </w:r>
-      <w:r>
-        <w:rPr>
-          <w:rFonts w:hint="eastAsia"/>
-        </w:rPr>
-        <w:t>├──</w:t>
-      </w:r>
-      <w:r>
-        <w:rPr>
-          <w:rFonts w:hint="eastAsia"/>
-        </w:rPr>
-        <w:t xml:space="preserve"> Food CSV Dataset</w:t>
-      </w:r>
-    </w:p>
-    <w:p>
-      <w:r>
-        <w:rPr>
-          <w:rFonts w:hint="eastAsia"/>
-        </w:rPr>
-        <w:t xml:space="preserve">        </w:t>
-      </w:r>
-      <w:r>
-        <w:rPr>
-          <w:rFonts w:hint="eastAsia"/>
-        </w:rPr>
-        <w:t>└──</w:t>
-      </w:r>
-      <w:r>
-        <w:rPr>
-          <w:rFonts w:hint="eastAsia"/>
-        </w:rPr>
-        <w:t xml:space="preserve"> Exercise CSV Dataset</w:t>
-      </w:r>
-    </w:p>
-    <w:p/>
-    <w:p>
-      <w:r>
-        <w:t>Flutter Mobile Application</w:t>
-      </w:r>
-    </w:p>
-    <w:p>
-      <w:r>
-        <w:rPr>
-          <w:rFonts w:hint="eastAsia"/>
-        </w:rPr>
-        <w:t xml:space="preserve">        </w:t>
-      </w:r>
-      <w:r>
-        <w:rPr>
-          <w:rFonts w:hint="eastAsia"/>
-        </w:rPr>
-        <w:t>│</w:t>
-      </w:r>
-    </w:p>
-    <w:p>
-      <w:r>
-        <w:rPr>
-          <w:rFonts w:hint="eastAsia"/>
-        </w:rPr>
+        <w:drawing>
+          <wp:inline distT="0" distB="0" distL="0" distR="0" wp14:anchorId="6E6E09B3" wp14:editId="11238D06">
+            <wp:extent cx="5928360" cy="4450080"/>
+            <wp:effectExtent l="0" t="0" r="0" b="7620"/>
+            <wp:docPr id="2" name="Picture 2"/>
+            <wp:cNvGraphicFramePr>
+              <a:graphicFrameLocks xmlns:a="http://schemas.openxmlformats.org/drawingml/2006/main" noChangeAspect="1"/>
+            </wp:cNvGraphicFramePr>
+            <a:graphic xmlns:a="http://schemas.openxmlformats.org/drawingml/2006/main">
+              <a:graphicData uri="http://schemas.openxmlformats.org/drawingml/2006/picture">
+                <pic:pic xmlns:pic="http://schemas.openxmlformats.org/drawingml/2006/picture">
+                  <pic:nvPicPr>
+                    <pic:cNvPr id="0" name="Picture 3"/>
+                    <pic:cNvPicPr>
+                      <a:picLocks noChangeAspect="1" noChangeArrowheads="1"/>
+                    </pic:cNvPicPr>
+                  </pic:nvPicPr>
+                  <pic:blipFill>
+                    <a:blip r:embed="rId6" cstate="print">
+                      <a:extLst>
+                        <a:ext uri="{28A0092B-C50C-407E-A947-70E740481C1C}">
+                          <a14:useLocalDpi xmlns:a14="http://schemas.microsoft.com/office/drawing/2010/main" val="0"/>
+                        </a:ext>
+                      </a:extLst>
+                    </a:blip>
+                    <a:srcRect/>
+                    <a:stretch>
+                      <a:fillRect/>
+                    </a:stretch>
+                  </pic:blipFill>
+                  <pic:spPr bwMode="auto">
+                    <a:xfrm>
+                      <a:off x="0" y="0"/>
+                      <a:ext cx="5928360" cy="4450080"/>
+                    </a:xfrm>
+                    <a:prstGeom prst="rect">
+                      <a:avLst/>
+                    </a:prstGeom>
+                    <a:noFill/>
+                    <a:ln>
+                      <a:noFill/>
+                    </a:ln>
+                  </pic:spPr>
+                </pic:pic>
+              </a:graphicData>
+            </a:graphic>
+          </wp:inline>
+        </w:drawing>
+      </w:r>
+    </w:p>
+    <w:p>
+      <w:pPr>
+        <w:pStyle w:val="Caption"/>
+        <w:jc w:val="center"/>
+      </w:pPr>
+      <w:r>
+        <w:t xml:space="preserve">Figure </w:t>
+      </w:r>
+      <w:fldSimple w:instr=" SEQ Figure \* ARABIC ">
+        <w:r>
+          <w:rPr>
+            <w:noProof/>
+          </w:rPr>
+          <w:t>1</w:t>
+        </w:r>
+      </w:fldSimple>
+      <w:r>
+        <w:t>: System architecture</w:t>
+      </w:r>
+    </w:p>
+    <w:p>
+      <w:r>
         <w:lastRenderedPageBreak/>
-        <w:t xml:space="preserve">        </w:t>
-      </w:r>
-      <w:r>
-        <w:rPr>
-          <w:rFonts w:hint="eastAsia"/>
-        </w:rPr>
-        <w:t>▼</w:t>
-      </w:r>
-    </w:p>
-    <w:p>
-      <w:r>
-        <w:t>Local SQLite Database</w:t>
-      </w:r>
-    </w:p>
-    <w:p>
-      <w:r>
-        <w:rPr>
-          <w:rFonts w:hint="eastAsia"/>
-        </w:rPr>
-        <w:t xml:space="preserve">        </w:t>
-      </w:r>
-      <w:r>
-        <w:rPr>
-          <w:rFonts w:hint="eastAsia"/>
-        </w:rPr>
-        <w:t>├──</w:t>
-      </w:r>
-      <w:r>
-        <w:rPr>
-          <w:rFonts w:hint="eastAsia"/>
-        </w:rPr>
-        <w:t xml:space="preserve"> user_profile</w:t>
-      </w:r>
-    </w:p>
-    <w:p>
-      <w:r>
-        <w:rPr>
-          <w:rFonts w:hint="eastAsia"/>
-        </w:rPr>
-        <w:t xml:space="preserve">        </w:t>
-      </w:r>
-      <w:r>
-        <w:rPr>
-          <w:rFonts w:hint="eastAsia"/>
-        </w:rPr>
-        <w:t>├──</w:t>
-      </w:r>
-      <w:r>
-        <w:rPr>
-          <w:rFonts w:hint="eastAsia"/>
-        </w:rPr>
-        <w:t xml:space="preserve"> meal_plan_history</w:t>
-      </w:r>
-    </w:p>
-    <w:p>
-      <w:r>
-        <w:rPr>
-          <w:rFonts w:hint="eastAsia"/>
-        </w:rPr>
-        <w:t xml:space="preserve">        </w:t>
-      </w:r>
-      <w:r>
-        <w:rPr>
-          <w:rFonts w:hint="eastAsia"/>
-        </w:rPr>
-        <w:t>├──</w:t>
-      </w:r>
-      <w:r>
-        <w:rPr>
-          <w:rFonts w:hint="eastAsia"/>
-        </w:rPr>
-        <w:t xml:space="preserve"> workout_plan_history</w:t>
-      </w:r>
-    </w:p>
-    <w:p>
-      <w:r>
-        <w:rPr>
-          <w:rFonts w:hint="eastAsia"/>
-        </w:rPr>
-        <w:t xml:space="preserve">        </w:t>
-      </w:r>
-      <w:r>
-        <w:rPr>
-          <w:rFonts w:hint="eastAsia"/>
-        </w:rPr>
-        <w:t>└──</w:t>
-      </w:r>
-      <w:r>
-        <w:rPr>
-          <w:rFonts w:hint="eastAsia"/>
-        </w:rPr>
-        <w:t xml:space="preserve"> workout_logs</w:t>
-      </w:r>
-    </w:p>
-    <w:p>
-      <w:r>
         <w:t>Recommendation functions require the Flutter application to reach the FastAPI backend. However, previously saved profile and history data are stored locally and can be read directly by the mobile application.</w:t>
       </w:r>
     </w:p>
@@ -2789,89 +2589,89 @@
         </w:numPr>
       </w:pPr>
       <w:r>
+        <w:t xml:space="preserve">target calories; </w:t>
+      </w:r>
+    </w:p>
+    <w:p>
+      <w:pPr>
+        <w:numPr>
+          <w:ilvl w:val="0"/>
+          <w:numId w:val="25"/>
+        </w:numPr>
+      </w:pPr>
+      <w:r>
+        <w:t xml:space="preserve">protein target; </w:t>
+      </w:r>
+    </w:p>
+    <w:p>
+      <w:pPr>
+        <w:numPr>
+          <w:ilvl w:val="0"/>
+          <w:numId w:val="25"/>
+        </w:numPr>
+      </w:pPr>
+      <w:r>
+        <w:t xml:space="preserve">recommended foods and portion sizes; </w:t>
+      </w:r>
+    </w:p>
+    <w:p>
+      <w:pPr>
+        <w:numPr>
+          <w:ilvl w:val="0"/>
+          <w:numId w:val="25"/>
+        </w:numPr>
+      </w:pPr>
+      <w:r>
+        <w:t xml:space="preserve">suggested preparation information; </w:t>
+      </w:r>
+    </w:p>
+    <w:p>
+      <w:pPr>
+        <w:numPr>
+          <w:ilvl w:val="0"/>
+          <w:numId w:val="25"/>
+        </w:numPr>
+      </w:pPr>
+      <w:r>
+        <w:t xml:space="preserve">total calories; </w:t>
+      </w:r>
+    </w:p>
+    <w:p>
+      <w:pPr>
+        <w:numPr>
+          <w:ilvl w:val="0"/>
+          <w:numId w:val="25"/>
+        </w:numPr>
+      </w:pPr>
+      <w:r>
+        <w:t xml:space="preserve">total protein; </w:t>
+      </w:r>
+    </w:p>
+    <w:p>
+      <w:pPr>
+        <w:numPr>
+          <w:ilvl w:val="0"/>
+          <w:numId w:val="25"/>
+        </w:numPr>
+      </w:pPr>
+      <w:r>
+        <w:t xml:space="preserve">total carbohydrates; </w:t>
+      </w:r>
+    </w:p>
+    <w:p>
+      <w:pPr>
+        <w:numPr>
+          <w:ilvl w:val="0"/>
+          <w:numId w:val="25"/>
+        </w:numPr>
+      </w:pPr>
+      <w:r>
+        <w:t xml:space="preserve">total fat. </w:t>
+      </w:r>
+    </w:p>
+    <w:p>
+      <w:r>
         <w:lastRenderedPageBreak/>
-        <w:t xml:space="preserve">target calories; </w:t>
-      </w:r>
-    </w:p>
-    <w:p>
-      <w:pPr>
-        <w:numPr>
-          <w:ilvl w:val="0"/>
-          <w:numId w:val="25"/>
-        </w:numPr>
-      </w:pPr>
-      <w:r>
-        <w:t xml:space="preserve">protein target; </w:t>
-      </w:r>
-    </w:p>
-    <w:p>
-      <w:pPr>
-        <w:numPr>
-          <w:ilvl w:val="0"/>
-          <w:numId w:val="25"/>
-        </w:numPr>
-      </w:pPr>
-      <w:r>
-        <w:t xml:space="preserve">recommended foods and portion sizes; </w:t>
-      </w:r>
-    </w:p>
-    <w:p>
-      <w:pPr>
-        <w:numPr>
-          <w:ilvl w:val="0"/>
-          <w:numId w:val="25"/>
-        </w:numPr>
-      </w:pPr>
-      <w:r>
-        <w:t xml:space="preserve">suggested preparation information; </w:t>
-      </w:r>
-    </w:p>
-    <w:p>
-      <w:pPr>
-        <w:numPr>
-          <w:ilvl w:val="0"/>
-          <w:numId w:val="25"/>
-        </w:numPr>
-      </w:pPr>
-      <w:r>
-        <w:t xml:space="preserve">total calories; </w:t>
-      </w:r>
-    </w:p>
-    <w:p>
-      <w:pPr>
-        <w:numPr>
-          <w:ilvl w:val="0"/>
-          <w:numId w:val="25"/>
-        </w:numPr>
-      </w:pPr>
-      <w:r>
-        <w:t xml:space="preserve">total protein; </w:t>
-      </w:r>
-    </w:p>
-    <w:p>
-      <w:pPr>
-        <w:numPr>
-          <w:ilvl w:val="0"/>
-          <w:numId w:val="25"/>
-        </w:numPr>
-      </w:pPr>
-      <w:r>
-        <w:t xml:space="preserve">total carbohydrates; </w:t>
-      </w:r>
-    </w:p>
-    <w:p>
-      <w:pPr>
-        <w:numPr>
-          <w:ilvl w:val="0"/>
-          <w:numId w:val="25"/>
-        </w:numPr>
-      </w:pPr>
-      <w:r>
-        <w:t xml:space="preserve">total fat. </w:t>
-      </w:r>
-    </w:p>
-    <w:p>
-      <w:r>
         <w:t>The user may save the generated meal plan to the local meal-plan history. Saving the recommendation is optional.</w:t>
       </w:r>
     </w:p>
@@ -3009,7 +2809,6 @@
         </w:numPr>
       </w:pPr>
       <w:r>
-        <w:lastRenderedPageBreak/>
         <w:t xml:space="preserve">current weight; </w:t>
       </w:r>
     </w:p>
@@ -3062,6 +2861,7 @@
         </w:numPr>
       </w:pPr>
       <w:r>
+        <w:lastRenderedPageBreak/>
         <w:t xml:space="preserve">saved meal plans; </w:t>
       </w:r>
     </w:p>
@@ -3142,78 +2942,78 @@
         </w:numPr>
       </w:pPr>
       <w:r>
+        <w:t xml:space="preserve">operate an Android mobile application; </w:t>
+      </w:r>
+    </w:p>
+    <w:p>
+      <w:pPr>
+        <w:numPr>
+          <w:ilvl w:val="0"/>
+          <w:numId w:val="29"/>
+        </w:numPr>
+      </w:pPr>
+      <w:r>
+        <w:t xml:space="preserve">enter numerical personal information; </w:t>
+      </w:r>
+    </w:p>
+    <w:p>
+      <w:pPr>
+        <w:numPr>
+          <w:ilvl w:val="0"/>
+          <w:numId w:val="29"/>
+        </w:numPr>
+      </w:pPr>
+      <w:r>
+        <w:t xml:space="preserve">select an appropriate activity level; </w:t>
+      </w:r>
+    </w:p>
+    <w:p>
+      <w:pPr>
+        <w:numPr>
+          <w:ilvl w:val="0"/>
+          <w:numId w:val="29"/>
+        </w:numPr>
+      </w:pPr>
+      <w:r>
+        <w:t xml:space="preserve">select a workout split and experience level; </w:t>
+      </w:r>
+    </w:p>
+    <w:p>
+      <w:pPr>
+        <w:numPr>
+          <w:ilvl w:val="0"/>
+          <w:numId w:val="29"/>
+        </w:numPr>
+      </w:pPr>
+      <w:r>
+        <w:t xml:space="preserve">estimate available workout time; </w:t>
+      </w:r>
+    </w:p>
+    <w:p>
+      <w:pPr>
+        <w:numPr>
+          <w:ilvl w:val="0"/>
+          <w:numId w:val="29"/>
+        </w:numPr>
+      </w:pPr>
+      <w:r>
+        <w:t xml:space="preserve">record exercise weight and repetitions; </w:t>
+      </w:r>
+    </w:p>
+    <w:p>
+      <w:pPr>
+        <w:numPr>
+          <w:ilvl w:val="0"/>
+          <w:numId w:val="29"/>
+        </w:numPr>
+      </w:pPr>
+      <w:r>
+        <w:t xml:space="preserve">provide a subjective difficulty assessment. </w:t>
+      </w:r>
+    </w:p>
+    <w:p>
+      <w:r>
         <w:lastRenderedPageBreak/>
-        <w:t xml:space="preserve">operate an Android mobile application; </w:t>
-      </w:r>
-    </w:p>
-    <w:p>
-      <w:pPr>
-        <w:numPr>
-          <w:ilvl w:val="0"/>
-          <w:numId w:val="29"/>
-        </w:numPr>
-      </w:pPr>
-      <w:r>
-        <w:t xml:space="preserve">enter numerical personal information; </w:t>
-      </w:r>
-    </w:p>
-    <w:p>
-      <w:pPr>
-        <w:numPr>
-          <w:ilvl w:val="0"/>
-          <w:numId w:val="29"/>
-        </w:numPr>
-      </w:pPr>
-      <w:r>
-        <w:t xml:space="preserve">select an appropriate activity level; </w:t>
-      </w:r>
-    </w:p>
-    <w:p>
-      <w:pPr>
-        <w:numPr>
-          <w:ilvl w:val="0"/>
-          <w:numId w:val="29"/>
-        </w:numPr>
-      </w:pPr>
-      <w:r>
-        <w:t xml:space="preserve">select a workout split and experience level; </w:t>
-      </w:r>
-    </w:p>
-    <w:p>
-      <w:pPr>
-        <w:numPr>
-          <w:ilvl w:val="0"/>
-          <w:numId w:val="29"/>
-        </w:numPr>
-      </w:pPr>
-      <w:r>
-        <w:t xml:space="preserve">estimate available workout time; </w:t>
-      </w:r>
-    </w:p>
-    <w:p>
-      <w:pPr>
-        <w:numPr>
-          <w:ilvl w:val="0"/>
-          <w:numId w:val="29"/>
-        </w:numPr>
-      </w:pPr>
-      <w:r>
-        <w:t xml:space="preserve">record exercise weight and repetitions; </w:t>
-      </w:r>
-    </w:p>
-    <w:p>
-      <w:pPr>
-        <w:numPr>
-          <w:ilvl w:val="0"/>
-          <w:numId w:val="29"/>
-        </w:numPr>
-      </w:pPr>
-      <w:r>
-        <w:t xml:space="preserve">provide a subjective difficulty assessment. </w:t>
-      </w:r>
-    </w:p>
-    <w:p>
-      <w:r>
         <w:t>The current version assumes that one person uses the application on one device. It does not distinguish between different user accounts.</w:t>
       </w:r>
     </w:p>
@@ -3327,7 +3127,6 @@
         <w:pStyle w:val="Heading4"/>
       </w:pPr>
       <w:r>
-        <w:lastRenderedPageBreak/>
         <w:t>3.1.1.5. Design and implementation constraints</w:t>
       </w:r>
     </w:p>
@@ -3361,6 +3160,7 @@
     </w:p>
     <w:p>
       <w:r>
+        <w:lastRenderedPageBreak/>
         <w:t>Meal recommendation, workout recommendation, and Progressive Overload recommendation depend on the availability of the FastAPI backend. The system cannot generate a new recommendation when the backend is unreachable.</w:t>
       </w:r>
     </w:p>
@@ -3455,7 +3255,6 @@
     </w:p>
     <w:p>
       <w:r>
-        <w:lastRenderedPageBreak/>
         <w:t>These values are upper limits used to control session complexity and duration. The system may recommend fewer exercises when the available time is insufficient or when no additional suitable exercises remain.</w:t>
       </w:r>
     </w:p>
@@ -3484,6 +3283,7 @@
     </w:p>
     <w:p>
       <w:r>
+        <w:lastRenderedPageBreak/>
         <w:t>The quality of a recommendation depends on the accuracy of the information provided by the user. Invalid, missing, or unrealistic input must be rejected before a recommendation request is processed.</w:t>
       </w:r>
     </w:p>
@@ -3593,48 +3393,6 @@
         <w:t>The application depends on Flutter and Dart packages for interface development, networking, theme preference storage, path handling, and SQLite access. The backend depends on Python libraries for API communication, request validation, CSV processing, and algorithm execution.</w:t>
       </w:r>
     </w:p>
-    <w:p>
-      <w:pPr>
-        <w:pStyle w:val="Heading3"/>
-      </w:pPr>
-      <w:r>
-        <w:lastRenderedPageBreak/>
-        <w:t xml:space="preserve">3.1.2. </w:t>
-      </w:r>
-      <w:r>
-        <w:t>Specific Requirements</w:t>
-      </w:r>
-    </w:p>
-    <w:p>
-      <w:r>
-        <w:t>This subsection defines the detailed functional, input, output, validation, storage, communication, and error-handling requirements of the OptiFit Recommender System. Each requirement is assigned a unique identifier to support system design, implementation, and testing.</w:t>
-      </w:r>
-    </w:p>
-    <w:p>
-      <w:r>
-        <w:t>The term “shall” is used to indicate a mandatory system requirement.</w:t>
-      </w:r>
-    </w:p>
-    <w:p>
-      <w:pPr>
-        <w:pStyle w:val="Heading4"/>
-      </w:pPr>
-      <w:r>
-        <w:t>3.1.2.1. Profile and recommendation requirements</w:t>
-      </w:r>
-    </w:p>
-    <w:p/>
-    <w:p>
-      <w:pPr>
-        <w:sectPr>
-          <w:pgSz w:w="12240" w:h="15840"/>
-          <w:pgMar w:top="1440" w:right="1440" w:bottom="1440" w:left="1440" w:header="720" w:footer="720" w:gutter="0"/>
-          <w:cols w:space="720"/>
-          <w:docGrid w:linePitch="360"/>
-        </w:sectPr>
-      </w:pPr>
-    </w:p>
-    <w:p/>
     <w:sectPr>
       <w:pgSz w:w="12240" w:h="15840"/>
       <w:pgMar w:top="1440" w:right="1440" w:bottom="1440" w:left="1440" w:header="720" w:footer="720" w:gutter="0"/>
@@ -3646,7 +3404,7 @@
 </file>
 
 <file path=word/numbering.xml><?xml version="1.0" encoding="utf-8"?>
-<w:numbering xmlns:wpc="http://schemas.microsoft.com/office/word/2010/wordprocessingCanvas" xmlns:cx="http://schemas.microsoft.com/office/drawing/2014/chartex" xmlns:cx1="http://schemas.microsoft.com/office/drawing/2015/9/8/chartex" xmlns:cx2="http://schemas.microsoft.com/office/drawing/2015/10/21/chartex" xmlns:cx3="http://schemas.microsoft.com/office/drawing/2016/5/9/chartex" xmlns:cx4="http://schemas.microsoft.com/office/drawing/2016/5/10/chartex" xmlns:cx5="http://schemas.microsoft.com/office/drawing/2016/5/11/chartex" xmlns:cx6="http://schemas.microsoft.com/office/drawing/2016/5/12/chartex" xmlns:cx7="http://schemas.microsoft.com/office/drawing/2016/5/13/chartex" xmlns:cx8="http://schemas.microsoft.com/office/drawing/2016/5/14/chartex" xmlns:mc="http://schemas.openxmlformats.org/markup-compatibility/2006" xmlns:aink="http://schemas.microsoft.com/office/drawing/2016/ink" xmlns:am3d="http://schemas.microsoft.com/office/drawing/2017/model3d" xmlns:o="urn:schemas-microsoft-com:office:office" xmlns:oel="http://schemas.microsoft.com/office/2019/extlst" xmlns:r="http://schemas.openxmlformats.org/officeDocument/2006/relationships" xmlns:m="http://schemas.openxmlformats.org/officeDocument/2006/math" xmlns:v="urn:schemas-microsoft-com:vml" xmlns:wp14="http://schemas.microsoft.com/office/word/2010/wordprocessingDrawing" xmlns:wp="http://schemas.openxmlformats.org/drawingml/2006/wordprocessingDrawing" xmlns:w10="urn:schemas-microsoft-com:office:word" xmlns:w="http://schemas.openxmlformats.org/wordprocessingml/2006/main" xmlns:w14="http://schemas.microsoft.com/office/word/2010/wordml" xmlns:w15="http://schemas.microsoft.com/office/word/2012/wordml" xmlns:w16cex="http://schemas.microsoft.com/office/word/2018/wordml/cex" xmlns:w16cid="http://schemas.microsoft.com/office/word/2016/wordml/cid" xmlns:w16="http://schemas.microsoft.com/office/word/2018/wordml" xmlns:w16sdtdh="http://schemas.microsoft.com/office/word/2020/wordml/sdtdatahash" xmlns:w16se="http://schemas.microsoft.com/office/word/2015/wordml/symex" xmlns:wpg="http://schemas.microsoft.com/office/word/2010/wordprocessingGroup" xmlns:wpi="http://schemas.microsoft.com/office/word/2010/wordprocessingInk" xmlns:wne="http://schemas.microsoft.com/office/word/2006/wordml" xmlns:wps="http://schemas.microsoft.com/office/word/2010/wordprocessingShape" mc:Ignorable="w14 w15 w16se w16cid w16 w16cex w16sdtdh wp14">
+<w:numbering xmlns:wpc="http://schemas.microsoft.com/office/word/2010/wordprocessingCanvas" xmlns:cx="http://schemas.microsoft.com/office/drawing/2014/chartex" xmlns:cx1="http://schemas.microsoft.com/office/drawing/2015/9/8/chartex" xmlns:cx2="http://schemas.microsoft.com/office/drawing/2015/10/21/chartex" xmlns:cx3="http://schemas.microsoft.com/office/drawing/2016/5/9/chartex" xmlns:cx4="http://schemas.microsoft.com/office/drawing/2016/5/10/chartex" xmlns:cx5="http://schemas.microsoft.com/office/drawing/2016/5/11/chartex" xmlns:cx6="http://schemas.microsoft.com/office/drawing/2016/5/12/chartex" xmlns:cx7="http://schemas.microsoft.com/office/drawing/2016/5/13/chartex" xmlns:cx8="http://schemas.microsoft.com/office/drawing/2016/5/14/chartex" xmlns:mc="http://schemas.openxmlformats.org/markup-compatibility/2006" xmlns:aink="http://schemas.microsoft.com/office/drawing/2016/ink" xmlns:am3d="http://schemas.microsoft.com/office/drawing/2017/model3d" xmlns:o="urn:schemas-microsoft-com:office:office" xmlns:r="http://schemas.openxmlformats.org/officeDocument/2006/relationships" xmlns:m="http://schemas.openxmlformats.org/officeDocument/2006/math" xmlns:v="urn:schemas-microsoft-com:vml" xmlns:wp14="http://schemas.microsoft.com/office/word/2010/wordprocessingDrawing" xmlns:wp="http://schemas.openxmlformats.org/drawingml/2006/wordprocessingDrawing" xmlns:w10="urn:schemas-microsoft-com:office:word" xmlns:w="http://schemas.openxmlformats.org/wordprocessingml/2006/main" xmlns:w14="http://schemas.microsoft.com/office/word/2010/wordml" xmlns:w15="http://schemas.microsoft.com/office/word/2012/wordml" xmlns:w16cid="http://schemas.microsoft.com/office/word/2016/wordml/cid" xmlns:w16se="http://schemas.microsoft.com/office/word/2015/wordml/symex" xmlns:wpg="http://schemas.microsoft.com/office/word/2010/wordprocessingGroup" xmlns:wpi="http://schemas.microsoft.com/office/word/2010/wordprocessingInk" xmlns:wne="http://schemas.microsoft.com/office/word/2006/wordml" xmlns:wps="http://schemas.microsoft.com/office/word/2010/wordprocessingShape" mc:Ignorable="w14 w15 w16se w16cid wp14">
   <w:abstractNum w:abstractNumId="0" w15:restartNumberingAfterBreak="0">
     <w:nsid w:val="00CA77E0"/>
     <w:multiLevelType w:val="multilevel"/>
@@ -8271,107 +8029,107 @@
       </w:rPr>
     </w:lvl>
   </w:abstractNum>
-  <w:num w:numId="1" w16cid:durableId="219563745">
+  <w:num w:numId="1">
     <w:abstractNumId w:val="19"/>
   </w:num>
-  <w:num w:numId="2" w16cid:durableId="1337079017">
+  <w:num w:numId="2">
     <w:abstractNumId w:val="17"/>
   </w:num>
-  <w:num w:numId="3" w16cid:durableId="185096591">
+  <w:num w:numId="3">
     <w:abstractNumId w:val="7"/>
   </w:num>
-  <w:num w:numId="4" w16cid:durableId="438336563">
+  <w:num w:numId="4">
     <w:abstractNumId w:val="3"/>
   </w:num>
-  <w:num w:numId="5" w16cid:durableId="371810371">
+  <w:num w:numId="5">
     <w:abstractNumId w:val="10"/>
   </w:num>
-  <w:num w:numId="6" w16cid:durableId="1647392963">
+  <w:num w:numId="6">
     <w:abstractNumId w:val="27"/>
   </w:num>
-  <w:num w:numId="7" w16cid:durableId="1564021207">
+  <w:num w:numId="7">
     <w:abstractNumId w:val="24"/>
   </w:num>
-  <w:num w:numId="8" w16cid:durableId="986977937">
+  <w:num w:numId="8">
     <w:abstractNumId w:val="25"/>
   </w:num>
-  <w:num w:numId="9" w16cid:durableId="1391802428">
+  <w:num w:numId="9">
     <w:abstractNumId w:val="26"/>
   </w:num>
-  <w:num w:numId="10" w16cid:durableId="567494223">
+  <w:num w:numId="10">
     <w:abstractNumId w:val="9"/>
   </w:num>
-  <w:num w:numId="11" w16cid:durableId="1365718072">
+  <w:num w:numId="11">
     <w:abstractNumId w:val="22"/>
   </w:num>
-  <w:num w:numId="12" w16cid:durableId="2140024725">
+  <w:num w:numId="12">
     <w:abstractNumId w:val="0"/>
   </w:num>
-  <w:num w:numId="13" w16cid:durableId="1872064159">
+  <w:num w:numId="13">
     <w:abstractNumId w:val="2"/>
   </w:num>
-  <w:num w:numId="14" w16cid:durableId="655496635">
+  <w:num w:numId="14">
     <w:abstractNumId w:val="21"/>
   </w:num>
-  <w:num w:numId="15" w16cid:durableId="2096824367">
+  <w:num w:numId="15">
     <w:abstractNumId w:val="8"/>
   </w:num>
-  <w:num w:numId="16" w16cid:durableId="207690253">
+  <w:num w:numId="16">
     <w:abstractNumId w:val="15"/>
   </w:num>
-  <w:num w:numId="17" w16cid:durableId="1433478426">
+  <w:num w:numId="17">
     <w:abstractNumId w:val="4"/>
   </w:num>
-  <w:num w:numId="18" w16cid:durableId="695808638">
+  <w:num w:numId="18">
     <w:abstractNumId w:val="30"/>
   </w:num>
-  <w:num w:numId="19" w16cid:durableId="553154156">
+  <w:num w:numId="19">
     <w:abstractNumId w:val="12"/>
   </w:num>
-  <w:num w:numId="20" w16cid:durableId="2002196304">
+  <w:num w:numId="20">
     <w:abstractNumId w:val="20"/>
   </w:num>
-  <w:num w:numId="21" w16cid:durableId="1569487718">
+  <w:num w:numId="21">
     <w:abstractNumId w:val="5"/>
   </w:num>
-  <w:num w:numId="22" w16cid:durableId="384448002">
+  <w:num w:numId="22">
     <w:abstractNumId w:val="11"/>
   </w:num>
-  <w:num w:numId="23" w16cid:durableId="1537892664">
+  <w:num w:numId="23">
     <w:abstractNumId w:val="16"/>
   </w:num>
-  <w:num w:numId="24" w16cid:durableId="1428696338">
+  <w:num w:numId="24">
     <w:abstractNumId w:val="29"/>
   </w:num>
-  <w:num w:numId="25" w16cid:durableId="909851555">
+  <w:num w:numId="25">
     <w:abstractNumId w:val="28"/>
   </w:num>
-  <w:num w:numId="26" w16cid:durableId="191116889">
+  <w:num w:numId="26">
     <w:abstractNumId w:val="6"/>
   </w:num>
-  <w:num w:numId="27" w16cid:durableId="1876388659">
+  <w:num w:numId="27">
     <w:abstractNumId w:val="13"/>
   </w:num>
-  <w:num w:numId="28" w16cid:durableId="397676576">
+  <w:num w:numId="28">
     <w:abstractNumId w:val="18"/>
   </w:num>
-  <w:num w:numId="29" w16cid:durableId="1606571466">
+  <w:num w:numId="29">
     <w:abstractNumId w:val="14"/>
   </w:num>
-  <w:num w:numId="30" w16cid:durableId="573201849">
+  <w:num w:numId="30">
     <w:abstractNumId w:val="31"/>
   </w:num>
-  <w:num w:numId="31" w16cid:durableId="522941187">
+  <w:num w:numId="31">
     <w:abstractNumId w:val="23"/>
   </w:num>
-  <w:num w:numId="32" w16cid:durableId="655259625">
+  <w:num w:numId="32">
     <w:abstractNumId w:val="1"/>
   </w:num>
 </w:numbering>
 </file>
 
 <file path=word/styles.xml><?xml version="1.0" encoding="utf-8"?>
-<w:styles xmlns:mc="http://schemas.openxmlformats.org/markup-compatibility/2006" xmlns:r="http://schemas.openxmlformats.org/officeDocument/2006/relationships" xmlns:w="http://schemas.openxmlformats.org/wordprocessingml/2006/main" xmlns:w14="http://schemas.microsoft.com/office/word/2010/wordml" xmlns:w15="http://schemas.microsoft.com/office/word/2012/wordml" xmlns:w16cex="http://schemas.microsoft.com/office/word/2018/wordml/cex" xmlns:w16cid="http://schemas.microsoft.com/office/word/2016/wordml/cid" xmlns:w16="http://schemas.microsoft.com/office/word/2018/wordml" xmlns:w16sdtdh="http://schemas.microsoft.com/office/word/2020/wordml/sdtdatahash" xmlns:w16se="http://schemas.microsoft.com/office/word/2015/wordml/symex" mc:Ignorable="w14 w15 w16se w16cid w16 w16cex w16sdtdh">
+<w:styles xmlns:mc="http://schemas.openxmlformats.org/markup-compatibility/2006" xmlns:r="http://schemas.openxmlformats.org/officeDocument/2006/relationships" xmlns:w="http://schemas.openxmlformats.org/wordprocessingml/2006/main" xmlns:w14="http://schemas.microsoft.com/office/word/2010/wordml" xmlns:w15="http://schemas.microsoft.com/office/word/2012/wordml" xmlns:w16cid="http://schemas.microsoft.com/office/word/2016/wordml/cid" xmlns:w16se="http://schemas.microsoft.com/office/word/2015/wordml/symex" mc:Ignorable="w14 w15 w16se w16cid">
   <w:docDefaults>
     <w:rPrDefault>
       <w:rPr>
@@ -8389,7 +8147,7 @@
       </w:pPr>
     </w:pPrDefault>
   </w:docDefaults>
-  <w:latentStyles w:defLockedState="0" w:defUIPriority="99" w:defSemiHidden="0" w:defUnhideWhenUsed="0" w:defQFormat="0" w:count="376">
+  <w:latentStyles w:defLockedState="0" w:defUIPriority="99" w:defSemiHidden="0" w:defUnhideWhenUsed="0" w:defQFormat="0" w:count="375">
     <w:lsdException w:name="Normal" w:uiPriority="0" w:qFormat="1"/>
     <w:lsdException w:name="heading 1" w:uiPriority="9" w:qFormat="1"/>
     <w:lsdException w:name="heading 2" w:semiHidden="1" w:uiPriority="9" w:unhideWhenUsed="1" w:qFormat="1"/>
@@ -8765,7 +8523,6 @@
     <w:lsdException w:name="Smart Hyperlink" w:semiHidden="1" w:unhideWhenUsed="1"/>
     <w:lsdException w:name="Hashtag" w:semiHidden="1" w:unhideWhenUsed="1"/>
     <w:lsdException w:name="Unresolved Mention" w:semiHidden="1" w:unhideWhenUsed="1"/>
-    <w:lsdException w:name="Smart Link" w:semiHidden="1" w:unhideWhenUsed="1"/>
   </w:latentStyles>
   <w:style w:type="paragraph" w:default="1" w:styleId="Normal">
     <w:name w:val="Normal"/>
@@ -9329,6 +9086,25 @@
       </w:tblBorders>
     </w:tblPr>
   </w:style>
+  <w:style w:type="paragraph" w:styleId="Caption">
+    <w:name w:val="caption"/>
+    <w:basedOn w:val="Normal"/>
+    <w:next w:val="Normal"/>
+    <w:uiPriority w:val="35"/>
+    <w:unhideWhenUsed/>
+    <w:qFormat/>
+    <w:rsid w:val="008D0EFF"/>
+    <w:pPr>
+      <w:spacing w:after="200" w:line="240" w:lineRule="auto"/>
+    </w:pPr>
+    <w:rPr>
+      <w:i/>
+      <w:iCs/>
+      <w:color w:val="0E2841" w:themeColor="text2"/>
+      <w:sz w:val="18"/>
+      <w:szCs w:val="18"/>
+    </w:rPr>
+  </w:style>
 </w:styles>
 </file>
 
@@ -9632,7 +9408,7 @@
 </file>
 
 <file path=customXml/itemProps1.xml><?xml version="1.0" encoding="utf-8"?>
-<ds:datastoreItem xmlns:ds="http://schemas.openxmlformats.org/officeDocument/2006/customXml" ds:itemID="{B4B7AD00-0E7E-4BCA-BDC2-2CAAAB940CCE}">
+<ds:datastoreItem xmlns:ds="http://schemas.openxmlformats.org/officeDocument/2006/customXml" ds:itemID="{63C0C864-2F5C-4004-90B7-31C0B7DA874F}">
   <ds:schemaRefs>
     <ds:schemaRef ds:uri="http://schemas.openxmlformats.org/officeDocument/2006/bibliography"/>
   </ds:schemaRefs>
